--- a/ADG/_실측판/16장/16장_역할전환과이후운영.docx
+++ b/ADG/_실측판/16장/16장_역할전환과이후운영.docx
@@ -16,7 +16,30 @@
           <w:rFonts w:ascii="맑은 고딕" w:hAnsi="맑은 고딕" w:eastAsia="맑은 고딕"/>
           <w:sz w:val="21"/>
         </w:rPr>
-        <w:t>1장부터 15장까지 구성하고 감시했지만 **한 번도 역할을 바꾸지는 않았다.** Data Guard를 만든 이유가 그것인데도 그렇다. **시험해 보지 않은 전환은 없는 것과 같다.**</w:t>
+        <w:t xml:space="preserve">1장부터 15장까지 구성하고 감시했지만 </w:t>
+      </w:r>
+      <w:r>
+        <w:rPr>
+          <w:rFonts w:ascii="맑은 고딕" w:hAnsi="맑은 고딕" w:eastAsia="맑은 고딕"/>
+          <w:b/>
+          <w:sz w:val="21"/>
+        </w:rPr>
+        <w:t xml:space="preserve">한 번도 역할을 바꾸지는 않았다.</w:t>
+      </w:r>
+      <w:r>
+        <w:rPr>
+          <w:rFonts w:ascii="맑은 고딕" w:hAnsi="맑은 고딕" w:eastAsia="맑은 고딕"/>
+          <w:sz w:val="21"/>
+        </w:rPr>
+        <w:t xml:space="preserve"> Data Guard를 만든 이유가 그것인데도 그렇다. </w:t>
+      </w:r>
+      <w:r>
+        <w:rPr>
+          <w:rFonts w:ascii="맑은 고딕" w:hAnsi="맑은 고딕" w:eastAsia="맑은 고딕"/>
+          <w:b/>
+          <w:sz w:val="21"/>
+        </w:rPr>
+        <w:t xml:space="preserve">시험해 보지 않은 전환은 없는 것과 같다.</w:t>
       </w:r>
     </w:p>
     <w:p>
@@ -54,10 +77,17 @@
       </w:pPr>
       <w:r>
         <w:rPr>
-          <w:rFonts w:ascii="맑은 고딕" w:hAnsi="맑은 고딕" w:eastAsia="맑은 고딕"/>
-          <w:sz w:val="21"/>
-        </w:rPr>
-        <w:t>`V$DATABASE.SWITCHOVER_STATUS`의 값을 역할별로 해석한다.</w:t>
+          <w:rFonts w:ascii="Consolas" w:hAnsi="Consolas" w:eastAsia="맑은 고딕"/>
+          <w:sz w:val="21"/>
+        </w:rPr>
+        <w:t xml:space="preserve">V$DATABASE.SWITCHOVER_STATUS</w:t>
+      </w:r>
+      <w:r>
+        <w:rPr>
+          <w:rFonts w:ascii="맑은 고딕" w:hAnsi="맑은 고딕" w:eastAsia="맑은 고딕"/>
+          <w:sz w:val="21"/>
+        </w:rPr>
+        <w:t xml:space="preserve">의 값을 역할별로 해석한다.</w:t>
       </w:r>
     </w:p>
     <w:p>
@@ -103,9 +133,17 @@
       <w:r>
         <w:rPr>
           <w:rFonts w:ascii="맑은 고딕" w:hAnsi="맑은 고딕" w:eastAsia="맑은 고딕"/>
-          <w:sz w:val="21"/>
-        </w:rPr>
-        <w:t>**Broker 환경에서 SQL로 전환하면 어떻게 되는지** 실측으로 확인하고 복구한다.</w:t>
+          <w:b/>
+          <w:sz w:val="21"/>
+        </w:rPr>
+        <w:t xml:space="preserve">Broker 환경에서 SQL로 전환하면 어떻게 되는지</w:t>
+      </w:r>
+      <w:r>
+        <w:rPr>
+          <w:rFonts w:ascii="맑은 고딕" w:hAnsi="맑은 고딕" w:eastAsia="맑은 고딕"/>
+          <w:sz w:val="21"/>
+        </w:rPr>
+        <w:t xml:space="preserve"> 실측으로 확인하고 복구한다.</w:t>
       </w:r>
     </w:p>
     <w:p>
@@ -117,7 +155,21 @@
           <w:rFonts w:ascii="맑은 고딕" w:hAnsi="맑은 고딕" w:eastAsia="맑은 고딕"/>
           <w:sz w:val="21"/>
         </w:rPr>
-        <w:t>플래시백을 켜고 Failover 후 `REINSTATE`로 옛 Primary를 되살린다.</w:t>
+        <w:t xml:space="preserve">플래시백을 켜고 Failover 후 </w:t>
+      </w:r>
+      <w:r>
+        <w:rPr>
+          <w:rFonts w:ascii="Consolas" w:hAnsi="Consolas" w:eastAsia="맑은 고딕"/>
+          <w:sz w:val="21"/>
+        </w:rPr>
+        <w:t xml:space="preserve">REINSTATE</w:t>
+      </w:r>
+      <w:r>
+        <w:rPr>
+          <w:rFonts w:ascii="맑은 고딕" w:hAnsi="맑은 고딕" w:eastAsia="맑은 고딕"/>
+          <w:sz w:val="21"/>
+        </w:rPr>
+        <w:t xml:space="preserve">로 옛 Primary를 되살린다.</w:t>
       </w:r>
     </w:p>
     <w:p>
@@ -277,9 +329,10 @@
             <w:r>
               <w:rPr>
                 <w:rFonts w:ascii="맑은 고딕" w:hAnsi="맑은 고딕" w:eastAsia="맑은 고딕"/>
-                <w:sz w:val="19"/>
-              </w:rPr>
-              <w:t>**없다**</w:t>
+                <w:b/>
+                <w:sz w:val="19"/>
+              </w:rPr>
+              <w:t xml:space="preserve">없다</w:t>
             </w:r>
           </w:p>
         </w:tc>
@@ -291,9 +344,10 @@
             <w:r>
               <w:rPr>
                 <w:rFonts w:ascii="맑은 고딕" w:hAnsi="맑은 고딕" w:eastAsia="맑은 고딕"/>
-                <w:sz w:val="19"/>
-              </w:rPr>
-              <w:t>**있을 수 있다**</w:t>
+                <w:b/>
+                <w:sz w:val="19"/>
+              </w:rPr>
+              <w:t xml:space="preserve">있을 수 있다</w:t>
             </w:r>
           </w:p>
         </w:tc>
@@ -337,7 +391,22 @@
                 <w:rFonts w:ascii="맑은 고딕" w:hAnsi="맑은 고딕" w:eastAsia="맑은 고딕"/>
                 <w:sz w:val="19"/>
               </w:rPr>
-              <w:t>버려지거나 **Reinstate** 필요</w:t>
+              <w:t xml:space="preserve">버려지거나 </w:t>
+            </w:r>
+            <w:r>
+              <w:rPr>
+                <w:rFonts w:ascii="맑은 고딕" w:hAnsi="맑은 고딕" w:eastAsia="맑은 고딕"/>
+                <w:b/>
+                <w:sz w:val="19"/>
+              </w:rPr>
+              <w:t xml:space="preserve">Reinstate</w:t>
+            </w:r>
+            <w:r>
+              <w:rPr>
+                <w:rFonts w:ascii="맑은 고딕" w:hAnsi="맑은 고딕" w:eastAsia="맑은 고딕"/>
+                <w:sz w:val="19"/>
+              </w:rPr>
+              <w:t xml:space="preserve"> 필요</w:t>
             </w:r>
           </w:p>
         </w:tc>
@@ -436,9 +505,17 @@
       <w:r>
         <w:rPr>
           <w:rFonts w:ascii="맑은 고딕" w:hAnsi="맑은 고딕" w:eastAsia="맑은 고딕"/>
-          <w:sz w:val="21"/>
-        </w:rPr>
-        <w:t>**손실 여부가 핵심 차이다.** Switchover는 Primary가 살아 있으므로 남은 리두를 모두 보내고 바꾼다. Failover는 그럴 수 없으므로 받은 데까지만 살린다.</w:t>
+          <w:b/>
+          <w:sz w:val="21"/>
+        </w:rPr>
+        <w:t xml:space="preserve">손실 여부가 핵심 차이다.</w:t>
+      </w:r>
+      <w:r>
+        <w:rPr>
+          <w:rFonts w:ascii="맑은 고딕" w:hAnsi="맑은 고딕" w:eastAsia="맑은 고딕"/>
+          <w:sz w:val="21"/>
+        </w:rPr>
+        <w:t xml:space="preserve"> Switchover는 Primary가 살아 있으므로 남은 리두를 모두 보내고 바꾼다. Failover는 그럴 수 없으므로 받은 데까지만 살린다.</w:t>
       </w:r>
     </w:p>
     <w:p>
@@ -447,7 +524,64 @@
           <w:rFonts w:ascii="맑은 고딕" w:hAnsi="맑은 고딕" w:eastAsia="맑은 고딕"/>
           <w:sz w:val="21"/>
         </w:rPr>
-        <w:t>14장의 `VALIDATE` 출력에서 이미 드러났다. 전송을 껐을 때 `Ready for Switchover: No`이면서 `Ready for Failover: Yes`였다. **무손실이어야 하는 쪽만 막힌 것**이다. 그래서 Switchover를 정기적으로 훈련한다. 되돌릴 수 있어 반복할 수 있기 때문이다.</w:t>
+        <w:t xml:space="preserve">14장의 </w:t>
+      </w:r>
+      <w:r>
+        <w:rPr>
+          <w:rFonts w:ascii="Consolas" w:hAnsi="Consolas" w:eastAsia="맑은 고딕"/>
+          <w:sz w:val="21"/>
+        </w:rPr>
+        <w:t xml:space="preserve">VALIDATE</w:t>
+      </w:r>
+      <w:r>
+        <w:rPr>
+          <w:rFonts w:ascii="맑은 고딕" w:hAnsi="맑은 고딕" w:eastAsia="맑은 고딕"/>
+          <w:sz w:val="21"/>
+        </w:rPr>
+        <w:t xml:space="preserve"> 출력에서 이미 드러났다. 전송을 껐을 때 </w:t>
+      </w:r>
+      <w:r>
+        <w:rPr>
+          <w:rFonts w:ascii="Consolas" w:hAnsi="Consolas" w:eastAsia="맑은 고딕"/>
+          <w:sz w:val="21"/>
+        </w:rPr>
+        <w:t xml:space="preserve">Ready for Switchover: No</w:t>
+      </w:r>
+      <w:r>
+        <w:rPr>
+          <w:rFonts w:ascii="맑은 고딕" w:hAnsi="맑은 고딕" w:eastAsia="맑은 고딕"/>
+          <w:sz w:val="21"/>
+        </w:rPr>
+        <w:t xml:space="preserve">이면서 </w:t>
+      </w:r>
+      <w:r>
+        <w:rPr>
+          <w:rFonts w:ascii="Consolas" w:hAnsi="Consolas" w:eastAsia="맑은 고딕"/>
+          <w:sz w:val="21"/>
+        </w:rPr>
+        <w:t xml:space="preserve">Ready for Failover: Yes</w:t>
+      </w:r>
+      <w:r>
+        <w:rPr>
+          <w:rFonts w:ascii="맑은 고딕" w:hAnsi="맑은 고딕" w:eastAsia="맑은 고딕"/>
+          <w:sz w:val="21"/>
+        </w:rPr>
+        <w:t xml:space="preserve">였다. </w:t>
+      </w:r>
+      <w:r>
+        <w:rPr>
+          <w:rFonts w:ascii="맑은 고딕" w:hAnsi="맑은 고딕" w:eastAsia="맑은 고딕"/>
+          <w:b/>
+          <w:sz w:val="21"/>
+        </w:rPr>
+        <w:t xml:space="preserve">무손실이어야 하는 쪽만 막힌 것</w:t>
+      </w:r>
+      <w:r>
+        <w:rPr>
+          <w:rFonts w:ascii="맑은 고딕" w:hAnsi="맑은 고딕" w:eastAsia="맑은 고딕"/>
+          <w:sz w:val="21"/>
+        </w:rPr>
+        <w:t xml:space="preserve">이다. 그래서 Switchover를 정기적으로 훈련한다. 되돌릴 수 있어 반복할 수 있기 때문이다.</w:t>
       </w:r>
     </w:p>
     <w:p>
@@ -679,7 +813,15 @@
           <w:rFonts w:ascii="맑은 고딕" w:hAnsi="맑은 고딕" w:eastAsia="맑은 고딕"/>
           <w:sz w:val="21"/>
         </w:rPr>
-        <w:t>두 값이 다르다. **이것이 정상이다.**</w:t>
+        <w:t xml:space="preserve">두 값이 다르다. </w:t>
+      </w:r>
+      <w:r>
+        <w:rPr>
+          <w:rFonts w:ascii="맑은 고딕" w:hAnsi="맑은 고딕" w:eastAsia="맑은 고딕"/>
+          <w:b/>
+          <w:sz w:val="21"/>
+        </w:rPr>
+        <w:t xml:space="preserve">이것이 정상이다.</w:t>
       </w:r>
     </w:p>
     <w:tbl>
@@ -751,10 +893,10 @@
           <w:p>
             <w:r>
               <w:rPr>
-                <w:rFonts w:ascii="맑은 고딕" w:hAnsi="맑은 고딕" w:eastAsia="맑은 고딕"/>
-                <w:sz w:val="19"/>
-              </w:rPr>
-              <w:t>`TO STANDBY`</w:t>
+                <w:rFonts w:ascii="Consolas" w:hAnsi="Consolas" w:eastAsia="맑은 고딕"/>
+                <w:sz w:val="19"/>
+              </w:rPr>
+              <w:t xml:space="preserve">TO STANDBY</w:t>
             </w:r>
           </w:p>
         </w:tc>
@@ -795,10 +937,10 @@
           <w:p>
             <w:r>
               <w:rPr>
-                <w:rFonts w:ascii="맑은 고딕" w:hAnsi="맑은 고딕" w:eastAsia="맑은 고딕"/>
-                <w:sz w:val="19"/>
-              </w:rPr>
-              <w:t>`NOT ALLOWED`</w:t>
+                <w:rFonts w:ascii="Consolas" w:hAnsi="Consolas" w:eastAsia="맑은 고딕"/>
+                <w:sz w:val="19"/>
+              </w:rPr>
+              <w:t xml:space="preserve">NOT ALLOWED</w:t>
             </w:r>
           </w:p>
         </w:tc>
@@ -824,9 +966,10 @@
             <w:r>
               <w:rPr>
                 <w:rFonts w:ascii="맑은 고딕" w:hAnsi="맑은 고딕" w:eastAsia="맑은 고딕"/>
-                <w:sz w:val="19"/>
-              </w:rPr>
-              <w:t>**여기서는 명령을 시작할 수 없다**</w:t>
+                <w:b/>
+                <w:sz w:val="19"/>
+              </w:rPr>
+              <w:t xml:space="preserve">여기서는 명령을 시작할 수 없다</w:t>
             </w:r>
           </w:p>
         </w:tc>
@@ -839,10 +982,10 @@
           <w:p>
             <w:r>
               <w:rPr>
-                <w:rFonts w:ascii="맑은 고딕" w:hAnsi="맑은 고딕" w:eastAsia="맑은 고딕"/>
-                <w:sz w:val="19"/>
-              </w:rPr>
-              <w:t>`SESSIONS ACTIVE`</w:t>
+                <w:rFonts w:ascii="Consolas" w:hAnsi="Consolas" w:eastAsia="맑은 고딕"/>
+                <w:sz w:val="19"/>
+              </w:rPr>
+              <w:t xml:space="preserve">SESSIONS ACTIVE</w:t>
             </w:r>
           </w:p>
         </w:tc>
@@ -883,10 +1026,24 @@
           <w:p>
             <w:r>
               <w:rPr>
+                <w:rFonts w:ascii="Consolas" w:hAnsi="Consolas" w:eastAsia="맑은 고딕"/>
+                <w:sz w:val="19"/>
+              </w:rPr>
+              <w:t xml:space="preserve">TO PRIMARY</w:t>
+            </w:r>
+            <w:r>
+              <w:rPr>
                 <w:rFonts w:ascii="맑은 고딕" w:hAnsi="맑은 고딕" w:eastAsia="맑은 고딕"/>
                 <w:sz w:val="19"/>
               </w:rPr>
-              <w:t>`TO PRIMARY` / `RECOVERY NEEDED`</w:t>
+              <w:t xml:space="preserve"> / </w:t>
+            </w:r>
+            <w:r>
+              <w:rPr>
+                <w:rFonts w:ascii="Consolas" w:hAnsi="Consolas" w:eastAsia="맑은 고딕"/>
+                <w:sz w:val="19"/>
+              </w:rPr>
+              <w:t xml:space="preserve">RECOVERY NEEDED</w:t>
             </w:r>
           </w:p>
         </w:tc>
@@ -924,10 +1081,34 @@
     <w:p>
       <w:r>
         <w:rPr>
-          <w:rFonts w:ascii="맑은 고딕" w:hAnsi="맑은 고딕" w:eastAsia="맑은 고딕"/>
-          <w:sz w:val="21"/>
-        </w:rPr>
-        <w:t>**`NOT ALLOWED`를 문제로 읽지 않는다.** 명령은 Primary 쪽에서 낸다. 15장에서 반복한 주제가 여기서도 나온다. **뷰의 값이 무엇을 뜻하는지 알아야 판정할 수 있다.**</w:t>
+          <w:rFonts w:ascii="Consolas" w:hAnsi="Consolas" w:eastAsia="맑은 고딕"/>
+          <w:b/>
+          <w:sz w:val="21"/>
+        </w:rPr>
+        <w:t xml:space="preserve">NOT ALLOWED</w:t>
+      </w:r>
+      <w:r>
+        <w:rPr>
+          <w:rFonts w:ascii="맑은 고딕" w:hAnsi="맑은 고딕" w:eastAsia="맑은 고딕"/>
+          <w:b/>
+          <w:sz w:val="21"/>
+        </w:rPr>
+        <w:t xml:space="preserve">를 문제로 읽지 않는다.</w:t>
+      </w:r>
+      <w:r>
+        <w:rPr>
+          <w:rFonts w:ascii="맑은 고딕" w:hAnsi="맑은 고딕" w:eastAsia="맑은 고딕"/>
+          <w:sz w:val="21"/>
+        </w:rPr>
+        <w:t xml:space="preserve"> 명령은 Primary 쪽에서 낸다. 15장에서 반복한 주제가 여기서도 나온다. </w:t>
+      </w:r>
+      <w:r>
+        <w:rPr>
+          <w:rFonts w:ascii="맑은 고딕" w:hAnsi="맑은 고딕" w:eastAsia="맑은 고딕"/>
+          <w:b/>
+          <w:sz w:val="21"/>
+        </w:rPr>
+        <w:t xml:space="preserve">뷰의 값이 무엇을 뜻하는지 알아야 판정할 수 있다.</w:t>
       </w:r>
     </w:p>
     <w:p>
@@ -1190,19 +1371,85 @@
     <w:p>
       <w:r>
         <w:rPr>
-          <w:rFonts w:ascii="맑은 고딕" w:hAnsi="맑은 고딕" w:eastAsia="맑은 고딕"/>
-          <w:sz w:val="21"/>
-        </w:rPr>
-        <w:t>**`Ready for Switchover: Yes`가 진행 신호**다. 14장에서 이 값이 `No`가 되는 두 상황을 만들어 봤다. 전송이 꺼졌을 때와 `DelayMins`가 걸렸을 때다.</w:t>
+          <w:rFonts w:ascii="Consolas" w:hAnsi="Consolas" w:eastAsia="맑은 고딕"/>
+          <w:b/>
+          <w:sz w:val="21"/>
+        </w:rPr>
+        <w:t xml:space="preserve">Ready for Switchover: Yes</w:t>
+      </w:r>
+      <w:r>
+        <w:rPr>
+          <w:rFonts w:ascii="맑은 고딕" w:hAnsi="맑은 고딕" w:eastAsia="맑은 고딕"/>
+          <w:b/>
+          <w:sz w:val="21"/>
+        </w:rPr>
+        <w:t xml:space="preserve">가 진행 신호</w:t>
+      </w:r>
+      <w:r>
+        <w:rPr>
+          <w:rFonts w:ascii="맑은 고딕" w:hAnsi="맑은 고딕" w:eastAsia="맑은 고딕"/>
+          <w:sz w:val="21"/>
+        </w:rPr>
+        <w:t xml:space="preserve">다. 14장에서 이 값이 </w:t>
+      </w:r>
+      <w:r>
+        <w:rPr>
+          <w:rFonts w:ascii="Consolas" w:hAnsi="Consolas" w:eastAsia="맑은 고딕"/>
+          <w:sz w:val="21"/>
+        </w:rPr>
+        <w:t xml:space="preserve">No</w:t>
+      </w:r>
+      <w:r>
+        <w:rPr>
+          <w:rFonts w:ascii="맑은 고딕" w:hAnsi="맑은 고딕" w:eastAsia="맑은 고딕"/>
+          <w:sz w:val="21"/>
+        </w:rPr>
+        <w:t xml:space="preserve">가 되는 두 상황을 만들어 봤다. 전송이 꺼졌을 때와 </w:t>
+      </w:r>
+      <w:r>
+        <w:rPr>
+          <w:rFonts w:ascii="Consolas" w:hAnsi="Consolas" w:eastAsia="맑은 고딕"/>
+          <w:sz w:val="21"/>
+        </w:rPr>
+        <w:t xml:space="preserve">DelayMins</w:t>
+      </w:r>
+      <w:r>
+        <w:rPr>
+          <w:rFonts w:ascii="맑은 고딕" w:hAnsi="맑은 고딕" w:eastAsia="맑은 고딕"/>
+          <w:sz w:val="21"/>
+        </w:rPr>
+        <w:t xml:space="preserve">가 걸렸을 때다.</w:t>
       </w:r>
     </w:p>
     <w:p>
       <w:r>
         <w:rPr>
-          <w:rFonts w:ascii="맑은 고딕" w:hAnsi="맑은 고딕" w:eastAsia="맑은 고딕"/>
-          <w:sz w:val="21"/>
-        </w:rPr>
-        <w:t>`static connect identifier` 검사도 의미가 커진다. 전환 과정에 **DGMGRL이 상대 인스턴스를 기동하는 단계**가 있고 그때 이 등록을 쓴다.</w:t>
+          <w:rFonts w:ascii="Consolas" w:hAnsi="Consolas" w:eastAsia="맑은 고딕"/>
+          <w:sz w:val="21"/>
+        </w:rPr>
+        <w:t xml:space="preserve">static connect identifier</w:t>
+      </w:r>
+      <w:r>
+        <w:rPr>
+          <w:rFonts w:ascii="맑은 고딕" w:hAnsi="맑은 고딕" w:eastAsia="맑은 고딕"/>
+          <w:sz w:val="21"/>
+        </w:rPr>
+        <w:t xml:space="preserve"> 검사도 의미가 커진다. 전환 과정에 </w:t>
+      </w:r>
+      <w:r>
+        <w:rPr>
+          <w:rFonts w:ascii="맑은 고딕" w:hAnsi="맑은 고딕" w:eastAsia="맑은 고딕"/>
+          <w:b/>
+          <w:sz w:val="21"/>
+        </w:rPr>
+        <w:t xml:space="preserve">DGMGRL이 상대 인스턴스를 기동하는 단계</w:t>
+      </w:r>
+      <w:r>
+        <w:rPr>
+          <w:rFonts w:ascii="맑은 고딕" w:hAnsi="맑은 고딕" w:eastAsia="맑은 고딕"/>
+          <w:sz w:val="21"/>
+        </w:rPr>
+        <w:t xml:space="preserve">가 있고 그때 이 등록을 쓴다.</w:t>
       </w:r>
     </w:p>
     <w:tbl>
@@ -1237,81 +1484,349 @@
             <w:r>
               <w:rPr>
                 <w:rFonts w:ascii="맑은 고딕" w:hAnsi="맑은 고딕" w:eastAsia="맑은 고딕"/>
+                <w:b/>
                 <w:sz w:val="20"/>
               </w:rPr>
-              <w:t>**①** `SHOW CONFIGURATION`이 `SUCCESS`인가.</w:t>
-            </w:r>
-          </w:p>
-          <w:p>
-            <w:pPr>
-              <w:spacing w:after="20"/>
-            </w:pPr>
+              <w:t xml:space="preserve">①</w:t>
+            </w:r>
             <w:r>
               <w:rPr>
                 <w:rFonts w:ascii="맑은 고딕" w:hAnsi="맑은 고딕" w:eastAsia="맑은 고딕"/>
                 <w:sz w:val="20"/>
               </w:rPr>
-              <w:t>**②** `VALIDATE DATABASE '&lt;대상&gt;'`의 `Ready for Switchover`가 `Yes`인가.</w:t>
-            </w:r>
-          </w:p>
-          <w:p>
-            <w:pPr>
-              <w:spacing w:after="20"/>
-            </w:pPr>
+              <w:t xml:space="preserve"> </w:t>
+            </w:r>
+            <w:r>
+              <w:rPr>
+                <w:rFonts w:ascii="Consolas" w:hAnsi="Consolas" w:eastAsia="맑은 고딕"/>
+                <w:sz w:val="20"/>
+              </w:rPr>
+              <w:t xml:space="preserve">SHOW CONFIGURATION</w:t>
+            </w:r>
             <w:r>
               <w:rPr>
                 <w:rFonts w:ascii="맑은 고딕" w:hAnsi="맑은 고딕" w:eastAsia="맑은 고딕"/>
                 <w:sz w:val="20"/>
               </w:rPr>
-              <w:t>**③** Primary의 `SWITCHOVER_STATUS`가 `TO STANDBY`인가. `SESSIONS ACTIVE`라면 세션을 정리한다.</w:t>
-            </w:r>
-          </w:p>
-          <w:p>
-            <w:pPr>
-              <w:spacing w:after="20"/>
-            </w:pPr>
+              <w:t xml:space="preserve">이 </w:t>
+            </w:r>
+            <w:r>
+              <w:rPr>
+                <w:rFonts w:ascii="Consolas" w:hAnsi="Consolas" w:eastAsia="맑은 고딕"/>
+                <w:sz w:val="20"/>
+              </w:rPr>
+              <w:t xml:space="preserve">SUCCESS</w:t>
+            </w:r>
             <w:r>
               <w:rPr>
                 <w:rFonts w:ascii="맑은 고딕" w:hAnsi="맑은 고딕" w:eastAsia="맑은 고딕"/>
                 <w:sz w:val="20"/>
               </w:rPr>
-              <w:t>**④** 두 지연이 0인가. 15장에서 배운 대로 **지연만 믿지 말고** `SRL_ACTIVE`와 `MRP0`도 함께 본다.</w:t>
+              <w:t xml:space="preserve">인가.</w:t>
             </w:r>
           </w:p>
           <w:p>
             <w:pPr>
               <w:spacing w:after="20"/>
             </w:pPr>
+            <w:r>
+              <w:rPr>
+                <w:rFonts w:ascii="맑은 고딕" w:hAnsi="맑은 고딕" w:eastAsia="맑은 고딕"/>
+                <w:b/>
+                <w:sz w:val="20"/>
+              </w:rPr>
+              <w:t xml:space="preserve">②</w:t>
+            </w:r>
             <w:r>
               <w:rPr>
                 <w:rFonts w:ascii="맑은 고딕" w:hAnsi="맑은 고딕" w:eastAsia="맑은 고딕"/>
                 <w:sz w:val="20"/>
               </w:rPr>
-              <w:t>**⑤** `VERBOSE`의 `Future` 구성이 `Sufficient SRLs`인가.</w:t>
-            </w:r>
-          </w:p>
-          <w:p>
-            <w:pPr>
-              <w:spacing w:after="20"/>
-            </w:pPr>
+              <w:t xml:space="preserve"> </w:t>
+            </w:r>
+            <w:r>
+              <w:rPr>
+                <w:rFonts w:ascii="Consolas" w:hAnsi="Consolas" w:eastAsia="맑은 고딕"/>
+                <w:sz w:val="20"/>
+              </w:rPr>
+              <w:t xml:space="preserve">VALIDATE DATABASE '&lt;대상&gt;'</w:t>
+            </w:r>
             <w:r>
               <w:rPr>
                 <w:rFonts w:ascii="맑은 고딕" w:hAnsi="맑은 고딕" w:eastAsia="맑은 고딕"/>
                 <w:sz w:val="20"/>
               </w:rPr>
-              <w:t>**⑥** 애플리케이션 접속 문자열이 양쪽을 가리키는가. 전환 후 재접속 방법을 정해 두었는가.</w:t>
-            </w:r>
-          </w:p>
-          <w:p>
-            <w:pPr>
-              <w:spacing w:after="20"/>
-            </w:pPr>
+              <w:t xml:space="preserve">의 </w:t>
+            </w:r>
+            <w:r>
+              <w:rPr>
+                <w:rFonts w:ascii="Consolas" w:hAnsi="Consolas" w:eastAsia="맑은 고딕"/>
+                <w:sz w:val="20"/>
+              </w:rPr>
+              <w:t xml:space="preserve">Ready for Switchover</w:t>
+            </w:r>
             <w:r>
               <w:rPr>
                 <w:rFonts w:ascii="맑은 고딕" w:hAnsi="맑은 고딕" w:eastAsia="맑은 고딕"/>
                 <w:sz w:val="20"/>
               </w:rPr>
-              <w:t>**⑦** 되돌릴 시간을 확보했는가. 실측 소요는 **약 1분**이지만 애플리케이션 확인까지 포함해 계획한다.</w:t>
+              <w:t xml:space="preserve">가 </w:t>
+            </w:r>
+            <w:r>
+              <w:rPr>
+                <w:rFonts w:ascii="Consolas" w:hAnsi="Consolas" w:eastAsia="맑은 고딕"/>
+                <w:sz w:val="20"/>
+              </w:rPr>
+              <w:t xml:space="preserve">Yes</w:t>
+            </w:r>
+            <w:r>
+              <w:rPr>
+                <w:rFonts w:ascii="맑은 고딕" w:hAnsi="맑은 고딕" w:eastAsia="맑은 고딕"/>
+                <w:sz w:val="20"/>
+              </w:rPr>
+              <w:t xml:space="preserve">인가.</w:t>
+            </w:r>
+          </w:p>
+          <w:p>
+            <w:pPr>
+              <w:spacing w:after="20"/>
+            </w:pPr>
+            <w:r>
+              <w:rPr>
+                <w:rFonts w:ascii="맑은 고딕" w:hAnsi="맑은 고딕" w:eastAsia="맑은 고딕"/>
+                <w:b/>
+                <w:sz w:val="20"/>
+              </w:rPr>
+              <w:t xml:space="preserve">③</w:t>
+            </w:r>
+            <w:r>
+              <w:rPr>
+                <w:rFonts w:ascii="맑은 고딕" w:hAnsi="맑은 고딕" w:eastAsia="맑은 고딕"/>
+                <w:sz w:val="20"/>
+              </w:rPr>
+              <w:t xml:space="preserve"> Primary의 </w:t>
+            </w:r>
+            <w:r>
+              <w:rPr>
+                <w:rFonts w:ascii="Consolas" w:hAnsi="Consolas" w:eastAsia="맑은 고딕"/>
+                <w:sz w:val="20"/>
+              </w:rPr>
+              <w:t xml:space="preserve">SWITCHOVER_STATUS</w:t>
+            </w:r>
+            <w:r>
+              <w:rPr>
+                <w:rFonts w:ascii="맑은 고딕" w:hAnsi="맑은 고딕" w:eastAsia="맑은 고딕"/>
+                <w:sz w:val="20"/>
+              </w:rPr>
+              <w:t xml:space="preserve">가 </w:t>
+            </w:r>
+            <w:r>
+              <w:rPr>
+                <w:rFonts w:ascii="Consolas" w:hAnsi="Consolas" w:eastAsia="맑은 고딕"/>
+                <w:sz w:val="20"/>
+              </w:rPr>
+              <w:t xml:space="preserve">TO STANDBY</w:t>
+            </w:r>
+            <w:r>
+              <w:rPr>
+                <w:rFonts w:ascii="맑은 고딕" w:hAnsi="맑은 고딕" w:eastAsia="맑은 고딕"/>
+                <w:sz w:val="20"/>
+              </w:rPr>
+              <w:t xml:space="preserve">인가. </w:t>
+            </w:r>
+            <w:r>
+              <w:rPr>
+                <w:rFonts w:ascii="Consolas" w:hAnsi="Consolas" w:eastAsia="맑은 고딕"/>
+                <w:sz w:val="20"/>
+              </w:rPr>
+              <w:t xml:space="preserve">SESSIONS ACTIVE</w:t>
+            </w:r>
+            <w:r>
+              <w:rPr>
+                <w:rFonts w:ascii="맑은 고딕" w:hAnsi="맑은 고딕" w:eastAsia="맑은 고딕"/>
+                <w:sz w:val="20"/>
+              </w:rPr>
+              <w:t xml:space="preserve">라면 세션을 정리한다.</w:t>
+            </w:r>
+          </w:p>
+          <w:p>
+            <w:pPr>
+              <w:spacing w:after="20"/>
+            </w:pPr>
+            <w:r>
+              <w:rPr>
+                <w:rFonts w:ascii="맑은 고딕" w:hAnsi="맑은 고딕" w:eastAsia="맑은 고딕"/>
+                <w:b/>
+                <w:sz w:val="20"/>
+              </w:rPr>
+              <w:t xml:space="preserve">④</w:t>
+            </w:r>
+            <w:r>
+              <w:rPr>
+                <w:rFonts w:ascii="맑은 고딕" w:hAnsi="맑은 고딕" w:eastAsia="맑은 고딕"/>
+                <w:sz w:val="20"/>
+              </w:rPr>
+              <w:t xml:space="preserve"> 두 지연이 0인가. 15장에서 배운 대로 </w:t>
+            </w:r>
+            <w:r>
+              <w:rPr>
+                <w:rFonts w:ascii="맑은 고딕" w:hAnsi="맑은 고딕" w:eastAsia="맑은 고딕"/>
+                <w:b/>
+                <w:sz w:val="20"/>
+              </w:rPr>
+              <w:t xml:space="preserve">지연만 믿지 말고</w:t>
+            </w:r>
+            <w:r>
+              <w:rPr>
+                <w:rFonts w:ascii="맑은 고딕" w:hAnsi="맑은 고딕" w:eastAsia="맑은 고딕"/>
+                <w:sz w:val="20"/>
+              </w:rPr>
+              <w:t xml:space="preserve"> </w:t>
+            </w:r>
+            <w:r>
+              <w:rPr>
+                <w:rFonts w:ascii="Consolas" w:hAnsi="Consolas" w:eastAsia="맑은 고딕"/>
+                <w:sz w:val="20"/>
+              </w:rPr>
+              <w:t xml:space="preserve">SRL_ACTIVE</w:t>
+            </w:r>
+            <w:r>
+              <w:rPr>
+                <w:rFonts w:ascii="맑은 고딕" w:hAnsi="맑은 고딕" w:eastAsia="맑은 고딕"/>
+                <w:sz w:val="20"/>
+              </w:rPr>
+              <w:t xml:space="preserve">와 </w:t>
+            </w:r>
+            <w:r>
+              <w:rPr>
+                <w:rFonts w:ascii="Consolas" w:hAnsi="Consolas" w:eastAsia="맑은 고딕"/>
+                <w:sz w:val="20"/>
+              </w:rPr>
+              <w:t xml:space="preserve">MRP0</w:t>
+            </w:r>
+            <w:r>
+              <w:rPr>
+                <w:rFonts w:ascii="맑은 고딕" w:hAnsi="맑은 고딕" w:eastAsia="맑은 고딕"/>
+                <w:sz w:val="20"/>
+              </w:rPr>
+              <w:t xml:space="preserve">도 함께 본다.</w:t>
+            </w:r>
+          </w:p>
+          <w:p>
+            <w:pPr>
+              <w:spacing w:after="20"/>
+            </w:pPr>
+            <w:r>
+              <w:rPr>
+                <w:rFonts w:ascii="맑은 고딕" w:hAnsi="맑은 고딕" w:eastAsia="맑은 고딕"/>
+                <w:b/>
+                <w:sz w:val="20"/>
+              </w:rPr>
+              <w:t xml:space="preserve">⑤</w:t>
+            </w:r>
+            <w:r>
+              <w:rPr>
+                <w:rFonts w:ascii="맑은 고딕" w:hAnsi="맑은 고딕" w:eastAsia="맑은 고딕"/>
+                <w:sz w:val="20"/>
+              </w:rPr>
+              <w:t xml:space="preserve"> </w:t>
+            </w:r>
+            <w:r>
+              <w:rPr>
+                <w:rFonts w:ascii="Consolas" w:hAnsi="Consolas" w:eastAsia="맑은 고딕"/>
+                <w:sz w:val="20"/>
+              </w:rPr>
+              <w:t xml:space="preserve">VERBOSE</w:t>
+            </w:r>
+            <w:r>
+              <w:rPr>
+                <w:rFonts w:ascii="맑은 고딕" w:hAnsi="맑은 고딕" w:eastAsia="맑은 고딕"/>
+                <w:sz w:val="20"/>
+              </w:rPr>
+              <w:t xml:space="preserve">의 </w:t>
+            </w:r>
+            <w:r>
+              <w:rPr>
+                <w:rFonts w:ascii="Consolas" w:hAnsi="Consolas" w:eastAsia="맑은 고딕"/>
+                <w:sz w:val="20"/>
+              </w:rPr>
+              <w:t xml:space="preserve">Future</w:t>
+            </w:r>
+            <w:r>
+              <w:rPr>
+                <w:rFonts w:ascii="맑은 고딕" w:hAnsi="맑은 고딕" w:eastAsia="맑은 고딕"/>
+                <w:sz w:val="20"/>
+              </w:rPr>
+              <w:t xml:space="preserve"> 구성이 </w:t>
+            </w:r>
+            <w:r>
+              <w:rPr>
+                <w:rFonts w:ascii="Consolas" w:hAnsi="Consolas" w:eastAsia="맑은 고딕"/>
+                <w:sz w:val="20"/>
+              </w:rPr>
+              <w:t xml:space="preserve">Sufficient SRLs</w:t>
+            </w:r>
+            <w:r>
+              <w:rPr>
+                <w:rFonts w:ascii="맑은 고딕" w:hAnsi="맑은 고딕" w:eastAsia="맑은 고딕"/>
+                <w:sz w:val="20"/>
+              </w:rPr>
+              <w:t xml:space="preserve">인가.</w:t>
+            </w:r>
+          </w:p>
+          <w:p>
+            <w:pPr>
+              <w:spacing w:after="20"/>
+            </w:pPr>
+            <w:r>
+              <w:rPr>
+                <w:rFonts w:ascii="맑은 고딕" w:hAnsi="맑은 고딕" w:eastAsia="맑은 고딕"/>
+                <w:b/>
+                <w:sz w:val="20"/>
+              </w:rPr>
+              <w:t xml:space="preserve">⑥</w:t>
+            </w:r>
+            <w:r>
+              <w:rPr>
+                <w:rFonts w:ascii="맑은 고딕" w:hAnsi="맑은 고딕" w:eastAsia="맑은 고딕"/>
+                <w:sz w:val="20"/>
+              </w:rPr>
+              <w:t xml:space="preserve"> 애플리케이션 접속 문자열이 양쪽을 가리키는가. 전환 후 재접속 방법을 정해 두었는가.</w:t>
+            </w:r>
+          </w:p>
+          <w:p>
+            <w:pPr>
+              <w:spacing w:after="20"/>
+            </w:pPr>
+            <w:r>
+              <w:rPr>
+                <w:rFonts w:ascii="맑은 고딕" w:hAnsi="맑은 고딕" w:eastAsia="맑은 고딕"/>
+                <w:b/>
+                <w:sz w:val="20"/>
+              </w:rPr>
+              <w:t xml:space="preserve">⑦</w:t>
+            </w:r>
+            <w:r>
+              <w:rPr>
+                <w:rFonts w:ascii="맑은 고딕" w:hAnsi="맑은 고딕" w:eastAsia="맑은 고딕"/>
+                <w:sz w:val="20"/>
+              </w:rPr>
+              <w:t xml:space="preserve"> 되돌릴 시간을 확보했는가. 실측 소요는 </w:t>
+            </w:r>
+            <w:r>
+              <w:rPr>
+                <w:rFonts w:ascii="맑은 고딕" w:hAnsi="맑은 고딕" w:eastAsia="맑은 고딕"/>
+                <w:b/>
+                <w:sz w:val="20"/>
+              </w:rPr>
+              <w:t xml:space="preserve">약 1분</w:t>
+            </w:r>
+            <w:r>
+              <w:rPr>
+                <w:rFonts w:ascii="맑은 고딕" w:hAnsi="맑은 고딕" w:eastAsia="맑은 고딕"/>
+                <w:sz w:val="20"/>
+              </w:rPr>
+              <w:t xml:space="preserve">이지만 애플리케이션 확인까지 포함해 계획한다.</w:t>
             </w:r>
           </w:p>
         </w:tc>
@@ -1526,9 +2041,17 @@
       <w:r>
         <w:rPr>
           <w:rFonts w:ascii="맑은 고딕" w:hAnsi="맑은 고딕" w:eastAsia="맑은 고딕"/>
-          <w:sz w:val="21"/>
-        </w:rPr>
-        <w:t>**실측 소요 약 64초.** 명령은 한 줄이고 나머지는 Broker가 한다.</w:t>
+          <w:b/>
+          <w:sz w:val="21"/>
+        </w:rPr>
+        <w:t xml:space="preserve">실측 소요 약 64초.</w:t>
+      </w:r>
+      <w:r>
+        <w:rPr>
+          <w:rFonts w:ascii="맑은 고딕" w:hAnsi="맑은 고딕" w:eastAsia="맑은 고딕"/>
+          <w:sz w:val="21"/>
+        </w:rPr>
+        <w:t xml:space="preserve"> 명령은 한 줄이고 나머지는 Broker가 한다.</w:t>
       </w:r>
     </w:p>
     <w:p>
@@ -1592,10 +2115,10 @@
           <w:p>
             <w:r>
               <w:rPr>
-                <w:rFonts w:ascii="맑은 고딕" w:hAnsi="맑은 고딕" w:eastAsia="맑은 고딕"/>
-                <w:sz w:val="19"/>
-              </w:rPr>
-              <w:t>`Performing switchover NOW`</w:t>
+                <w:rFonts w:ascii="Consolas" w:hAnsi="Consolas" w:eastAsia="맑은 고딕"/>
+                <w:sz w:val="19"/>
+              </w:rPr>
+              <w:t xml:space="preserve">Performing switchover NOW</w:t>
             </w:r>
           </w:p>
         </w:tc>
@@ -1622,10 +2145,10 @@
           <w:p>
             <w:r>
               <w:rPr>
-                <w:rFonts w:ascii="맑은 고딕" w:hAnsi="맑은 고딕" w:eastAsia="맑은 고딕"/>
-                <w:sz w:val="19"/>
-              </w:rPr>
-              <w:t>`... connection to database "boston"`</w:t>
+                <w:rFonts w:ascii="Consolas" w:hAnsi="Consolas" w:eastAsia="맑은 고딕"/>
+                <w:sz w:val="19"/>
+              </w:rPr>
+              <w:t xml:space="preserve">... connection to database "boston"</w:t>
             </w:r>
           </w:p>
         </w:tc>
@@ -1637,9 +2160,17 @@
             <w:r>
               <w:rPr>
                 <w:rFonts w:ascii="맑은 고딕" w:hAnsi="맑은 고딕" w:eastAsia="맑은 고딕"/>
-                <w:sz w:val="19"/>
-              </w:rPr>
-              <w:t>**대상에 접속**한다 (접속 식별자)</w:t>
+                <w:b/>
+                <w:sz w:val="19"/>
+              </w:rPr>
+              <w:t xml:space="preserve">대상에 접속</w:t>
+            </w:r>
+            <w:r>
+              <w:rPr>
+                <w:rFonts w:ascii="맑은 고딕" w:hAnsi="맑은 고딕" w:eastAsia="맑은 고딕"/>
+                <w:sz w:val="19"/>
+              </w:rPr>
+              <w:t xml:space="preserve">한다 (접속 식별자)</w:t>
             </w:r>
           </w:p>
         </w:tc>
@@ -1652,10 +2183,10 @@
           <w:p>
             <w:r>
               <w:rPr>
-                <w:rFonts w:ascii="맑은 고딕" w:hAnsi="맑은 고딕" w:eastAsia="맑은 고딕"/>
-                <w:sz w:val="19"/>
-              </w:rPr>
-              <w:t>`New primary ... is opening`</w:t>
+                <w:rFonts w:ascii="Consolas" w:hAnsi="Consolas" w:eastAsia="맑은 고딕"/>
+                <w:sz w:val="19"/>
+              </w:rPr>
+              <w:t xml:space="preserve">New primary ... is opening</w:t>
             </w:r>
           </w:p>
         </w:tc>
@@ -1682,10 +2213,10 @@
           <w:p>
             <w:r>
               <w:rPr>
-                <w:rFonts w:ascii="맑은 고딕" w:hAnsi="맑은 고딕" w:eastAsia="맑은 고딕"/>
-                <w:sz w:val="19"/>
-              </w:rPr>
-              <w:t>`... start up of instance "chicago"`</w:t>
+                <w:rFonts w:ascii="Consolas" w:hAnsi="Consolas" w:eastAsia="맑은 고딕"/>
+                <w:sz w:val="19"/>
+              </w:rPr>
+              <w:t xml:space="preserve">... start up of instance "chicago"</w:t>
             </w:r>
           </w:p>
         </w:tc>
@@ -1697,9 +2228,17 @@
             <w:r>
               <w:rPr>
                 <w:rFonts w:ascii="맑은 고딕" w:hAnsi="맑은 고딕" w:eastAsia="맑은 고딕"/>
-                <w:sz w:val="19"/>
-              </w:rPr>
-              <w:t>**옛 Primary를 다시 기동**한다 (정적 등록)</w:t>
+                <w:b/>
+                <w:sz w:val="19"/>
+              </w:rPr>
+              <w:t xml:space="preserve">옛 Primary를 다시 기동</w:t>
+            </w:r>
+            <w:r>
+              <w:rPr>
+                <w:rFonts w:ascii="맑은 고딕" w:hAnsi="맑은 고딕" w:eastAsia="맑은 고딕"/>
+                <w:sz w:val="19"/>
+              </w:rPr>
+              <w:t xml:space="preserve">한다 (정적 등록)</w:t>
             </w:r>
           </w:p>
         </w:tc>
@@ -1712,10 +2251,24 @@
           <w:p>
             <w:r>
               <w:rPr>
+                <w:rFonts w:ascii="Consolas" w:hAnsi="Consolas" w:eastAsia="맑은 고딕"/>
+                <w:sz w:val="19"/>
+              </w:rPr>
+              <w:t xml:space="preserve">mounted</w:t>
+            </w:r>
+            <w:r>
+              <w:rPr>
                 <w:rFonts w:ascii="맑은 고딕" w:hAnsi="맑은 고딕" w:eastAsia="맑은 고딕"/>
                 <w:sz w:val="19"/>
               </w:rPr>
-              <w:t>`mounted` / `opened`</w:t>
+              <w:t xml:space="preserve"> / </w:t>
+            </w:r>
+            <w:r>
+              <w:rPr>
+                <w:rFonts w:ascii="Consolas" w:hAnsi="Consolas" w:eastAsia="맑은 고딕"/>
+                <w:sz w:val="19"/>
+              </w:rPr>
+              <w:t xml:space="preserve">opened</w:t>
             </w:r>
           </w:p>
         </w:tc>
@@ -1739,10 +2292,41 @@
     <w:p>
       <w:r>
         <w:rPr>
-          <w:rFonts w:ascii="맑은 고딕" w:hAnsi="맑은 고딕" w:eastAsia="맑은 고딕"/>
-          <w:sz w:val="21"/>
-        </w:rPr>
-        <w:t>**`Connected to an idle instance.`가 이 출력의 핵심이다.** 옛 Primary는 전환 중 한 번 내려간다. 그 인스턴스에 접속하려면 리스너에 **정적으로 등록**되어 있어야 한다. 동적 등록은 인스턴스가 살아 있을 때만 유효하기 때문이다.</w:t>
+          <w:rFonts w:ascii="Consolas" w:hAnsi="Consolas" w:eastAsia="맑은 고딕"/>
+          <w:b/>
+          <w:sz w:val="21"/>
+        </w:rPr>
+        <w:t xml:space="preserve">Connected to an idle instance.</w:t>
+      </w:r>
+      <w:r>
+        <w:rPr>
+          <w:rFonts w:ascii="맑은 고딕" w:hAnsi="맑은 고딕" w:eastAsia="맑은 고딕"/>
+          <w:b/>
+          <w:sz w:val="21"/>
+        </w:rPr>
+        <w:t xml:space="preserve">가 이 출력의 핵심이다.</w:t>
+      </w:r>
+      <w:r>
+        <w:rPr>
+          <w:rFonts w:ascii="맑은 고딕" w:hAnsi="맑은 고딕" w:eastAsia="맑은 고딕"/>
+          <w:sz w:val="21"/>
+        </w:rPr>
+        <w:t xml:space="preserve"> 옛 Primary는 전환 중 한 번 내려간다. 그 인스턴스에 접속하려면 리스너에 </w:t>
+      </w:r>
+      <w:r>
+        <w:rPr>
+          <w:rFonts w:ascii="맑은 고딕" w:hAnsi="맑은 고딕" w:eastAsia="맑은 고딕"/>
+          <w:b/>
+          <w:sz w:val="21"/>
+        </w:rPr>
+        <w:t xml:space="preserve">정적으로 등록</w:t>
+      </w:r>
+      <w:r>
+        <w:rPr>
+          <w:rFonts w:ascii="맑은 고딕" w:hAnsi="맑은 고딕" w:eastAsia="맑은 고딕"/>
+          <w:sz w:val="21"/>
+        </w:rPr>
+        <w:t xml:space="preserve">되어 있어야 한다. 동적 등록은 인스턴스가 살아 있을 때만 유효하기 때문이다.</w:t>
       </w:r>
     </w:p>
     <w:p>
@@ -1751,16 +2335,68 @@
           <w:rFonts w:ascii="맑은 고딕" w:hAnsi="맑은 고딕" w:eastAsia="맑은 고딕"/>
           <w:sz w:val="21"/>
         </w:rPr>
-        <w:t>13장에서 `chicago_DGMGRL`을 적을 때의 그 필요가 여기서 드러난다. 없으면 전환은 **`New primary ... is opening` 다음에서 멈춘다.**</w:t>
+        <w:t xml:space="preserve">13장에서 </w:t>
+      </w:r>
+      <w:r>
+        <w:rPr>
+          <w:rFonts w:ascii="Consolas" w:hAnsi="Consolas" w:eastAsia="맑은 고딕"/>
+          <w:sz w:val="21"/>
+        </w:rPr>
+        <w:t xml:space="preserve">chicago_DGMGRL</w:t>
+      </w:r>
+      <w:r>
+        <w:rPr>
+          <w:rFonts w:ascii="맑은 고딕" w:hAnsi="맑은 고딕" w:eastAsia="맑은 고딕"/>
+          <w:sz w:val="21"/>
+        </w:rPr>
+        <w:t xml:space="preserve">을 적을 때의 그 필요가 여기서 드러난다. 없으면 전환은 </w:t>
+      </w:r>
+      <w:r>
+        <w:rPr>
+          <w:rFonts w:ascii="Consolas" w:hAnsi="Consolas" w:eastAsia="맑은 고딕"/>
+          <w:b/>
+          <w:sz w:val="21"/>
+        </w:rPr>
+        <w:t xml:space="preserve">New primary ... is opening</w:t>
+      </w:r>
+      <w:r>
+        <w:rPr>
+          <w:rFonts w:ascii="맑은 고딕" w:hAnsi="맑은 고딕" w:eastAsia="맑은 고딕"/>
+          <w:b/>
+          <w:sz w:val="21"/>
+        </w:rPr>
+        <w:t xml:space="preserve"> 다음에서 멈춘다.</w:t>
       </w:r>
     </w:p>
     <w:p>
       <w:r>
         <w:rPr>
-          <w:rFonts w:ascii="맑은 고딕" w:hAnsi="맑은 고딕" w:eastAsia="맑은 고딕"/>
-          <w:sz w:val="21"/>
-        </w:rPr>
-        <w:t>`Database opened.`도 읽어 둔다. 새 Standby가 마운트에서 그치지 않고 열렸다. **Active Data Guard가 재현된 것**이다.</w:t>
+          <w:rFonts w:ascii="Consolas" w:hAnsi="Consolas" w:eastAsia="맑은 고딕"/>
+          <w:sz w:val="21"/>
+        </w:rPr>
+        <w:t xml:space="preserve">Database opened.</w:t>
+      </w:r>
+      <w:r>
+        <w:rPr>
+          <w:rFonts w:ascii="맑은 고딕" w:hAnsi="맑은 고딕" w:eastAsia="맑은 고딕"/>
+          <w:sz w:val="21"/>
+        </w:rPr>
+        <w:t xml:space="preserve">도 읽어 둔다. 새 Standby가 마운트에서 그치지 않고 열렸다. </w:t>
+      </w:r>
+      <w:r>
+        <w:rPr>
+          <w:rFonts w:ascii="맑은 고딕" w:hAnsi="맑은 고딕" w:eastAsia="맑은 고딕"/>
+          <w:b/>
+          <w:sz w:val="21"/>
+        </w:rPr>
+        <w:t xml:space="preserve">Active Data Guard가 재현된 것</w:t>
+      </w:r>
+      <w:r>
+        <w:rPr>
+          <w:rFonts w:ascii="맑은 고딕" w:hAnsi="맑은 고딕" w:eastAsia="맑은 고딕"/>
+          <w:sz w:val="21"/>
+        </w:rPr>
+        <w:t xml:space="preserve">이다.</w:t>
       </w:r>
     </w:p>
     <w:p>
@@ -1848,7 +2484,30 @@
           <w:rFonts w:ascii="맑은 고딕" w:hAnsi="맑은 고딕" w:eastAsia="맑은 고딕"/>
           <w:sz w:val="21"/>
         </w:rPr>
-        <w:t>두 줄이 그대로 뒤바뀌었다. **`READ ONLY WITH APPLY`까지 그대로다.** 9장에서 만든 Active Data Guard가 전환 후에도 유지된다.</w:t>
+        <w:t xml:space="preserve">두 줄이 그대로 뒤바뀌었다. </w:t>
+      </w:r>
+      <w:r>
+        <w:rPr>
+          <w:rFonts w:ascii="Consolas" w:hAnsi="Consolas" w:eastAsia="맑은 고딕"/>
+          <w:b/>
+          <w:sz w:val="21"/>
+        </w:rPr>
+        <w:t xml:space="preserve">READ ONLY WITH APPLY</w:t>
+      </w:r>
+      <w:r>
+        <w:rPr>
+          <w:rFonts w:ascii="맑은 고딕" w:hAnsi="맑은 고딕" w:eastAsia="맑은 고딕"/>
+          <w:b/>
+          <w:sz w:val="21"/>
+        </w:rPr>
+        <w:t xml:space="preserve">까지 그대로다.</w:t>
+      </w:r>
+      <w:r>
+        <w:rPr>
+          <w:rFonts w:ascii="맑은 고딕" w:hAnsi="맑은 고딕" w:eastAsia="맑은 고딕"/>
+          <w:sz w:val="21"/>
+        </w:rPr>
+        <w:t xml:space="preserve"> 9장에서 만든 Active Data Guard가 전환 후에도 유지된다.</w:t>
       </w:r>
     </w:p>
     <w:tbl>
@@ -1954,7 +2613,36 @@
           <w:rFonts w:ascii="맑은 고딕" w:hAnsi="맑은 고딕" w:eastAsia="맑은 고딕"/>
           <w:sz w:val="21"/>
         </w:rPr>
-        <w:t>chicago에 MRP0가 떴다. **우리가 명령을 내리지 않았다.** Broker의 `Intended State`가 역할과 함께 옮겨 갔기 때문이다.</w:t>
+        <w:t xml:space="preserve">chicago에 MRP0가 떴다. </w:t>
+      </w:r>
+      <w:r>
+        <w:rPr>
+          <w:rFonts w:ascii="맑은 고딕" w:hAnsi="맑은 고딕" w:eastAsia="맑은 고딕"/>
+          <w:b/>
+          <w:sz w:val="21"/>
+        </w:rPr>
+        <w:t xml:space="preserve">우리가 명령을 내리지 않았다.</w:t>
+      </w:r>
+      <w:r>
+        <w:rPr>
+          <w:rFonts w:ascii="맑은 고딕" w:hAnsi="맑은 고딕" w:eastAsia="맑은 고딕"/>
+          <w:sz w:val="21"/>
+        </w:rPr>
+        <w:t xml:space="preserve"> Broker의 </w:t>
+      </w:r>
+      <w:r>
+        <w:rPr>
+          <w:rFonts w:ascii="Consolas" w:hAnsi="Consolas" w:eastAsia="맑은 고딕"/>
+          <w:sz w:val="21"/>
+        </w:rPr>
+        <w:t xml:space="preserve">Intended State</w:t>
+      </w:r>
+      <w:r>
+        <w:rPr>
+          <w:rFonts w:ascii="맑은 고딕" w:hAnsi="맑은 고딕" w:eastAsia="맑은 고딕"/>
+          <w:sz w:val="21"/>
+        </w:rPr>
+        <w:t xml:space="preserve">가 역할과 함께 옮겨 갔기 때문이다.</w:t>
       </w:r>
     </w:p>
     <w:tbl>
@@ -1988,34 +2676,148 @@
             </w:pPr>
             <w:r>
               <w:rPr>
+                <w:rFonts w:ascii="Consolas" w:hAnsi="Consolas" w:eastAsia="맑은 고딕"/>
+                <w:sz w:val="20"/>
+              </w:rPr>
+              <w:t xml:space="preserve">V$DATABASE.NAME</w:t>
+            </w:r>
+            <w:r>
+              <w:rPr>
                 <w:rFonts w:ascii="맑은 고딕" w:hAnsi="맑은 고딕" w:eastAsia="맑은 고딕"/>
                 <w:sz w:val="20"/>
               </w:rPr>
-              <w:t>`V$DATABASE.NAME`은 양쪽 모두 `CHICAGO`다. 6장에서 복제할 때 `DB_NAME`을 같게 만들었기 때문이며 전환해도 바뀌지 않는다.</w:t>
-            </w:r>
-          </w:p>
-          <w:p>
-            <w:pPr>
-              <w:spacing w:after="20"/>
-            </w:pPr>
+              <w:t xml:space="preserve">은 양쪽 모두 </w:t>
+            </w:r>
+            <w:r>
+              <w:rPr>
+                <w:rFonts w:ascii="Consolas" w:hAnsi="Consolas" w:eastAsia="맑은 고딕"/>
+                <w:sz w:val="20"/>
+              </w:rPr>
+              <w:t xml:space="preserve">CHICAGO</w:t>
+            </w:r>
             <w:r>
               <w:rPr>
                 <w:rFonts w:ascii="맑은 고딕" w:hAnsi="맑은 고딕" w:eastAsia="맑은 고딕"/>
                 <w:sz w:val="20"/>
               </w:rPr>
-              <w:t>구별하는 것은 `DB_UNIQUE_NAME`이다. 이 값이 `chicago`·`boston`으로 다르고, Broker의 멤버 이름도 이것이다.</w:t>
-            </w:r>
-          </w:p>
-          <w:p>
-            <w:pPr>
-              <w:spacing w:after="20"/>
-            </w:pPr>
+              <w:t xml:space="preserve">다. 6장에서 복제할 때 </w:t>
+            </w:r>
+            <w:r>
+              <w:rPr>
+                <w:rFonts w:ascii="Consolas" w:hAnsi="Consolas" w:eastAsia="맑은 고딕"/>
+                <w:sz w:val="20"/>
+              </w:rPr>
+              <w:t xml:space="preserve">DB_NAME</w:t>
+            </w:r>
             <w:r>
               <w:rPr>
                 <w:rFonts w:ascii="맑은 고딕" w:hAnsi="맑은 고딕" w:eastAsia="맑은 고딕"/>
                 <w:sz w:val="20"/>
               </w:rPr>
-              <w:t>그러므로 **`NAME`으로 어느 쪽인지 판단하면 안 된다.** 감시 스크립트도 `DB_UNIQUE_NAME`을 쓴다.</w:t>
+              <w:t xml:space="preserve">을 같게 만들었기 때문이며 전환해도 바뀌지 않는다.</w:t>
+            </w:r>
+          </w:p>
+          <w:p>
+            <w:pPr>
+              <w:spacing w:after="20"/>
+            </w:pPr>
+            <w:r>
+              <w:rPr>
+                <w:rFonts w:ascii="맑은 고딕" w:hAnsi="맑은 고딕" w:eastAsia="맑은 고딕"/>
+                <w:sz w:val="20"/>
+              </w:rPr>
+              <w:t xml:space="preserve">구별하는 것은 </w:t>
+            </w:r>
+            <w:r>
+              <w:rPr>
+                <w:rFonts w:ascii="Consolas" w:hAnsi="Consolas" w:eastAsia="맑은 고딕"/>
+                <w:sz w:val="20"/>
+              </w:rPr>
+              <w:t xml:space="preserve">DB_UNIQUE_NAME</w:t>
+            </w:r>
+            <w:r>
+              <w:rPr>
+                <w:rFonts w:ascii="맑은 고딕" w:hAnsi="맑은 고딕" w:eastAsia="맑은 고딕"/>
+                <w:sz w:val="20"/>
+              </w:rPr>
+              <w:t xml:space="preserve">이다. 이 값이 </w:t>
+            </w:r>
+            <w:r>
+              <w:rPr>
+                <w:rFonts w:ascii="Consolas" w:hAnsi="Consolas" w:eastAsia="맑은 고딕"/>
+                <w:sz w:val="20"/>
+              </w:rPr>
+              <w:t xml:space="preserve">chicago</w:t>
+            </w:r>
+            <w:r>
+              <w:rPr>
+                <w:rFonts w:ascii="맑은 고딕" w:hAnsi="맑은 고딕" w:eastAsia="맑은 고딕"/>
+                <w:sz w:val="20"/>
+              </w:rPr>
+              <w:t xml:space="preserve">·</w:t>
+            </w:r>
+            <w:r>
+              <w:rPr>
+                <w:rFonts w:ascii="Consolas" w:hAnsi="Consolas" w:eastAsia="맑은 고딕"/>
+                <w:sz w:val="20"/>
+              </w:rPr>
+              <w:t xml:space="preserve">boston</w:t>
+            </w:r>
+            <w:r>
+              <w:rPr>
+                <w:rFonts w:ascii="맑은 고딕" w:hAnsi="맑은 고딕" w:eastAsia="맑은 고딕"/>
+                <w:sz w:val="20"/>
+              </w:rPr>
+              <w:t xml:space="preserve">으로 다르고, Broker의 멤버 이름도 이것이다.</w:t>
+            </w:r>
+          </w:p>
+          <w:p>
+            <w:pPr>
+              <w:spacing w:after="20"/>
+            </w:pPr>
+            <w:r>
+              <w:rPr>
+                <w:rFonts w:ascii="맑은 고딕" w:hAnsi="맑은 고딕" w:eastAsia="맑은 고딕"/>
+                <w:sz w:val="20"/>
+              </w:rPr>
+              <w:t xml:space="preserve">그러므로 </w:t>
+            </w:r>
+            <w:r>
+              <w:rPr>
+                <w:rFonts w:ascii="Consolas" w:hAnsi="Consolas" w:eastAsia="맑은 고딕"/>
+                <w:b/>
+                <w:sz w:val="20"/>
+              </w:rPr>
+              <w:t xml:space="preserve">NAME</w:t>
+            </w:r>
+            <w:r>
+              <w:rPr>
+                <w:rFonts w:ascii="맑은 고딕" w:hAnsi="맑은 고딕" w:eastAsia="맑은 고딕"/>
+                <w:b/>
+                <w:sz w:val="20"/>
+              </w:rPr>
+              <w:t xml:space="preserve">으로 어느 쪽인지 판단하면 안 된다.</w:t>
+            </w:r>
+            <w:r>
+              <w:rPr>
+                <w:rFonts w:ascii="맑은 고딕" w:hAnsi="맑은 고딕" w:eastAsia="맑은 고딕"/>
+                <w:sz w:val="20"/>
+              </w:rPr>
+              <w:t xml:space="preserve"> 감시 스크립트도 </w:t>
+            </w:r>
+            <w:r>
+              <w:rPr>
+                <w:rFonts w:ascii="Consolas" w:hAnsi="Consolas" w:eastAsia="맑은 고딕"/>
+                <w:sz w:val="20"/>
+              </w:rPr>
+              <w:t xml:space="preserve">DB_UNIQUE_NAME</w:t>
+            </w:r>
+            <w:r>
+              <w:rPr>
+                <w:rFonts w:ascii="맑은 고딕" w:hAnsi="맑은 고딕" w:eastAsia="맑은 고딕"/>
+                <w:sz w:val="20"/>
+              </w:rPr>
+              <w:t xml:space="preserve">을 쓴다.</w:t>
             </w:r>
           </w:p>
         </w:tc>
@@ -2242,19 +3044,93 @@
     <w:p>
       <w:r>
         <w:rPr>
-          <w:rFonts w:ascii="맑은 고딕" w:hAnsi="맑은 고딕" w:eastAsia="맑은 고딕"/>
-          <w:sz w:val="21"/>
-        </w:rPr>
-        <w:t>**`service="chicago"`다.** 전환 전에는 반대였다. Broker가 다시 썼다. 7장에서는 양쪽 파라미터를 사람이 맞춰 적었고 전환하려면 다시 손봐야 했다. **13장에서 "번거로운 일을 대신한다"고 한 것의 가장 큰 사례다.**</w:t>
+          <w:rFonts w:ascii="Consolas" w:hAnsi="Consolas" w:eastAsia="맑은 고딕"/>
+          <w:b/>
+          <w:sz w:val="21"/>
+        </w:rPr>
+        <w:t xml:space="preserve">service="chicago"</w:t>
+      </w:r>
+      <w:r>
+        <w:rPr>
+          <w:rFonts w:ascii="맑은 고딕" w:hAnsi="맑은 고딕" w:eastAsia="맑은 고딕"/>
+          <w:b/>
+          <w:sz w:val="21"/>
+        </w:rPr>
+        <w:t xml:space="preserve">다.</w:t>
+      </w:r>
+      <w:r>
+        <w:rPr>
+          <w:rFonts w:ascii="맑은 고딕" w:hAnsi="맑은 고딕" w:eastAsia="맑은 고딕"/>
+          <w:sz w:val="21"/>
+        </w:rPr>
+        <w:t xml:space="preserve"> 전환 전에는 반대였다. Broker가 다시 썼다. 7장에서는 양쪽 파라미터를 사람이 맞춰 적었고 전환하려면 다시 손봐야 했다. </w:t>
+      </w:r>
+      <w:r>
+        <w:rPr>
+          <w:rFonts w:ascii="맑은 고딕" w:hAnsi="맑은 고딕" w:eastAsia="맑은 고딕"/>
+          <w:b/>
+          <w:sz w:val="21"/>
+        </w:rPr>
+        <w:t xml:space="preserve">13장에서 "번거로운 일을 대신한다"고 한 것의 가장 큰 사례다.</w:t>
       </w:r>
     </w:p>
     <w:p>
       <w:r>
         <w:rPr>
-          <w:rFonts w:ascii="맑은 고딕" w:hAnsi="맑은 고딕" w:eastAsia="맑은 고딕"/>
-          <w:sz w:val="21"/>
-        </w:rPr>
-        <w:t>`FAL_SERVER`가 **비어 있는 것**도 눈여겨본다. Broker는 구성 정보로 갭을 해소한다. `LOG_ARCHIVE_CONFIG`의 `farsync`는 10장의 잔여물이며 동작에는 지장이 없지만 정리 대상이다.</w:t>
+          <w:rFonts w:ascii="Consolas" w:hAnsi="Consolas" w:eastAsia="맑은 고딕"/>
+          <w:sz w:val="21"/>
+        </w:rPr>
+        <w:t xml:space="preserve">FAL_SERVER</w:t>
+      </w:r>
+      <w:r>
+        <w:rPr>
+          <w:rFonts w:ascii="맑은 고딕" w:hAnsi="맑은 고딕" w:eastAsia="맑은 고딕"/>
+          <w:sz w:val="21"/>
+        </w:rPr>
+        <w:t xml:space="preserve">가 </w:t>
+      </w:r>
+      <w:r>
+        <w:rPr>
+          <w:rFonts w:ascii="맑은 고딕" w:hAnsi="맑은 고딕" w:eastAsia="맑은 고딕"/>
+          <w:b/>
+          <w:sz w:val="21"/>
+        </w:rPr>
+        <w:t xml:space="preserve">비어 있는 것</w:t>
+      </w:r>
+      <w:r>
+        <w:rPr>
+          <w:rFonts w:ascii="맑은 고딕" w:hAnsi="맑은 고딕" w:eastAsia="맑은 고딕"/>
+          <w:sz w:val="21"/>
+        </w:rPr>
+        <w:t xml:space="preserve">도 눈여겨본다. Broker는 구성 정보로 갭을 해소한다. </w:t>
+      </w:r>
+      <w:r>
+        <w:rPr>
+          <w:rFonts w:ascii="Consolas" w:hAnsi="Consolas" w:eastAsia="맑은 고딕"/>
+          <w:sz w:val="21"/>
+        </w:rPr>
+        <w:t xml:space="preserve">LOG_ARCHIVE_CONFIG</w:t>
+      </w:r>
+      <w:r>
+        <w:rPr>
+          <w:rFonts w:ascii="맑은 고딕" w:hAnsi="맑은 고딕" w:eastAsia="맑은 고딕"/>
+          <w:sz w:val="21"/>
+        </w:rPr>
+        <w:t xml:space="preserve">의 </w:t>
+      </w:r>
+      <w:r>
+        <w:rPr>
+          <w:rFonts w:ascii="Consolas" w:hAnsi="Consolas" w:eastAsia="맑은 고딕"/>
+          <w:sz w:val="21"/>
+        </w:rPr>
+        <w:t xml:space="preserve">farsync</w:t>
+      </w:r>
+      <w:r>
+        <w:rPr>
+          <w:rFonts w:ascii="맑은 고딕" w:hAnsi="맑은 고딕" w:eastAsia="맑은 고딕"/>
+          <w:sz w:val="21"/>
+        </w:rPr>
+        <w:t xml:space="preserve">는 10장의 잔여물이며 동작에는 지장이 없지만 정리 대상이다.</w:t>
       </w:r>
     </w:p>
     <w:tbl>
@@ -2373,7 +3249,35 @@
           <w:rFonts w:ascii="맑은 고딕" w:hAnsi="맑은 고딕" w:eastAsia="맑은 고딕"/>
           <w:sz w:val="21"/>
         </w:rPr>
-        <w:t>15장의 뷰로 확인하면 목적지 2번이 `chicago`를 가리키고 `VALID`다.</w:t>
+        <w:t xml:space="preserve">15장의 뷰로 확인하면 목적지 2번이 </w:t>
+      </w:r>
+      <w:r>
+        <w:rPr>
+          <w:rFonts w:ascii="Consolas" w:hAnsi="Consolas" w:eastAsia="맑은 고딕"/>
+          <w:sz w:val="21"/>
+        </w:rPr>
+        <w:t xml:space="preserve">chicago</w:t>
+      </w:r>
+      <w:r>
+        <w:rPr>
+          <w:rFonts w:ascii="맑은 고딕" w:hAnsi="맑은 고딕" w:eastAsia="맑은 고딕"/>
+          <w:sz w:val="21"/>
+        </w:rPr>
+        <w:t xml:space="preserve">를 가리키고 </w:t>
+      </w:r>
+      <w:r>
+        <w:rPr>
+          <w:rFonts w:ascii="Consolas" w:hAnsi="Consolas" w:eastAsia="맑은 고딕"/>
+          <w:sz w:val="21"/>
+        </w:rPr>
+        <w:t xml:space="preserve">VALID</w:t>
+      </w:r>
+      <w:r>
+        <w:rPr>
+          <w:rFonts w:ascii="맑은 고딕" w:hAnsi="맑은 고딕" w:eastAsia="맑은 고딕"/>
+          <w:sz w:val="21"/>
+        </w:rPr>
+        <w:t xml:space="preserve">다.</w:t>
       </w:r>
     </w:p>
     <w:p>
@@ -2576,9 +3480,47 @@
       <w:r>
         <w:rPr>
           <w:rFonts w:ascii="맑은 고딕" w:hAnsi="맑은 고딕" w:eastAsia="맑은 고딕"/>
-          <w:sz w:val="21"/>
-        </w:rPr>
-        <w:t>**구성 이름은 `dg_chicago` 그대로다.** 역할과 무관하므로 실무에서는 역할을 암시하지 않는 이름을 쓰는 것이 낫다. 들여쓰기는 뒤바뀌었고, 15장의 `REDO_SOURCE` 열이 그것을 열로 표현한 것이다.</w:t>
+          <w:b/>
+          <w:sz w:val="21"/>
+        </w:rPr>
+        <w:t xml:space="preserve">구성 이름은 </w:t>
+      </w:r>
+      <w:r>
+        <w:rPr>
+          <w:rFonts w:ascii="Consolas" w:hAnsi="Consolas" w:eastAsia="맑은 고딕"/>
+          <w:b/>
+          <w:sz w:val="21"/>
+        </w:rPr>
+        <w:t xml:space="preserve">dg_chicago</w:t>
+      </w:r>
+      <w:r>
+        <w:rPr>
+          <w:rFonts w:ascii="맑은 고딕" w:hAnsi="맑은 고딕" w:eastAsia="맑은 고딕"/>
+          <w:b/>
+          <w:sz w:val="21"/>
+        </w:rPr>
+        <w:t xml:space="preserve"> 그대로다.</w:t>
+      </w:r>
+      <w:r>
+        <w:rPr>
+          <w:rFonts w:ascii="맑은 고딕" w:hAnsi="맑은 고딕" w:eastAsia="맑은 고딕"/>
+          <w:sz w:val="21"/>
+        </w:rPr>
+        <w:t xml:space="preserve"> 역할과 무관하므로 실무에서는 역할을 암시하지 않는 이름을 쓰는 것이 낫다. 들여쓰기는 뒤바뀌었고, 15장의 </w:t>
+      </w:r>
+      <w:r>
+        <w:rPr>
+          <w:rFonts w:ascii="Consolas" w:hAnsi="Consolas" w:eastAsia="맑은 고딕"/>
+          <w:sz w:val="21"/>
+        </w:rPr>
+        <w:t xml:space="preserve">REDO_SOURCE</w:t>
+      </w:r>
+      <w:r>
+        <w:rPr>
+          <w:rFonts w:ascii="맑은 고딕" w:hAnsi="맑은 고딕" w:eastAsia="맑은 고딕"/>
+          <w:sz w:val="21"/>
+        </w:rPr>
+        <w:t xml:space="preserve"> 열이 그것을 열로 표현한 것이다.</w:t>
       </w:r>
     </w:p>
     <w:p>
@@ -2587,7 +3529,35 @@
           <w:rFonts w:ascii="맑은 고딕" w:hAnsi="맑은 고딕" w:eastAsia="맑은 고딕"/>
           <w:sz w:val="21"/>
         </w:rPr>
-        <w:t>데이터도 확인한다. 실측에서 `id=94`(전환 전)와 `id=95`(전환 후) 모두 양쪽에서 조회됐다.</w:t>
+        <w:t xml:space="preserve">데이터도 확인한다. 실측에서 </w:t>
+      </w:r>
+      <w:r>
+        <w:rPr>
+          <w:rFonts w:ascii="Consolas" w:hAnsi="Consolas" w:eastAsia="맑은 고딕"/>
+          <w:sz w:val="21"/>
+        </w:rPr>
+        <w:t xml:space="preserve">id=94</w:t>
+      </w:r>
+      <w:r>
+        <w:rPr>
+          <w:rFonts w:ascii="맑은 고딕" w:hAnsi="맑은 고딕" w:eastAsia="맑은 고딕"/>
+          <w:sz w:val="21"/>
+        </w:rPr>
+        <w:t xml:space="preserve">(전환 전)와 </w:t>
+      </w:r>
+      <w:r>
+        <w:rPr>
+          <w:rFonts w:ascii="Consolas" w:hAnsi="Consolas" w:eastAsia="맑은 고딕"/>
+          <w:sz w:val="21"/>
+        </w:rPr>
+        <w:t xml:space="preserve">id=95</w:t>
+      </w:r>
+      <w:r>
+        <w:rPr>
+          <w:rFonts w:ascii="맑은 고딕" w:hAnsi="맑은 고딕" w:eastAsia="맑은 고딕"/>
+          <w:sz w:val="21"/>
+        </w:rPr>
+        <w:t xml:space="preserve">(전환 후) 모두 양쪽에서 조회됐다.</w:t>
       </w:r>
     </w:p>
     <w:p>
@@ -2660,9 +3630,17 @@
       <w:r>
         <w:rPr>
           <w:rFonts w:ascii="맑은 고딕" w:hAnsi="맑은 고딕" w:eastAsia="맑은 고딕"/>
-          <w:sz w:val="21"/>
-        </w:rPr>
-        <w:t>**명령이 대칭이다.** 실측 약 69초로 처음과 비슷했다. 되돌릴 수 있다는 것이 Switchover의 성질이며 그래서 훈련에 쓸 수 있다.</w:t>
+          <w:b/>
+          <w:sz w:val="21"/>
+        </w:rPr>
+        <w:t xml:space="preserve">명령이 대칭이다.</w:t>
+      </w:r>
+      <w:r>
+        <w:rPr>
+          <w:rFonts w:ascii="맑은 고딕" w:hAnsi="맑은 고딕" w:eastAsia="맑은 고딕"/>
+          <w:sz w:val="21"/>
+        </w:rPr>
+        <w:t xml:space="preserve"> 실측 약 69초로 처음과 비슷했다. 되돌릴 수 있다는 것이 Switchover의 성질이며 그래서 훈련에 쓸 수 있다.</w:t>
       </w:r>
     </w:p>
     <w:tbl>
@@ -2697,57 +3675,120 @@
             <w:r>
               <w:rPr>
                 <w:rFonts w:ascii="맑은 고딕" w:hAnsi="맑은 고딕" w:eastAsia="맑은 고딕"/>
+                <w:b/>
                 <w:sz w:val="20"/>
               </w:rPr>
-              <w:t>**주기** — 분기 1회. 구성이 바뀐 직후(파라미터·리스너·네트워크)에는 추가로 한다.</w:t>
-            </w:r>
-          </w:p>
-          <w:p>
-            <w:pPr>
-              <w:spacing w:after="20"/>
-            </w:pPr>
+              <w:t xml:space="preserve">주기</w:t>
+            </w:r>
             <w:r>
               <w:rPr>
                 <w:rFonts w:ascii="맑은 고딕" w:hAnsi="맑은 고딕" w:eastAsia="맑은 고딕"/>
                 <w:sz w:val="20"/>
               </w:rPr>
-              <w:t>**시간대** — 실측 왕복은 2분 남짓이지만 애플리케이션 재접속 확인까지 포함해 30분을 잡는다.</w:t>
+              <w:t xml:space="preserve"> — 분기 1회. 구성이 바뀐 직후(파라미터·리스너·네트워크)에는 추가로 한다.</w:t>
             </w:r>
           </w:p>
           <w:p>
             <w:pPr>
               <w:spacing w:after="20"/>
             </w:pPr>
+            <w:r>
+              <w:rPr>
+                <w:rFonts w:ascii="맑은 고딕" w:hAnsi="맑은 고딕" w:eastAsia="맑은 고딕"/>
+                <w:b/>
+                <w:sz w:val="20"/>
+              </w:rPr>
+              <w:t xml:space="preserve">시간대</w:t>
+            </w:r>
             <w:r>
               <w:rPr>
                 <w:rFonts w:ascii="맑은 고딕" w:hAnsi="맑은 고딕" w:eastAsia="맑은 고딕"/>
                 <w:sz w:val="20"/>
               </w:rPr>
-              <w:t>**확인 항목** — 전환 자체가 아니라 **전환 이후**를 본다. 애플리케이션이 새 Primary에 붙는가, 배치의 접속 문자열은 어떤가, 감시 스크립트가 역할을 다시 판정하는가(15장), 백업 스크립트는 어느 쪽을 보는가.</w:t>
+              <w:t xml:space="preserve"> — 실측 왕복은 2분 남짓이지만 애플리케이션 재접속 확인까지 포함해 30분을 잡는다.</w:t>
             </w:r>
           </w:p>
           <w:p>
             <w:pPr>
               <w:spacing w:after="20"/>
             </w:pPr>
+            <w:r>
+              <w:rPr>
+                <w:rFonts w:ascii="맑은 고딕" w:hAnsi="맑은 고딕" w:eastAsia="맑은 고딕"/>
+                <w:b/>
+                <w:sz w:val="20"/>
+              </w:rPr>
+              <w:t xml:space="preserve">확인 항목</w:t>
+            </w:r>
             <w:r>
               <w:rPr>
                 <w:rFonts w:ascii="맑은 고딕" w:hAnsi="맑은 고딕" w:eastAsia="맑은 고딕"/>
                 <w:sz w:val="20"/>
               </w:rPr>
-              <w:t>**되돌리기와 기록** — 반드시 원래 역할로 되돌리고 끝내며, 소요 시간과 각 단계의 출력을 남긴다.</w:t>
-            </w:r>
-          </w:p>
-          <w:p>
-            <w:pPr>
-              <w:spacing w:after="20"/>
-            </w:pPr>
+              <w:t xml:space="preserve"> — 전환 자체가 아니라 </w:t>
+            </w:r>
+            <w:r>
+              <w:rPr>
+                <w:rFonts w:ascii="맑은 고딕" w:hAnsi="맑은 고딕" w:eastAsia="맑은 고딕"/>
+                <w:b/>
+                <w:sz w:val="20"/>
+              </w:rPr>
+              <w:t xml:space="preserve">전환 이후</w:t>
+            </w:r>
             <w:r>
               <w:rPr>
                 <w:rFonts w:ascii="맑은 고딕" w:hAnsi="맑은 고딕" w:eastAsia="맑은 고딕"/>
                 <w:sz w:val="20"/>
               </w:rPr>
-              <w:t>**훈련하지 않으면** — 정적 등록이 빠졌다거나 SRL이 부족하다는 것을 **장애가 난 뒤에 알게 된다.**</w:t>
+              <w:t xml:space="preserve">를 본다. 애플리케이션이 새 Primary에 붙는가, 배치의 접속 문자열은 어떤가, 감시 스크립트가 역할을 다시 판정하는가(15장), 백업 스크립트는 어느 쪽을 보는가.</w:t>
+            </w:r>
+          </w:p>
+          <w:p>
+            <w:pPr>
+              <w:spacing w:after="20"/>
+            </w:pPr>
+            <w:r>
+              <w:rPr>
+                <w:rFonts w:ascii="맑은 고딕" w:hAnsi="맑은 고딕" w:eastAsia="맑은 고딕"/>
+                <w:b/>
+                <w:sz w:val="20"/>
+              </w:rPr>
+              <w:t xml:space="preserve">되돌리기와 기록</w:t>
+            </w:r>
+            <w:r>
+              <w:rPr>
+                <w:rFonts w:ascii="맑은 고딕" w:hAnsi="맑은 고딕" w:eastAsia="맑은 고딕"/>
+                <w:sz w:val="20"/>
+              </w:rPr>
+              <w:t xml:space="preserve"> — 반드시 원래 역할로 되돌리고 끝내며, 소요 시간과 각 단계의 출력을 남긴다.</w:t>
+            </w:r>
+          </w:p>
+          <w:p>
+            <w:pPr>
+              <w:spacing w:after="20"/>
+            </w:pPr>
+            <w:r>
+              <w:rPr>
+                <w:rFonts w:ascii="맑은 고딕" w:hAnsi="맑은 고딕" w:eastAsia="맑은 고딕"/>
+                <w:b/>
+                <w:sz w:val="20"/>
+              </w:rPr>
+              <w:t xml:space="preserve">훈련하지 않으면</w:t>
+            </w:r>
+            <w:r>
+              <w:rPr>
+                <w:rFonts w:ascii="맑은 고딕" w:hAnsi="맑은 고딕" w:eastAsia="맑은 고딕"/>
+                <w:sz w:val="20"/>
+              </w:rPr>
+              <w:t xml:space="preserve"> — 정적 등록이 빠졌다거나 SRL이 부족하다는 것을 </w:t>
+            </w:r>
+            <w:r>
+              <w:rPr>
+                <w:rFonts w:ascii="맑은 고딕" w:hAnsi="맑은 고딕" w:eastAsia="맑은 고딕"/>
+                <w:b/>
+                <w:sz w:val="20"/>
+              </w:rPr>
+              <w:t xml:space="preserve">장애가 난 뒤에 알게 된다.</w:t>
             </w:r>
           </w:p>
         </w:tc>
@@ -2834,7 +3875,22 @@
           <w:rFonts w:ascii="맑은 고딕" w:hAnsi="맑은 고딕" w:eastAsia="맑은 고딕"/>
           <w:sz w:val="21"/>
         </w:rPr>
-        <w:t>13·14장과 같은 표현이다. **ORA- 번호가 아니라 문장**으로 알려 주므로, 오류 번호만 찾는 스크립트는 이것을 놓친다.</w:t>
+        <w:t xml:space="preserve">13·14장과 같은 표현이다. </w:t>
+      </w:r>
+      <w:r>
+        <w:rPr>
+          <w:rFonts w:ascii="맑은 고딕" w:hAnsi="맑은 고딕" w:eastAsia="맑은 고딕"/>
+          <w:b/>
+          <w:sz w:val="21"/>
+        </w:rPr>
+        <w:t xml:space="preserve">ORA- 번호가 아니라 문장</w:t>
+      </w:r>
+      <w:r>
+        <w:rPr>
+          <w:rFonts w:ascii="맑은 고딕" w:hAnsi="맑은 고딕" w:eastAsia="맑은 고딕"/>
+          <w:sz w:val="21"/>
+        </w:rPr>
+        <w:t xml:space="preserve">으로 알려 주므로, 오류 번호만 찾는 스크립트는 이것을 놓친다.</w:t>
       </w:r>
     </w:p>
     <w:p>
@@ -2958,10 +4014,18 @@
     <w:p>
       <w:r>
         <w:rPr>
-          <w:rFonts w:ascii="맑은 고딕" w:hAnsi="맑은 고딕" w:eastAsia="맑은 고딕"/>
-          <w:sz w:val="21"/>
-        </w:rPr>
-        <w:t>**`ORA-16558`**이다. 대상이 Standby가 아니라는 뜻이다.</w:t>
+          <w:rFonts w:ascii="Consolas" w:hAnsi="Consolas" w:eastAsia="맑은 고딕"/>
+          <w:b/>
+          <w:sz w:val="21"/>
+        </w:rPr>
+        <w:t xml:space="preserve">ORA-16558</w:t>
+      </w:r>
+      <w:r>
+        <w:rPr>
+          <w:rFonts w:ascii="맑은 고딕" w:hAnsi="맑은 고딕" w:eastAsia="맑은 고딕"/>
+          <w:sz w:val="21"/>
+        </w:rPr>
+        <w:t xml:space="preserve">이다. 대상이 Standby가 아니라는 뜻이다.</w:t>
       </w:r>
     </w:p>
     <w:p>
@@ -2979,7 +4043,22 @@
           <w:rFonts w:ascii="맑은 고딕" w:hAnsi="맑은 고딕" w:eastAsia="맑은 고딕"/>
           <w:sz w:val="21"/>
         </w:rPr>
-        <w:t>마지막 줄이 중요하다. **`primary database is still "chicago"`** — 실패했지만 아무것도 바뀌지 않았다.</w:t>
+        <w:t xml:space="preserve">마지막 줄이 중요하다. </w:t>
+      </w:r>
+      <w:r>
+        <w:rPr>
+          <w:rFonts w:ascii="Consolas" w:hAnsi="Consolas" w:eastAsia="맑은 고딕"/>
+          <w:b/>
+          <w:sz w:val="21"/>
+        </w:rPr>
+        <w:t xml:space="preserve">primary database is still "chicago"</w:t>
+      </w:r>
+      <w:r>
+        <w:rPr>
+          <w:rFonts w:ascii="맑은 고딕" w:hAnsi="맑은 고딕" w:eastAsia="맑은 고딕"/>
+          <w:sz w:val="21"/>
+        </w:rPr>
+        <w:t xml:space="preserve"> — 실패했지만 아무것도 바뀌지 않았다.</w:t>
       </w:r>
     </w:p>
     <w:p>
@@ -2988,7 +4067,22 @@
           <w:rFonts w:ascii="맑은 고딕" w:hAnsi="맑은 고딕" w:eastAsia="맑은 고딕"/>
           <w:sz w:val="21"/>
         </w:rPr>
-        <w:t>그러므로 전환 스크립트는 **역할을 먼저 판정하고 대상을 정해야 한다.** 15장의 결론과 같다.</w:t>
+        <w:t xml:space="preserve">그러므로 전환 스크립트는 </w:t>
+      </w:r>
+      <w:r>
+        <w:rPr>
+          <w:rFonts w:ascii="맑은 고딕" w:hAnsi="맑은 고딕" w:eastAsia="맑은 고딕"/>
+          <w:b/>
+          <w:sz w:val="21"/>
+        </w:rPr>
+        <w:t xml:space="preserve">역할을 먼저 판정하고 대상을 정해야 한다.</w:t>
+      </w:r>
+      <w:r>
+        <w:rPr>
+          <w:rFonts w:ascii="맑은 고딕" w:hAnsi="맑은 고딕" w:eastAsia="맑은 고딕"/>
+          <w:sz w:val="21"/>
+        </w:rPr>
+        <w:t xml:space="preserve"> 15장의 결론과 같다.</w:t>
       </w:r>
     </w:p>
     <w:p>
@@ -3005,7 +4099,22 @@
           <w:rFonts w:ascii="맑은 고딕" w:hAnsi="맑은 고딕" w:eastAsia="맑은 고딕"/>
           <w:sz w:val="21"/>
         </w:rPr>
-        <w:t>13장에서 "Broker가 관리하는 것을 SQL로 바꾸지 말라"고 했지만 **역할 전환을 SQL로 하면 어떻게 되는지는 확인하지 않았다.** 이 절은 그것을 해 본 기록이며 결과가 예상과 달랐다.</w:t>
+        <w:t xml:space="preserve">13장에서 "Broker가 관리하는 것을 SQL로 바꾸지 말라"고 했지만 </w:t>
+      </w:r>
+      <w:r>
+        <w:rPr>
+          <w:rFonts w:ascii="맑은 고딕" w:hAnsi="맑은 고딕" w:eastAsia="맑은 고딕"/>
+          <w:b/>
+          <w:sz w:val="21"/>
+        </w:rPr>
+        <w:t xml:space="preserve">역할 전환을 SQL로 하면 어떻게 되는지는 확인하지 않았다.</w:t>
+      </w:r>
+      <w:r>
+        <w:rPr>
+          <w:rFonts w:ascii="맑은 고딕" w:hAnsi="맑은 고딕" w:eastAsia="맑은 고딕"/>
+          <w:sz w:val="21"/>
+        </w:rPr>
+        <w:t xml:space="preserve"> 이 절은 그것을 해 본 기록이며 결과가 예상과 달랐다.</w:t>
       </w:r>
     </w:p>
     <w:p>
@@ -3078,18 +4187,56 @@
       <w:r>
         <w:rPr>
           <w:rFonts w:ascii="맑은 고딕" w:hAnsi="맑은 고딕" w:eastAsia="맑은 고딕"/>
-          <w:sz w:val="21"/>
-        </w:rPr>
-        <w:t>**성공했다.** Broker가 활성화된 상태인데도 거부되지 않는다. 13장의 보호 모드 변경은 `ORA-16627`로 거부했고 14장의 FSFO 활성화는 경고만 했는데, 여기서는 **경고조차 없다.**</w:t>
+          <w:b/>
+          <w:sz w:val="21"/>
+        </w:rPr>
+        <w:t xml:space="preserve">성공했다.</w:t>
+      </w:r>
+      <w:r>
+        <w:rPr>
+          <w:rFonts w:ascii="맑은 고딕" w:hAnsi="맑은 고딕" w:eastAsia="맑은 고딕"/>
+          <w:sz w:val="21"/>
+        </w:rPr>
+        <w:t xml:space="preserve"> Broker가 활성화된 상태인데도 거부되지 않는다. 13장의 보호 모드 변경은 </w:t>
+      </w:r>
+      <w:r>
+        <w:rPr>
+          <w:rFonts w:ascii="Consolas" w:hAnsi="Consolas" w:eastAsia="맑은 고딕"/>
+          <w:sz w:val="21"/>
+        </w:rPr>
+        <w:t xml:space="preserve">ORA-16627</w:t>
+      </w:r>
+      <w:r>
+        <w:rPr>
+          <w:rFonts w:ascii="맑은 고딕" w:hAnsi="맑은 고딕" w:eastAsia="맑은 고딕"/>
+          <w:sz w:val="21"/>
+        </w:rPr>
+        <w:t xml:space="preserve">로 거부했고 14장의 FSFO 활성화는 경고만 했는데, 여기서는 </w:t>
+      </w:r>
+      <w:r>
+        <w:rPr>
+          <w:rFonts w:ascii="맑은 고딕" w:hAnsi="맑은 고딕" w:eastAsia="맑은 고딕"/>
+          <w:b/>
+          <w:sz w:val="21"/>
+        </w:rPr>
+        <w:t xml:space="preserve">경고조차 없다.</w:t>
       </w:r>
     </w:p>
     <w:p>
       <w:r>
         <w:rPr>
           <w:rFonts w:ascii="맑은 고딕" w:hAnsi="맑은 고딕" w:eastAsia="맑은 고딕"/>
-          <w:sz w:val="21"/>
-        </w:rPr>
-        <w:t>**Broker의 보호는 생각보다 얇다.** 명령마다 검사 강도가 다르며 이 명령은 아예 검사하지 않는다.</w:t>
+          <w:b/>
+          <w:sz w:val="21"/>
+        </w:rPr>
+        <w:t xml:space="preserve">Broker의 보호는 생각보다 얇다.</w:t>
+      </w:r>
+      <w:r>
+        <w:rPr>
+          <w:rFonts w:ascii="맑은 고딕" w:hAnsi="맑은 고딕" w:eastAsia="맑은 고딕"/>
+          <w:sz w:val="21"/>
+        </w:rPr>
+        <w:t xml:space="preserve"> 명령마다 검사 강도가 다르며 이 명령은 아예 검사하지 않는다.</w:t>
       </w:r>
     </w:p>
     <w:tbl>
@@ -3169,7 +4316,15 @@
           <w:rFonts w:ascii="맑은 고딕" w:hAnsi="맑은 고딕" w:eastAsia="맑은 고딕"/>
           <w:sz w:val="21"/>
         </w:rPr>
-        <w:t>곧바로 다음 조회가 실패한다. **chicago 인스턴스가 내려갔다.**</w:t>
+        <w:t xml:space="preserve">곧바로 다음 조회가 실패한다. </w:t>
+      </w:r>
+      <w:r>
+        <w:rPr>
+          <w:rFonts w:ascii="맑은 고딕" w:hAnsi="맑은 고딕" w:eastAsia="맑은 고딕"/>
+          <w:b/>
+          <w:sz w:val="21"/>
+        </w:rPr>
+        <w:t xml:space="preserve">chicago 인스턴스가 내려갔다.</w:t>
       </w:r>
     </w:p>
     <w:tbl>
@@ -3262,7 +4417,52 @@
           <w:rFonts w:ascii="맑은 고딕" w:hAnsi="맑은 고딕" w:eastAsia="맑은 고딕"/>
           <w:sz w:val="21"/>
         </w:rPr>
-        <w:t>boston은 Primary가 됐지만 **`MOUNTED`에 머물러 있다.** `New primary ... is opening` 단계가 없다. 정리하면 SQL 전환은 역할만 바꾸고 **뒷정리를 하지 않는다.**</w:t>
+        <w:t xml:space="preserve">boston은 Primary가 됐지만 </w:t>
+      </w:r>
+      <w:r>
+        <w:rPr>
+          <w:rFonts w:ascii="Consolas" w:hAnsi="Consolas" w:eastAsia="맑은 고딕"/>
+          <w:b/>
+          <w:sz w:val="21"/>
+        </w:rPr>
+        <w:t xml:space="preserve">MOUNTED</w:t>
+      </w:r>
+      <w:r>
+        <w:rPr>
+          <w:rFonts w:ascii="맑은 고딕" w:hAnsi="맑은 고딕" w:eastAsia="맑은 고딕"/>
+          <w:b/>
+          <w:sz w:val="21"/>
+        </w:rPr>
+        <w:t xml:space="preserve">에 머물러 있다.</w:t>
+      </w:r>
+      <w:r>
+        <w:rPr>
+          <w:rFonts w:ascii="맑은 고딕" w:hAnsi="맑은 고딕" w:eastAsia="맑은 고딕"/>
+          <w:sz w:val="21"/>
+        </w:rPr>
+        <w:t xml:space="preserve"> </w:t>
+      </w:r>
+      <w:r>
+        <w:rPr>
+          <w:rFonts w:ascii="Consolas" w:hAnsi="Consolas" w:eastAsia="맑은 고딕"/>
+          <w:sz w:val="21"/>
+        </w:rPr>
+        <w:t xml:space="preserve">New primary ... is opening</w:t>
+      </w:r>
+      <w:r>
+        <w:rPr>
+          <w:rFonts w:ascii="맑은 고딕" w:hAnsi="맑은 고딕" w:eastAsia="맑은 고딕"/>
+          <w:sz w:val="21"/>
+        </w:rPr>
+        <w:t xml:space="preserve"> 단계가 없다. 정리하면 SQL 전환은 역할만 바꾸고 </w:t>
+      </w:r>
+      <w:r>
+        <w:rPr>
+          <w:rFonts w:ascii="맑은 고딕" w:hAnsi="맑은 고딕" w:eastAsia="맑은 고딕"/>
+          <w:b/>
+          <w:sz w:val="21"/>
+        </w:rPr>
+        <w:t xml:space="preserve">뒷정리를 하지 않는다.</w:t>
       </w:r>
     </w:p>
     <w:p>
@@ -3421,10 +4621,40 @@
     <w:p>
       <w:r>
         <w:rPr>
-          <w:rFonts w:ascii="맑은 고딕" w:hAnsi="맑은 고딕" w:eastAsia="맑은 고딕"/>
-          <w:sz w:val="21"/>
-        </w:rPr>
-        <w:t>**`SUCCESS`다. 그리고 chicago를 Primary라고 말한다.** 실제로는 boston이 Primary인데 그렇다. 아직 감지하지 못한 것뿐이며 `status updated 0 seconds ago`가 그 증거다. 시간이 지나면 감지한다.</w:t>
+          <w:rFonts w:ascii="Consolas" w:hAnsi="Consolas" w:eastAsia="맑은 고딕"/>
+          <w:b/>
+          <w:sz w:val="21"/>
+        </w:rPr>
+        <w:t xml:space="preserve">SUCCESS</w:t>
+      </w:r>
+      <w:r>
+        <w:rPr>
+          <w:rFonts w:ascii="맑은 고딕" w:hAnsi="맑은 고딕" w:eastAsia="맑은 고딕"/>
+          <w:b/>
+          <w:sz w:val="21"/>
+        </w:rPr>
+        <w:t xml:space="preserve">다. 그리고 chicago를 Primary라고 말한다.</w:t>
+      </w:r>
+      <w:r>
+        <w:rPr>
+          <w:rFonts w:ascii="맑은 고딕" w:hAnsi="맑은 고딕" w:eastAsia="맑은 고딕"/>
+          <w:sz w:val="21"/>
+        </w:rPr>
+        <w:t xml:space="preserve"> 실제로는 boston이 Primary인데 그렇다. 아직 감지하지 못한 것뿐이며 </w:t>
+      </w:r>
+      <w:r>
+        <w:rPr>
+          <w:rFonts w:ascii="Consolas" w:hAnsi="Consolas" w:eastAsia="맑은 고딕"/>
+          <w:sz w:val="21"/>
+        </w:rPr>
+        <w:t xml:space="preserve">status updated 0 seconds ago</w:t>
+      </w:r>
+      <w:r>
+        <w:rPr>
+          <w:rFonts w:ascii="맑은 고딕" w:hAnsi="맑은 고딕" w:eastAsia="맑은 고딕"/>
+          <w:sz w:val="21"/>
+        </w:rPr>
+        <w:t xml:space="preserve">가 그 증거다. 시간이 지나면 감지한다.</w:t>
       </w:r>
     </w:p>
     <w:tbl>
@@ -3579,10 +4809,26 @@
     <w:p>
       <w:r>
         <w:rPr>
-          <w:rFonts w:ascii="맑은 고딕" w:hAnsi="맑은 고딕" w:eastAsia="맑은 고딕"/>
-          <w:sz w:val="21"/>
-        </w:rPr>
-        <w:t>**`ORA-16816: incorrect database role`이 양쪽에 붙었다.** 구성이 알고 있는 역할과 실제가 다르다는 뜻이다.</w:t>
+          <w:rFonts w:ascii="Consolas" w:hAnsi="Consolas" w:eastAsia="맑은 고딕"/>
+          <w:b/>
+          <w:sz w:val="21"/>
+        </w:rPr>
+        <w:t xml:space="preserve">ORA-16816: incorrect database role</w:t>
+      </w:r>
+      <w:r>
+        <w:rPr>
+          <w:rFonts w:ascii="맑은 고딕" w:hAnsi="맑은 고딕" w:eastAsia="맑은 고딕"/>
+          <w:b/>
+          <w:sz w:val="21"/>
+        </w:rPr>
+        <w:t xml:space="preserve">이 양쪽에 붙었다.</w:t>
+      </w:r>
+      <w:r>
+        <w:rPr>
+          <w:rFonts w:ascii="맑은 고딕" w:hAnsi="맑은 고딕" w:eastAsia="맑은 고딕"/>
+          <w:sz w:val="21"/>
+        </w:rPr>
+        <w:t xml:space="preserve"> 구성이 알고 있는 역할과 실제가 다르다는 뜻이다.</w:t>
       </w:r>
     </w:p>
     <w:p>
@@ -3775,7 +5021,51 @@
           <w:rFonts w:ascii="맑은 고딕" w:hAnsi="맑은 고딕" w:eastAsia="맑은 고딕"/>
           <w:sz w:val="21"/>
         </w:rPr>
-        <w:t>새 Primary의 목적지가 **비어 있다.** 옛 Primary의 설정을 지웠을 뿐 새 Primary의 것을 만들지 않았고, Broker도 역할이 어긋나 손대지 못한다. chicago의 MRP는 `WAIT_FOR_LOG`였다. **재해 복구 능력이 없는 상태**다.</w:t>
+        <w:t xml:space="preserve">새 Primary의 목적지가 </w:t>
+      </w:r>
+      <w:r>
+        <w:rPr>
+          <w:rFonts w:ascii="맑은 고딕" w:hAnsi="맑은 고딕" w:eastAsia="맑은 고딕"/>
+          <w:b/>
+          <w:sz w:val="21"/>
+        </w:rPr>
+        <w:t xml:space="preserve">비어 있다.</w:t>
+      </w:r>
+      <w:r>
+        <w:rPr>
+          <w:rFonts w:ascii="맑은 고딕" w:hAnsi="맑은 고딕" w:eastAsia="맑은 고딕"/>
+          <w:sz w:val="21"/>
+        </w:rPr>
+        <w:t xml:space="preserve"> 옛 Primary의 설정을 지웠을 뿐 새 Primary의 것을 만들지 않았고, Broker도 역할이 어긋나 손대지 못한다. chicago의 MRP는 </w:t>
+      </w:r>
+      <w:r>
+        <w:rPr>
+          <w:rFonts w:ascii="Consolas" w:hAnsi="Consolas" w:eastAsia="맑은 고딕"/>
+          <w:sz w:val="21"/>
+        </w:rPr>
+        <w:t xml:space="preserve">WAIT_FOR_LOG</w:t>
+      </w:r>
+      <w:r>
+        <w:rPr>
+          <w:rFonts w:ascii="맑은 고딕" w:hAnsi="맑은 고딕" w:eastAsia="맑은 고딕"/>
+          <w:sz w:val="21"/>
+        </w:rPr>
+        <w:t xml:space="preserve">였다. </w:t>
+      </w:r>
+      <w:r>
+        <w:rPr>
+          <w:rFonts w:ascii="맑은 고딕" w:hAnsi="맑은 고딕" w:eastAsia="맑은 고딕"/>
+          <w:b/>
+          <w:sz w:val="21"/>
+        </w:rPr>
+        <w:t xml:space="preserve">재해 복구 능력이 없는 상태</w:t>
+      </w:r>
+      <w:r>
+        <w:rPr>
+          <w:rFonts w:ascii="맑은 고딕" w:hAnsi="맑은 고딕" w:eastAsia="맑은 고딕"/>
+          <w:sz w:val="21"/>
+        </w:rPr>
+        <w:t xml:space="preserve">다.</w:t>
       </w:r>
     </w:p>
     <w:p>
@@ -3886,10 +5176,40 @@
     <w:p>
       <w:r>
         <w:rPr>
-          <w:rFonts w:ascii="맑은 고딕" w:hAnsi="맑은 고딕" w:eastAsia="맑은 고딕"/>
-          <w:sz w:val="21"/>
-        </w:rPr>
-        <w:t>**`ORA-16468`.** 대상에 접속할 수 없다는 뜻이다. 이때 chicago는 `MOUNTED` 상태였다.</w:t>
+          <w:rFonts w:ascii="Consolas" w:hAnsi="Consolas" w:eastAsia="맑은 고딕"/>
+          <w:b/>
+          <w:sz w:val="21"/>
+        </w:rPr>
+        <w:t xml:space="preserve">ORA-16468</w:t>
+      </w:r>
+      <w:r>
+        <w:rPr>
+          <w:rFonts w:ascii="맑은 고딕" w:hAnsi="맑은 고딕" w:eastAsia="맑은 고딕"/>
+          <w:b/>
+          <w:sz w:val="21"/>
+        </w:rPr>
+        <w:t xml:space="preserve">.</w:t>
+      </w:r>
+      <w:r>
+        <w:rPr>
+          <w:rFonts w:ascii="맑은 고딕" w:hAnsi="맑은 고딕" w:eastAsia="맑은 고딕"/>
+          <w:sz w:val="21"/>
+        </w:rPr>
+        <w:t xml:space="preserve"> 대상에 접속할 수 없다는 뜻이다. 이때 chicago는 </w:t>
+      </w:r>
+      <w:r>
+        <w:rPr>
+          <w:rFonts w:ascii="Consolas" w:hAnsi="Consolas" w:eastAsia="맑은 고딕"/>
+          <w:sz w:val="21"/>
+        </w:rPr>
+        <w:t xml:space="preserve">MOUNTED</w:t>
+      </w:r>
+      <w:r>
+        <w:rPr>
+          <w:rFonts w:ascii="맑은 고딕" w:hAnsi="맑은 고딕" w:eastAsia="맑은 고딕"/>
+          <w:sz w:val="21"/>
+        </w:rPr>
+        <w:t xml:space="preserve"> 상태였다.</w:t>
       </w:r>
     </w:p>
     <w:p>
@@ -3935,19 +5255,49 @@
                 <w:rFonts w:ascii="맑은 고딕" w:hAnsi="맑은 고딕" w:eastAsia="맑은 고딕"/>
                 <w:sz w:val="20"/>
               </w:rPr>
-              <w:t>SQL 전환은 **한쪽 데이터베이스의 명령**이다. 상대를 기동하거나 파라미터를 다시 쓰는 일을 하지 않는다. 1~12장에서는 그 뒷일도 사람이 했다.</w:t>
-            </w:r>
-          </w:p>
-          <w:p>
-            <w:pPr>
-              <w:spacing w:after="20"/>
-            </w:pPr>
+              <w:t xml:space="preserve">SQL 전환은 </w:t>
+            </w:r>
+            <w:r>
+              <w:rPr>
+                <w:rFonts w:ascii="맑은 고딕" w:hAnsi="맑은 고딕" w:eastAsia="맑은 고딕"/>
+                <w:b/>
+                <w:sz w:val="20"/>
+              </w:rPr>
+              <w:t xml:space="preserve">한쪽 데이터베이스의 명령</w:t>
+            </w:r>
             <w:r>
               <w:rPr>
                 <w:rFonts w:ascii="맑은 고딕" w:hAnsi="맑은 고딕" w:eastAsia="맑은 고딕"/>
                 <w:sz w:val="20"/>
               </w:rPr>
-              <w:t>Broker 환경에서는 Broker가 한다고 전제하는데, SQL 전환은 Broker를 거치지 않으므로 **아무도 하지 않는다.** 겉으로는 동작하는 것처럼 보이지만 복제가 없다.</w:t>
+              <w:t xml:space="preserve">이다. 상대를 기동하거나 파라미터를 다시 쓰는 일을 하지 않는다. 1~12장에서는 그 뒷일도 사람이 했다.</w:t>
+            </w:r>
+          </w:p>
+          <w:p>
+            <w:pPr>
+              <w:spacing w:after="20"/>
+            </w:pPr>
+            <w:r>
+              <w:rPr>
+                <w:rFonts w:ascii="맑은 고딕" w:hAnsi="맑은 고딕" w:eastAsia="맑은 고딕"/>
+                <w:sz w:val="20"/>
+              </w:rPr>
+              <w:t xml:space="preserve">Broker 환경에서는 Broker가 한다고 전제하는데, SQL 전환은 Broker를 거치지 않으므로 </w:t>
+            </w:r>
+            <w:r>
+              <w:rPr>
+                <w:rFonts w:ascii="맑은 고딕" w:hAnsi="맑은 고딕" w:eastAsia="맑은 고딕"/>
+                <w:b/>
+                <w:sz w:val="20"/>
+              </w:rPr>
+              <w:t xml:space="preserve">아무도 하지 않는다.</w:t>
+            </w:r>
+            <w:r>
+              <w:rPr>
+                <w:rFonts w:ascii="맑은 고딕" w:hAnsi="맑은 고딕" w:eastAsia="맑은 고딕"/>
+                <w:sz w:val="20"/>
+              </w:rPr>
+              <w:t xml:space="preserve"> 겉으로는 동작하는 것처럼 보이지만 복제가 없다.</w:t>
             </w:r>
           </w:p>
         </w:tc>
@@ -3968,7 +5318,15 @@
           <w:rFonts w:ascii="맑은 고딕" w:hAnsi="맑은 고딕" w:eastAsia="맑은 고딕"/>
           <w:sz w:val="21"/>
         </w:rPr>
-        <w:t>구성이 알고 있는 역할과 실제가 어긋났으므로 둘 중 하나를 맞춰야 한다. **구성을 다시 만드는 쪽이 확실하다.**</w:t>
+        <w:t xml:space="preserve">구성이 알고 있는 역할과 실제가 어긋났으므로 둘 중 하나를 맞춰야 한다. </w:t>
+      </w:r>
+      <w:r>
+        <w:rPr>
+          <w:rFonts w:ascii="맑은 고딕" w:hAnsi="맑은 고딕" w:eastAsia="맑은 고딕"/>
+          <w:b/>
+          <w:sz w:val="21"/>
+        </w:rPr>
+        <w:t xml:space="preserve">구성을 다시 만드는 쪽이 확실하다.</w:t>
       </w:r>
     </w:p>
     <w:tbl>
@@ -4178,7 +5536,59 @@
           <w:rFonts w:ascii="맑은 고딕" w:hAnsi="맑은 고딕" w:eastAsia="맑은 고딕"/>
           <w:sz w:val="21"/>
         </w:rPr>
-        <w:t>13장에서 확인한 대로 **`REMOVE CONFIGURATION`은 데이터베이스를 건드리지 않는다.** 다시 만들 때는 **실제 역할대로** 적으며, `ENABLE CONFIGURATION`이 파라미터를 다시 써 주므로 전송이 재개된다. 그다음 정상 절차로 원래 역할을 회복한다.</w:t>
+        <w:t xml:space="preserve">13장에서 확인한 대로 </w:t>
+      </w:r>
+      <w:r>
+        <w:rPr>
+          <w:rFonts w:ascii="Consolas" w:hAnsi="Consolas" w:eastAsia="맑은 고딕"/>
+          <w:b/>
+          <w:sz w:val="21"/>
+        </w:rPr>
+        <w:t xml:space="preserve">REMOVE CONFIGURATION</w:t>
+      </w:r>
+      <w:r>
+        <w:rPr>
+          <w:rFonts w:ascii="맑은 고딕" w:hAnsi="맑은 고딕" w:eastAsia="맑은 고딕"/>
+          <w:b/>
+          <w:sz w:val="21"/>
+        </w:rPr>
+        <w:t xml:space="preserve">은 데이터베이스를 건드리지 않는다.</w:t>
+      </w:r>
+      <w:r>
+        <w:rPr>
+          <w:rFonts w:ascii="맑은 고딕" w:hAnsi="맑은 고딕" w:eastAsia="맑은 고딕"/>
+          <w:sz w:val="21"/>
+        </w:rPr>
+        <w:t xml:space="preserve"> 다시 만들 때는 </w:t>
+      </w:r>
+      <w:r>
+        <w:rPr>
+          <w:rFonts w:ascii="맑은 고딕" w:hAnsi="맑은 고딕" w:eastAsia="맑은 고딕"/>
+          <w:b/>
+          <w:sz w:val="21"/>
+        </w:rPr>
+        <w:t xml:space="preserve">실제 역할대로</w:t>
+      </w:r>
+      <w:r>
+        <w:rPr>
+          <w:rFonts w:ascii="맑은 고딕" w:hAnsi="맑은 고딕" w:eastAsia="맑은 고딕"/>
+          <w:sz w:val="21"/>
+        </w:rPr>
+        <w:t xml:space="preserve"> 적으며, </w:t>
+      </w:r>
+      <w:r>
+        <w:rPr>
+          <w:rFonts w:ascii="Consolas" w:hAnsi="Consolas" w:eastAsia="맑은 고딕"/>
+          <w:sz w:val="21"/>
+        </w:rPr>
+        <w:t xml:space="preserve">ENABLE CONFIGURATION</w:t>
+      </w:r>
+      <w:r>
+        <w:rPr>
+          <w:rFonts w:ascii="맑은 고딕" w:hAnsi="맑은 고딕" w:eastAsia="맑은 고딕"/>
+          <w:sz w:val="21"/>
+        </w:rPr>
+        <w:t xml:space="preserve">이 파라미터를 다시 써 주므로 전송이 재개된다. 그다음 정상 절차로 원래 역할을 회복한다.</w:t>
       </w:r>
     </w:p>
     <w:tbl>
@@ -4245,7 +5655,36 @@
           <w:rFonts w:ascii="맑은 고딕" w:hAnsi="맑은 고딕" w:eastAsia="맑은 고딕"/>
           <w:sz w:val="21"/>
         </w:rPr>
-        <w:t>전환 직후 `Warning: ORA-16854: apply lag could not be determined`가 잠시 보였다. 새 Standby가 아직 적용을 시작하지 못한 것이며 14·15장의 **판정 시차**다.</w:t>
+        <w:t xml:space="preserve">전환 직후 </w:t>
+      </w:r>
+      <w:r>
+        <w:rPr>
+          <w:rFonts w:ascii="Consolas" w:hAnsi="Consolas" w:eastAsia="맑은 고딕"/>
+          <w:sz w:val="21"/>
+        </w:rPr>
+        <w:t xml:space="preserve">Warning: ORA-16854: apply lag could not be determined</w:t>
+      </w:r>
+      <w:r>
+        <w:rPr>
+          <w:rFonts w:ascii="맑은 고딕" w:hAnsi="맑은 고딕" w:eastAsia="맑은 고딕"/>
+          <w:sz w:val="21"/>
+        </w:rPr>
+        <w:t xml:space="preserve">가 잠시 보였다. 새 Standby가 아직 적용을 시작하지 못한 것이며 14·15장의 </w:t>
+      </w:r>
+      <w:r>
+        <w:rPr>
+          <w:rFonts w:ascii="맑은 고딕" w:hAnsi="맑은 고딕" w:eastAsia="맑은 고딕"/>
+          <w:b/>
+          <w:sz w:val="21"/>
+        </w:rPr>
+        <w:t xml:space="preserve">판정 시차</w:t>
+      </w:r>
+      <w:r>
+        <w:rPr>
+          <w:rFonts w:ascii="맑은 고딕" w:hAnsi="맑은 고딕" w:eastAsia="맑은 고딕"/>
+          <w:sz w:val="21"/>
+        </w:rPr>
+        <w:t xml:space="preserve">다.</w:t>
       </w:r>
     </w:p>
     <w:tbl>
@@ -4280,57 +5719,199 @@
             <w:r>
               <w:rPr>
                 <w:rFonts w:ascii="맑은 고딕" w:hAnsi="맑은 고딕" w:eastAsia="맑은 고딕"/>
+                <w:b/>
                 <w:sz w:val="20"/>
               </w:rPr>
-              <w:t>**① Broker가 막아 줄 것이라고 기대하지 않는다.** 이 명령은 검사조차 하지 않았다. 규율은 도구가 아니라 사람이 지킨다.</w:t>
-            </w:r>
-          </w:p>
-          <w:p>
-            <w:pPr>
-              <w:spacing w:after="20"/>
-            </w:pPr>
+              <w:t xml:space="preserve">① Broker가 막아 줄 것이라고 기대하지 않는다.</w:t>
+            </w:r>
             <w:r>
               <w:rPr>
                 <w:rFonts w:ascii="맑은 고딕" w:hAnsi="맑은 고딕" w:eastAsia="맑은 고딕"/>
                 <w:sz w:val="20"/>
               </w:rPr>
-              <w:t>**② `SUCCESS`를 결과로 받아들이지 않는다.** 역할이 어긋난 직후에도 `SUCCESS`였다.</w:t>
+              <w:t xml:space="preserve"> 이 명령은 검사조차 하지 않았다. 규율은 도구가 아니라 사람이 지킨다.</w:t>
             </w:r>
           </w:p>
           <w:p>
             <w:pPr>
               <w:spacing w:after="20"/>
             </w:pPr>
+            <w:r>
+              <w:rPr>
+                <w:rFonts w:ascii="맑은 고딕" w:hAnsi="맑은 고딕" w:eastAsia="맑은 고딕"/>
+                <w:b/>
+                <w:sz w:val="20"/>
+              </w:rPr>
+              <w:t xml:space="preserve">② </w:t>
+            </w:r>
+            <w:r>
+              <w:rPr>
+                <w:rFonts w:ascii="Consolas" w:hAnsi="Consolas" w:eastAsia="맑은 고딕"/>
+                <w:b/>
+                <w:sz w:val="20"/>
+              </w:rPr>
+              <w:t xml:space="preserve">SUCCESS</w:t>
+            </w:r>
+            <w:r>
+              <w:rPr>
+                <w:rFonts w:ascii="맑은 고딕" w:hAnsi="맑은 고딕" w:eastAsia="맑은 고딕"/>
+                <w:b/>
+                <w:sz w:val="20"/>
+              </w:rPr>
+              <w:t xml:space="preserve">를 결과로 받아들이지 않는다.</w:t>
+            </w:r>
             <w:r>
               <w:rPr>
                 <w:rFonts w:ascii="맑은 고딕" w:hAnsi="맑은 고딕" w:eastAsia="맑은 고딕"/>
                 <w:sz w:val="20"/>
               </w:rPr>
-              <w:t>**③ 실제 역할은 `V$DATABASE`에서 확인한다.** Broker 화면이 아니라 뷰가 사실이다.</w:t>
-            </w:r>
-          </w:p>
-          <w:p>
-            <w:pPr>
-              <w:spacing w:after="20"/>
-            </w:pPr>
+              <w:t xml:space="preserve"> 역할이 어긋난 직후에도 </w:t>
+            </w:r>
+            <w:r>
+              <w:rPr>
+                <w:rFonts w:ascii="Consolas" w:hAnsi="Consolas" w:eastAsia="맑은 고딕"/>
+                <w:sz w:val="20"/>
+              </w:rPr>
+              <w:t xml:space="preserve">SUCCESS</w:t>
+            </w:r>
             <w:r>
               <w:rPr>
                 <w:rFonts w:ascii="맑은 고딕" w:hAnsi="맑은 고딕" w:eastAsia="맑은 고딕"/>
                 <w:sz w:val="20"/>
               </w:rPr>
-              <w:t>**④ 복구 경로를 알아 두면 두렵지 않다.** `REMOVE` → `CREATE` → `ADD` → `ENABLE`은 데이터를 건드리지 않는다. 다만 그동안 감시 공백이 생긴다.</w:t>
+              <w:t xml:space="preserve">였다.</w:t>
             </w:r>
           </w:p>
           <w:p>
             <w:pPr>
               <w:spacing w:after="20"/>
             </w:pPr>
+            <w:r>
+              <w:rPr>
+                <w:rFonts w:ascii="맑은 고딕" w:hAnsi="맑은 고딕" w:eastAsia="맑은 고딕"/>
+                <w:b/>
+                <w:sz w:val="20"/>
+              </w:rPr>
+              <w:t xml:space="preserve">③ 실제 역할은 </w:t>
+            </w:r>
+            <w:r>
+              <w:rPr>
+                <w:rFonts w:ascii="Consolas" w:hAnsi="Consolas" w:eastAsia="맑은 고딕"/>
+                <w:b/>
+                <w:sz w:val="20"/>
+              </w:rPr>
+              <w:t xml:space="preserve">V$DATABASE</w:t>
+            </w:r>
+            <w:r>
+              <w:rPr>
+                <w:rFonts w:ascii="맑은 고딕" w:hAnsi="맑은 고딕" w:eastAsia="맑은 고딕"/>
+                <w:b/>
+                <w:sz w:val="20"/>
+              </w:rPr>
+              <w:t xml:space="preserve">에서 확인한다.</w:t>
+            </w:r>
             <w:r>
               <w:rPr>
                 <w:rFonts w:ascii="맑은 고딕" w:hAnsi="맑은 고딕" w:eastAsia="맑은 고딕"/>
                 <w:sz w:val="20"/>
               </w:rPr>
-              <w:t>**⑤ 전환 명령은 반드시 DGMGRL로 한다.** Broker를 쓰기로 했다면 예외를 두지 않는다.</w:t>
+              <w:t xml:space="preserve"> Broker 화면이 아니라 뷰가 사실이다.</w:t>
+            </w:r>
+          </w:p>
+          <w:p>
+            <w:pPr>
+              <w:spacing w:after="20"/>
+            </w:pPr>
+            <w:r>
+              <w:rPr>
+                <w:rFonts w:ascii="맑은 고딕" w:hAnsi="맑은 고딕" w:eastAsia="맑은 고딕"/>
+                <w:b/>
+                <w:sz w:val="20"/>
+              </w:rPr>
+              <w:t xml:space="preserve">④ 복구 경로를 알아 두면 두렵지 않다.</w:t>
+            </w:r>
+            <w:r>
+              <w:rPr>
+                <w:rFonts w:ascii="맑은 고딕" w:hAnsi="맑은 고딕" w:eastAsia="맑은 고딕"/>
+                <w:sz w:val="20"/>
+              </w:rPr>
+              <w:t xml:space="preserve"> </w:t>
+            </w:r>
+            <w:r>
+              <w:rPr>
+                <w:rFonts w:ascii="Consolas" w:hAnsi="Consolas" w:eastAsia="맑은 고딕"/>
+                <w:sz w:val="20"/>
+              </w:rPr>
+              <w:t xml:space="preserve">REMOVE</w:t>
+            </w:r>
+            <w:r>
+              <w:rPr>
+                <w:rFonts w:ascii="맑은 고딕" w:hAnsi="맑은 고딕" w:eastAsia="맑은 고딕"/>
+                <w:sz w:val="20"/>
+              </w:rPr>
+              <w:t xml:space="preserve"> → </w:t>
+            </w:r>
+            <w:r>
+              <w:rPr>
+                <w:rFonts w:ascii="Consolas" w:hAnsi="Consolas" w:eastAsia="맑은 고딕"/>
+                <w:sz w:val="20"/>
+              </w:rPr>
+              <w:t xml:space="preserve">CREATE</w:t>
+            </w:r>
+            <w:r>
+              <w:rPr>
+                <w:rFonts w:ascii="맑은 고딕" w:hAnsi="맑은 고딕" w:eastAsia="맑은 고딕"/>
+                <w:sz w:val="20"/>
+              </w:rPr>
+              <w:t xml:space="preserve"> → </w:t>
+            </w:r>
+            <w:r>
+              <w:rPr>
+                <w:rFonts w:ascii="Consolas" w:hAnsi="Consolas" w:eastAsia="맑은 고딕"/>
+                <w:sz w:val="20"/>
+              </w:rPr>
+              <w:t xml:space="preserve">ADD</w:t>
+            </w:r>
+            <w:r>
+              <w:rPr>
+                <w:rFonts w:ascii="맑은 고딕" w:hAnsi="맑은 고딕" w:eastAsia="맑은 고딕"/>
+                <w:sz w:val="20"/>
+              </w:rPr>
+              <w:t xml:space="preserve"> → </w:t>
+            </w:r>
+            <w:r>
+              <w:rPr>
+                <w:rFonts w:ascii="Consolas" w:hAnsi="Consolas" w:eastAsia="맑은 고딕"/>
+                <w:sz w:val="20"/>
+              </w:rPr>
+              <w:t xml:space="preserve">ENABLE</w:t>
+            </w:r>
+            <w:r>
+              <w:rPr>
+                <w:rFonts w:ascii="맑은 고딕" w:hAnsi="맑은 고딕" w:eastAsia="맑은 고딕"/>
+                <w:sz w:val="20"/>
+              </w:rPr>
+              <w:t xml:space="preserve">은 데이터를 건드리지 않는다. 다만 그동안 감시 공백이 생긴다.</w:t>
+            </w:r>
+          </w:p>
+          <w:p>
+            <w:pPr>
+              <w:spacing w:after="20"/>
+            </w:pPr>
+            <w:r>
+              <w:rPr>
+                <w:rFonts w:ascii="맑은 고딕" w:hAnsi="맑은 고딕" w:eastAsia="맑은 고딕"/>
+                <w:b/>
+                <w:sz w:val="20"/>
+              </w:rPr>
+              <w:t xml:space="preserve">⑤ 전환 명령은 반드시 DGMGRL로 한다.</w:t>
+            </w:r>
+            <w:r>
+              <w:rPr>
+                <w:rFonts w:ascii="맑은 고딕" w:hAnsi="맑은 고딕" w:eastAsia="맑은 고딕"/>
+                <w:sz w:val="20"/>
+              </w:rPr>
+              <w:t xml:space="preserve"> Broker를 쓰기로 했다면 예외를 두지 않는다.</w:t>
             </w:r>
           </w:p>
         </w:tc>
@@ -4359,7 +5940,51 @@
           <w:rFonts w:ascii="맑은 고딕" w:hAnsi="맑은 고딕" w:eastAsia="맑은 고딕"/>
           <w:sz w:val="21"/>
         </w:rPr>
-        <w:t>14장의 `ORA-16827` 경고를 기억한다. **Failover 뒤에 옛 Primary를 되살리려면 플래시백이 있어야 한다.** Failover는 받은 데까지만 살리므로 옛 Primary에는 **버려진 변경이 남고**, 플래시백으로 그 지점까지 되감아야 Standby가 될 수 있다.</w:t>
+        <w:t xml:space="preserve">14장의 </w:t>
+      </w:r>
+      <w:r>
+        <w:rPr>
+          <w:rFonts w:ascii="Consolas" w:hAnsi="Consolas" w:eastAsia="맑은 고딕"/>
+          <w:sz w:val="21"/>
+        </w:rPr>
+        <w:t xml:space="preserve">ORA-16827</w:t>
+      </w:r>
+      <w:r>
+        <w:rPr>
+          <w:rFonts w:ascii="맑은 고딕" w:hAnsi="맑은 고딕" w:eastAsia="맑은 고딕"/>
+          <w:sz w:val="21"/>
+        </w:rPr>
+        <w:t xml:space="preserve"> 경고를 기억한다. </w:t>
+      </w:r>
+      <w:r>
+        <w:rPr>
+          <w:rFonts w:ascii="맑은 고딕" w:hAnsi="맑은 고딕" w:eastAsia="맑은 고딕"/>
+          <w:b/>
+          <w:sz w:val="21"/>
+        </w:rPr>
+        <w:t xml:space="preserve">Failover 뒤에 옛 Primary를 되살리려면 플래시백이 있어야 한다.</w:t>
+      </w:r>
+      <w:r>
+        <w:rPr>
+          <w:rFonts w:ascii="맑은 고딕" w:hAnsi="맑은 고딕" w:eastAsia="맑은 고딕"/>
+          <w:sz w:val="21"/>
+        </w:rPr>
+        <w:t xml:space="preserve"> Failover는 받은 데까지만 살리므로 옛 Primary에는 </w:t>
+      </w:r>
+      <w:r>
+        <w:rPr>
+          <w:rFonts w:ascii="맑은 고딕" w:hAnsi="맑은 고딕" w:eastAsia="맑은 고딕"/>
+          <w:b/>
+          <w:sz w:val="21"/>
+        </w:rPr>
+        <w:t xml:space="preserve">버려진 변경이 남고</w:t>
+      </w:r>
+      <w:r>
+        <w:rPr>
+          <w:rFonts w:ascii="맑은 고딕" w:hAnsi="맑은 고딕" w:eastAsia="맑은 고딕"/>
+          <w:sz w:val="21"/>
+        </w:rPr>
+        <w:t xml:space="preserve">, 플래시백으로 그 지점까지 되감아야 Standby가 될 수 있다.</w:t>
       </w:r>
     </w:p>
     <w:tbl>
@@ -4580,9 +6205,31 @@
       <w:r>
         <w:rPr>
           <w:rFonts w:ascii="맑은 고딕" w:hAnsi="맑은 고딕" w:eastAsia="맑은 고딕"/>
-          <w:sz w:val="21"/>
-        </w:rPr>
-        <w:t>**열린 채로 켤 수 있다.** 19c에서는 `READ WRITE`인 채로 켰고 Standby는 마운트 상태에서 켰다. 이미 켜져 있으면 이렇게 된다.</w:t>
+          <w:b/>
+          <w:sz w:val="21"/>
+        </w:rPr>
+        <w:t xml:space="preserve">열린 채로 켤 수 있다.</w:t>
+      </w:r>
+      <w:r>
+        <w:rPr>
+          <w:rFonts w:ascii="맑은 고딕" w:hAnsi="맑은 고딕" w:eastAsia="맑은 고딕"/>
+          <w:sz w:val="21"/>
+        </w:rPr>
+        <w:t xml:space="preserve"> 19c에서는 </w:t>
+      </w:r>
+      <w:r>
+        <w:rPr>
+          <w:rFonts w:ascii="Consolas" w:hAnsi="Consolas" w:eastAsia="맑은 고딕"/>
+          <w:sz w:val="21"/>
+        </w:rPr>
+        <w:t xml:space="preserve">READ WRITE</w:t>
+      </w:r>
+      <w:r>
+        <w:rPr>
+          <w:rFonts w:ascii="맑은 고딕" w:hAnsi="맑은 고딕" w:eastAsia="맑은 고딕"/>
+          <w:sz w:val="21"/>
+        </w:rPr>
+        <w:t xml:space="preserve">인 채로 켰고 Standby는 마운트 상태에서 켰다. 이미 켜져 있으면 이렇게 된다.</w:t>
       </w:r>
     </w:p>
     <w:tbl>
@@ -4675,7 +6322,22 @@
           <w:rFonts w:ascii="맑은 고딕" w:hAnsi="맑은 고딕" w:eastAsia="맑은 고딕"/>
           <w:sz w:val="21"/>
         </w:rPr>
-        <w:t>앞은 "켤 수 없다", 뒤가 이유다. **오류가 두 줄일 때 두 번째 줄을 읽는다.** 켜면 FRA에 플래시백 로그가 생긴다.</w:t>
+        <w:t xml:space="preserve">앞은 "켤 수 없다", 뒤가 이유다. </w:t>
+      </w:r>
+      <w:r>
+        <w:rPr>
+          <w:rFonts w:ascii="맑은 고딕" w:hAnsi="맑은 고딕" w:eastAsia="맑은 고딕"/>
+          <w:b/>
+          <w:sz w:val="21"/>
+        </w:rPr>
+        <w:t xml:space="preserve">오류가 두 줄일 때 두 번째 줄을 읽는다.</w:t>
+      </w:r>
+      <w:r>
+        <w:rPr>
+          <w:rFonts w:ascii="맑은 고딕" w:hAnsi="맑은 고딕" w:eastAsia="맑은 고딕"/>
+          <w:sz w:val="21"/>
+        </w:rPr>
+        <w:t xml:space="preserve"> 켜면 FRA에 플래시백 로그가 생긴다.</w:t>
       </w:r>
     </w:p>
     <w:tbl>
@@ -4755,7 +6417,22 @@
           <w:rFonts w:ascii="맑은 고딕" w:hAnsi="맑은 고딕" w:eastAsia="맑은 고딕"/>
           <w:sz w:val="21"/>
         </w:rPr>
-        <w:t>200MB짜리 두 개가 즉시 만들어졌다. **공간을 먼저 확인해야 하는 이유**다.</w:t>
+        <w:t xml:space="preserve">200MB짜리 두 개가 즉시 만들어졌다. </w:t>
+      </w:r>
+      <w:r>
+        <w:rPr>
+          <w:rFonts w:ascii="맑은 고딕" w:hAnsi="맑은 고딕" w:eastAsia="맑은 고딕"/>
+          <w:b/>
+          <w:sz w:val="21"/>
+        </w:rPr>
+        <w:t xml:space="preserve">공간을 먼저 확인해야 하는 이유</w:t>
+      </w:r>
+      <w:r>
+        <w:rPr>
+          <w:rFonts w:ascii="맑은 고딕" w:hAnsi="맑은 고딕" w:eastAsia="맑은 고딕"/>
+          <w:sz w:val="21"/>
+        </w:rPr>
+        <w:t xml:space="preserve">다.</w:t>
       </w:r>
     </w:p>
     <w:tbl>
@@ -4874,7 +6551,50 @@
           <w:rFonts w:ascii="맑은 고딕" w:hAnsi="맑은 고딕" w:eastAsia="맑은 고딕"/>
           <w:sz w:val="21"/>
         </w:rPr>
-        <w:t>15GB 중 1.4GB를 쓰고 있었다. 여기에 더 쌓이므로 **FRA가 차면 인스턴스가 멈춘다.** 14장에서 `Stuck Archiver` 기본값이 `NO`인 이유와 이어진다.</w:t>
+        <w:t xml:space="preserve">15GB 중 1.4GB를 쓰고 있었다. 여기에 더 쌓이므로 </w:t>
+      </w:r>
+      <w:r>
+        <w:rPr>
+          <w:rFonts w:ascii="맑은 고딕" w:hAnsi="맑은 고딕" w:eastAsia="맑은 고딕"/>
+          <w:b/>
+          <w:sz w:val="21"/>
+        </w:rPr>
+        <w:t xml:space="preserve">FRA가 차면 인스턴스가 멈춘다.</w:t>
+      </w:r>
+      <w:r>
+        <w:rPr>
+          <w:rFonts w:ascii="맑은 고딕" w:hAnsi="맑은 고딕" w:eastAsia="맑은 고딕"/>
+          <w:sz w:val="21"/>
+        </w:rPr>
+        <w:t xml:space="preserve"> 14장에서 </w:t>
+      </w:r>
+      <w:r>
+        <w:rPr>
+          <w:rFonts w:ascii="Consolas" w:hAnsi="Consolas" w:eastAsia="맑은 고딕"/>
+          <w:sz w:val="21"/>
+        </w:rPr>
+        <w:t xml:space="preserve">Stuck Archiver</w:t>
+      </w:r>
+      <w:r>
+        <w:rPr>
+          <w:rFonts w:ascii="맑은 고딕" w:hAnsi="맑은 고딕" w:eastAsia="맑은 고딕"/>
+          <w:sz w:val="21"/>
+        </w:rPr>
+        <w:t xml:space="preserve"> 기본값이 </w:t>
+      </w:r>
+      <w:r>
+        <w:rPr>
+          <w:rFonts w:ascii="Consolas" w:hAnsi="Consolas" w:eastAsia="맑은 고딕"/>
+          <w:sz w:val="21"/>
+        </w:rPr>
+        <w:t xml:space="preserve">NO</w:t>
+      </w:r>
+      <w:r>
+        <w:rPr>
+          <w:rFonts w:ascii="맑은 고딕" w:hAnsi="맑은 고딕" w:eastAsia="맑은 고딕"/>
+          <w:sz w:val="21"/>
+        </w:rPr>
+        <w:t xml:space="preserve">인 이유와 이어진다.</w:t>
       </w:r>
     </w:p>
     <w:p>
@@ -4936,7 +6656,21 @@
           <w:rFonts w:ascii="맑은 고딕" w:hAnsi="맑은 고딕" w:eastAsia="맑은 고딕"/>
           <w:sz w:val="21"/>
         </w:rPr>
-        <w:t>재해를 흉내 낸다. `ABORT`인 것이 중요하다. 정상 종료는 남은 리두를 정리하지만 재해는 그러지 않는다.</w:t>
+        <w:t xml:space="preserve">재해를 흉내 낸다. </w:t>
+      </w:r>
+      <w:r>
+        <w:rPr>
+          <w:rFonts w:ascii="Consolas" w:hAnsi="Consolas" w:eastAsia="맑은 고딕"/>
+          <w:sz w:val="21"/>
+        </w:rPr>
+        <w:t xml:space="preserve">ABORT</w:t>
+      </w:r>
+      <w:r>
+        <w:rPr>
+          <w:rFonts w:ascii="맑은 고딕" w:hAnsi="맑은 고딕" w:eastAsia="맑은 고딕"/>
+          <w:sz w:val="21"/>
+        </w:rPr>
+        <w:t xml:space="preserve">인 것이 중요하다. 정상 종료는 남은 리두를 정리하지만 재해는 그러지 않는다.</w:t>
       </w:r>
     </w:p>
     <w:tbl>
@@ -5078,10 +6812,55 @@
     <w:p>
       <w:r>
         <w:rPr>
-          <w:rFonts w:ascii="맑은 고딕" w:hAnsi="맑은 고딕" w:eastAsia="맑은 고딕"/>
-          <w:sz w:val="21"/>
-        </w:rPr>
-        <w:t>**`Possible network disconnect`** — "아마도"라고 말한다. Standby는 Primary가 죽은 것인지 네트워크가 끊긴 것인지 **구별할 수 없다.** `ERROR_CODE`가 0이라 15장의 필터로는 **이 행이 걸러진다.**</w:t>
+          <w:rFonts w:ascii="Consolas" w:hAnsi="Consolas" w:eastAsia="맑은 고딕"/>
+          <w:b/>
+          <w:sz w:val="21"/>
+        </w:rPr>
+        <w:t xml:space="preserve">Possible network disconnect</w:t>
+      </w:r>
+      <w:r>
+        <w:rPr>
+          <w:rFonts w:ascii="맑은 고딕" w:hAnsi="맑은 고딕" w:eastAsia="맑은 고딕"/>
+          <w:sz w:val="21"/>
+        </w:rPr>
+        <w:t xml:space="preserve"> — "아마도"라고 말한다. Standby는 Primary가 죽은 것인지 네트워크가 끊긴 것인지 </w:t>
+      </w:r>
+      <w:r>
+        <w:rPr>
+          <w:rFonts w:ascii="맑은 고딕" w:hAnsi="맑은 고딕" w:eastAsia="맑은 고딕"/>
+          <w:b/>
+          <w:sz w:val="21"/>
+        </w:rPr>
+        <w:t xml:space="preserve">구별할 수 없다.</w:t>
+      </w:r>
+      <w:r>
+        <w:rPr>
+          <w:rFonts w:ascii="맑은 고딕" w:hAnsi="맑은 고딕" w:eastAsia="맑은 고딕"/>
+          <w:sz w:val="21"/>
+        </w:rPr>
+        <w:t xml:space="preserve"> </w:t>
+      </w:r>
+      <w:r>
+        <w:rPr>
+          <w:rFonts w:ascii="Consolas" w:hAnsi="Consolas" w:eastAsia="맑은 고딕"/>
+          <w:sz w:val="21"/>
+        </w:rPr>
+        <w:t xml:space="preserve">ERROR_CODE</w:t>
+      </w:r>
+      <w:r>
+        <w:rPr>
+          <w:rFonts w:ascii="맑은 고딕" w:hAnsi="맑은 고딕" w:eastAsia="맑은 고딕"/>
+          <w:sz w:val="21"/>
+        </w:rPr>
+        <w:t xml:space="preserve">가 0이라 15장의 필터로는 </w:t>
+      </w:r>
+      <w:r>
+        <w:rPr>
+          <w:rFonts w:ascii="맑은 고딕" w:hAnsi="맑은 고딕" w:eastAsia="맑은 고딕"/>
+          <w:b/>
+          <w:sz w:val="21"/>
+        </w:rPr>
+        <w:t xml:space="preserve">이 행이 걸러진다.</w:t>
       </w:r>
     </w:p>
     <w:tbl>
@@ -5223,10 +7002,40 @@
     <w:p>
       <w:r>
         <w:rPr>
-          <w:rFonts w:ascii="맑은 고딕" w:hAnsi="맑은 고딕" w:eastAsia="맑은 고딕"/>
-          <w:sz w:val="21"/>
-        </w:rPr>
-        <w:t>**`ORA-1034`** 표기에 주의한다. SQL*Plus는 `ORA-01034`인데 Broker는 앞의 0을 생략했다. **같은 오류를 도구마다 다르게 적는다.**</w:t>
+          <w:rFonts w:ascii="Consolas" w:hAnsi="Consolas" w:eastAsia="맑은 고딕"/>
+          <w:b/>
+          <w:sz w:val="21"/>
+        </w:rPr>
+        <w:t xml:space="preserve">ORA-1034</w:t>
+      </w:r>
+      <w:r>
+        <w:rPr>
+          <w:rFonts w:ascii="맑은 고딕" w:hAnsi="맑은 고딕" w:eastAsia="맑은 고딕"/>
+          <w:sz w:val="21"/>
+        </w:rPr>
+        <w:t xml:space="preserve"> 표기에 주의한다. SQL*Plus는 </w:t>
+      </w:r>
+      <w:r>
+        <w:rPr>
+          <w:rFonts w:ascii="Consolas" w:hAnsi="Consolas" w:eastAsia="맑은 고딕"/>
+          <w:sz w:val="21"/>
+        </w:rPr>
+        <w:t xml:space="preserve">ORA-01034</w:t>
+      </w:r>
+      <w:r>
+        <w:rPr>
+          <w:rFonts w:ascii="맑은 고딕" w:hAnsi="맑은 고딕" w:eastAsia="맑은 고딕"/>
+          <w:sz w:val="21"/>
+        </w:rPr>
+        <w:t xml:space="preserve">인데 Broker는 앞의 0을 생략했다. </w:t>
+      </w:r>
+      <w:r>
+        <w:rPr>
+          <w:rFonts w:ascii="맑은 고딕" w:hAnsi="맑은 고딕" w:eastAsia="맑은 고딕"/>
+          <w:b/>
+          <w:sz w:val="21"/>
+        </w:rPr>
+        <w:t xml:space="preserve">같은 오류를 도구마다 다르게 적는다.</w:t>
       </w:r>
     </w:p>
     <w:tbl>
@@ -5462,10 +7271,33 @@
       </w:pPr>
       <w:r>
         <w:rPr>
-          <w:rFonts w:ascii="맑은 고딕" w:hAnsi="맑은 고딕" w:eastAsia="맑은 고딕"/>
-          <w:sz w:val="21"/>
-        </w:rPr>
-        <w:t>**`Ready for Failover: Yes (Primary Not Running)`** — 괄호 안이 바뀌었다. **Failover를 해도 되는 상황**이라는 판정이다.</w:t>
+          <w:rFonts w:ascii="Consolas" w:hAnsi="Consolas" w:eastAsia="맑은 고딕"/>
+          <w:b/>
+          <w:sz w:val="21"/>
+        </w:rPr>
+        <w:t xml:space="preserve">Ready for Failover: Yes (Primary Not Running)</w:t>
+      </w:r>
+      <w:r>
+        <w:rPr>
+          <w:rFonts w:ascii="맑은 고딕" w:hAnsi="맑은 고딕" w:eastAsia="맑은 고딕"/>
+          <w:sz w:val="21"/>
+        </w:rPr>
+        <w:t xml:space="preserve"> — 괄호 안이 바뀌었다. </w:t>
+      </w:r>
+      <w:r>
+        <w:rPr>
+          <w:rFonts w:ascii="맑은 고딕" w:hAnsi="맑은 고딕" w:eastAsia="맑은 고딕"/>
+          <w:b/>
+          <w:sz w:val="21"/>
+        </w:rPr>
+        <w:t xml:space="preserve">Failover를 해도 되는 상황</w:t>
+      </w:r>
+      <w:r>
+        <w:rPr>
+          <w:rFonts w:ascii="맑은 고딕" w:hAnsi="맑은 고딕" w:eastAsia="맑은 고딕"/>
+          <w:sz w:val="21"/>
+        </w:rPr>
+        <w:t xml:space="preserve">이라는 판정이다.</w:t>
       </w:r>
     </w:p>
     <w:p>
@@ -5477,7 +7309,22 @@
           <w:rFonts w:ascii="맑은 고딕" w:hAnsi="맑은 고딕" w:eastAsia="맑은 고딕"/>
           <w:sz w:val="21"/>
         </w:rPr>
-        <w:t>chicago 관련 항목이 전부 **`Unknown`**이다. 물어볼 상대가 없기 때문이며 이것 자체가 진단 정보다.</w:t>
+        <w:t xml:space="preserve">chicago 관련 항목이 전부 </w:t>
+      </w:r>
+      <w:r>
+        <w:rPr>
+          <w:rFonts w:ascii="Consolas" w:hAnsi="Consolas" w:eastAsia="맑은 고딕"/>
+          <w:b/>
+          <w:sz w:val="21"/>
+        </w:rPr>
+        <w:t xml:space="preserve">Unknown</w:t>
+      </w:r>
+      <w:r>
+        <w:rPr>
+          <w:rFonts w:ascii="맑은 고딕" w:hAnsi="맑은 고딕" w:eastAsia="맑은 고딕"/>
+          <w:sz w:val="21"/>
+        </w:rPr>
+        <w:t xml:space="preserve">이다. 물어볼 상대가 없기 때문이며 이것 자체가 진단 정보다.</w:t>
       </w:r>
     </w:p>
     <w:p>
@@ -5563,9 +7410,32 @@
       <w:r>
         <w:rPr>
           <w:rFonts w:ascii="맑은 고딕" w:hAnsi="맑은 고딕" w:eastAsia="맑은 고딕"/>
-          <w:sz w:val="21"/>
-        </w:rPr>
-        <w:t>**두 줄이다. 실측 24초.** **옛 Primary와 협상하지 않기 때문**이다.</w:t>
+          <w:b/>
+          <w:sz w:val="21"/>
+        </w:rPr>
+        <w:t xml:space="preserve">두 줄이다. 실측 24초.</w:t>
+      </w:r>
+      <w:r>
+        <w:rPr>
+          <w:rFonts w:ascii="맑은 고딕" w:hAnsi="맑은 고딕" w:eastAsia="맑은 고딕"/>
+          <w:sz w:val="21"/>
+        </w:rPr>
+        <w:t xml:space="preserve"> </w:t>
+      </w:r>
+      <w:r>
+        <w:rPr>
+          <w:rFonts w:ascii="맑은 고딕" w:hAnsi="맑은 고딕" w:eastAsia="맑은 고딕"/>
+          <w:b/>
+          <w:sz w:val="21"/>
+        </w:rPr>
+        <w:t xml:space="preserve">옛 Primary와 협상하지 않기 때문</w:t>
+      </w:r>
+      <w:r>
+        <w:rPr>
+          <w:rFonts w:ascii="맑은 고딕" w:hAnsi="맑은 고딕" w:eastAsia="맑은 고딕"/>
+          <w:sz w:val="21"/>
+        </w:rPr>
+        <w:t xml:space="preserve">이다.</w:t>
       </w:r>
     </w:p>
     <w:tbl>
@@ -5733,10 +7603,69 @@
     <w:p>
       <w:r>
         <w:rPr>
-          <w:rFonts w:ascii="맑은 고딕" w:hAnsi="맑은 고딕" w:eastAsia="맑은 고딕"/>
-          <w:sz w:val="21"/>
-        </w:rPr>
-        <w:t>**`id=97`이 살아 있다.** 강제 종료 직전에 커밋한 행이다. `MaxPerformance`인데도 손실이 없었던 것은 실시간 전송이라 커밋 시점에 이미 SRL로 흘러가 있었기 때문이다. **다만 보장이 아니다.** 무손실을 보장하려면 8장의 `MaxAvailability` 이상이 필요하다.</w:t>
+          <w:rFonts w:ascii="Consolas" w:hAnsi="Consolas" w:eastAsia="맑은 고딕"/>
+          <w:b/>
+          <w:sz w:val="21"/>
+        </w:rPr>
+        <w:t xml:space="preserve">id=97</w:t>
+      </w:r>
+      <w:r>
+        <w:rPr>
+          <w:rFonts w:ascii="맑은 고딕" w:hAnsi="맑은 고딕" w:eastAsia="맑은 고딕"/>
+          <w:b/>
+          <w:sz w:val="21"/>
+        </w:rPr>
+        <w:t xml:space="preserve">이 살아 있다.</w:t>
+      </w:r>
+      <w:r>
+        <w:rPr>
+          <w:rFonts w:ascii="맑은 고딕" w:hAnsi="맑은 고딕" w:eastAsia="맑은 고딕"/>
+          <w:sz w:val="21"/>
+        </w:rPr>
+        <w:t xml:space="preserve"> 강제 종료 직전에 커밋한 행이다. </w:t>
+      </w:r>
+      <w:r>
+        <w:rPr>
+          <w:rFonts w:ascii="Consolas" w:hAnsi="Consolas" w:eastAsia="맑은 고딕"/>
+          <w:sz w:val="21"/>
+        </w:rPr>
+        <w:t xml:space="preserve">MaxPerformance</w:t>
+      </w:r>
+      <w:r>
+        <w:rPr>
+          <w:rFonts w:ascii="맑은 고딕" w:hAnsi="맑은 고딕" w:eastAsia="맑은 고딕"/>
+          <w:sz w:val="21"/>
+        </w:rPr>
+        <w:t xml:space="preserve">인데도 손실이 없었던 것은 실시간 전송이라 커밋 시점에 이미 SRL로 흘러가 있었기 때문이다. </w:t>
+      </w:r>
+      <w:r>
+        <w:rPr>
+          <w:rFonts w:ascii="맑은 고딕" w:hAnsi="맑은 고딕" w:eastAsia="맑은 고딕"/>
+          <w:b/>
+          <w:sz w:val="21"/>
+        </w:rPr>
+        <w:t xml:space="preserve">다만 보장이 아니다.</w:t>
+      </w:r>
+      <w:r>
+        <w:rPr>
+          <w:rFonts w:ascii="맑은 고딕" w:hAnsi="맑은 고딕" w:eastAsia="맑은 고딕"/>
+          <w:sz w:val="21"/>
+        </w:rPr>
+        <w:t xml:space="preserve"> 무손실을 보장하려면 8장의 </w:t>
+      </w:r>
+      <w:r>
+        <w:rPr>
+          <w:rFonts w:ascii="Consolas" w:hAnsi="Consolas" w:eastAsia="맑은 고딕"/>
+          <w:sz w:val="21"/>
+        </w:rPr>
+        <w:t xml:space="preserve">MaxAvailability</w:t>
+      </w:r>
+      <w:r>
+        <w:rPr>
+          <w:rFonts w:ascii="맑은 고딕" w:hAnsi="맑은 고딕" w:eastAsia="맑은 고딕"/>
+          <w:sz w:val="21"/>
+        </w:rPr>
+        <w:t xml:space="preserve"> 이상이 필요하다.</w:t>
       </w:r>
     </w:p>
     <w:tbl>
@@ -5839,10 +7768,55 @@
     <w:p>
       <w:r>
         <w:rPr>
-          <w:rFonts w:ascii="맑은 고딕" w:hAnsi="맑은 고딕" w:eastAsia="맑은 고딕"/>
-          <w:sz w:val="21"/>
-        </w:rPr>
-        <w:t>**`RESETLOGS_TIME`이 방금이다.** Failover는 `OPEN RESETLOGS`를 수반하며 새 인큐네이션이 시작된다. 이것이 Reinstate가 필요한 이유이기도 하다. 옛 Primary는 **다른 인큐네이션**에 있다.</w:t>
+          <w:rFonts w:ascii="Consolas" w:hAnsi="Consolas" w:eastAsia="맑은 고딕"/>
+          <w:b/>
+          <w:sz w:val="21"/>
+        </w:rPr>
+        <w:t xml:space="preserve">RESETLOGS_TIME</w:t>
+      </w:r>
+      <w:r>
+        <w:rPr>
+          <w:rFonts w:ascii="맑은 고딕" w:hAnsi="맑은 고딕" w:eastAsia="맑은 고딕"/>
+          <w:b/>
+          <w:sz w:val="21"/>
+        </w:rPr>
+        <w:t xml:space="preserve">이 방금이다.</w:t>
+      </w:r>
+      <w:r>
+        <w:rPr>
+          <w:rFonts w:ascii="맑은 고딕" w:hAnsi="맑은 고딕" w:eastAsia="맑은 고딕"/>
+          <w:sz w:val="21"/>
+        </w:rPr>
+        <w:t xml:space="preserve"> Failover는 </w:t>
+      </w:r>
+      <w:r>
+        <w:rPr>
+          <w:rFonts w:ascii="Consolas" w:hAnsi="Consolas" w:eastAsia="맑은 고딕"/>
+          <w:sz w:val="21"/>
+        </w:rPr>
+        <w:t xml:space="preserve">OPEN RESETLOGS</w:t>
+      </w:r>
+      <w:r>
+        <w:rPr>
+          <w:rFonts w:ascii="맑은 고딕" w:hAnsi="맑은 고딕" w:eastAsia="맑은 고딕"/>
+          <w:sz w:val="21"/>
+        </w:rPr>
+        <w:t xml:space="preserve">를 수반하며 새 인큐네이션이 시작된다. 이것이 Reinstate가 필요한 이유이기도 하다. 옛 Primary는 </w:t>
+      </w:r>
+      <w:r>
+        <w:rPr>
+          <w:rFonts w:ascii="맑은 고딕" w:hAnsi="맑은 고딕" w:eastAsia="맑은 고딕"/>
+          <w:b/>
+          <w:sz w:val="21"/>
+        </w:rPr>
+        <w:t xml:space="preserve">다른 인큐네이션</w:t>
+      </w:r>
+      <w:r>
+        <w:rPr>
+          <w:rFonts w:ascii="맑은 고딕" w:hAnsi="맑은 고딕" w:eastAsia="맑은 고딕"/>
+          <w:sz w:val="21"/>
+        </w:rPr>
+        <w:t xml:space="preserve">에 있다.</w:t>
       </w:r>
     </w:p>
     <w:tbl>
@@ -5974,10 +7948,18 @@
       </w:pPr>
       <w:r>
         <w:rPr>
-          <w:rFonts w:ascii="맑은 고딕" w:hAnsi="맑은 고딕" w:eastAsia="맑은 고딕"/>
-          <w:sz w:val="21"/>
-        </w:rPr>
-        <w:t>**`(disabled)`** — chicago가 비활성 상태가 됐다. 지워진 것은 아니다.</w:t>
+          <w:rFonts w:ascii="Consolas" w:hAnsi="Consolas" w:eastAsia="맑은 고딕"/>
+          <w:b/>
+          <w:sz w:val="21"/>
+        </w:rPr>
+        <w:t xml:space="preserve">(disabled)</w:t>
+      </w:r>
+      <w:r>
+        <w:rPr>
+          <w:rFonts w:ascii="맑은 고딕" w:hAnsi="맑은 고딕" w:eastAsia="맑은 고딕"/>
+          <w:sz w:val="21"/>
+        </w:rPr>
+        <w:t xml:space="preserve"> — chicago가 비활성 상태가 됐다. 지워진 것은 아니다.</w:t>
       </w:r>
     </w:p>
     <w:p>
@@ -5986,10 +7968,46 @@
       </w:pPr>
       <w:r>
         <w:rPr>
-          <w:rFonts w:ascii="맑은 고딕" w:hAnsi="맑은 고딕" w:eastAsia="맑은 고딕"/>
-          <w:sz w:val="21"/>
-        </w:rPr>
-        <w:t>**`Configuration Status: SUCCESS`** — `ORA-16661`이 붙어 있는데도 `SUCCESS`다. 비활성 멤버는 판정에서 제외되기 때문이다.</w:t>
+          <w:rFonts w:ascii="Consolas" w:hAnsi="Consolas" w:eastAsia="맑은 고딕"/>
+          <w:b/>
+          <w:sz w:val="21"/>
+        </w:rPr>
+        <w:t xml:space="preserve">Configuration Status: SUCCESS</w:t>
+      </w:r>
+      <w:r>
+        <w:rPr>
+          <w:rFonts w:ascii="맑은 고딕" w:hAnsi="맑은 고딕" w:eastAsia="맑은 고딕"/>
+          <w:sz w:val="21"/>
+        </w:rPr>
+        <w:t xml:space="preserve"> — </w:t>
+      </w:r>
+      <w:r>
+        <w:rPr>
+          <w:rFonts w:ascii="Consolas" w:hAnsi="Consolas" w:eastAsia="맑은 고딕"/>
+          <w:sz w:val="21"/>
+        </w:rPr>
+        <w:t xml:space="preserve">ORA-16661</w:t>
+      </w:r>
+      <w:r>
+        <w:rPr>
+          <w:rFonts w:ascii="맑은 고딕" w:hAnsi="맑은 고딕" w:eastAsia="맑은 고딕"/>
+          <w:sz w:val="21"/>
+        </w:rPr>
+        <w:t xml:space="preserve">이 붙어 있는데도 </w:t>
+      </w:r>
+      <w:r>
+        <w:rPr>
+          <w:rFonts w:ascii="Consolas" w:hAnsi="Consolas" w:eastAsia="맑은 고딕"/>
+          <w:sz w:val="21"/>
+        </w:rPr>
+        <w:t xml:space="preserve">SUCCESS</w:t>
+      </w:r>
+      <w:r>
+        <w:rPr>
+          <w:rFonts w:ascii="맑은 고딕" w:hAnsi="맑은 고딕" w:eastAsia="맑은 고딕"/>
+          <w:sz w:val="21"/>
+        </w:rPr>
+        <w:t xml:space="preserve">다. 비활성 멤버는 판정에서 제외되기 때문이다.</w:t>
       </w:r>
     </w:p>
     <w:p>
@@ -5998,7 +8016,38 @@
           <w:rFonts w:ascii="맑은 고딕" w:hAnsi="맑은 고딕" w:eastAsia="맑은 고딕"/>
           <w:sz w:val="21"/>
         </w:rPr>
-        <w:t>14장부터 반복한 주제가 가장 극단적으로 나타난다. **재해가 났고 Standby가 없는데 화면은 `SUCCESS`다.** 지금 이 구성에는 보호가 없다.</w:t>
+        <w:t xml:space="preserve">14장부터 반복한 주제가 가장 극단적으로 나타난다. </w:t>
+      </w:r>
+      <w:r>
+        <w:rPr>
+          <w:rFonts w:ascii="맑은 고딕" w:hAnsi="맑은 고딕" w:eastAsia="맑은 고딕"/>
+          <w:b/>
+          <w:sz w:val="21"/>
+        </w:rPr>
+        <w:t xml:space="preserve">재해가 났고 Standby가 없는데 화면은 </w:t>
+      </w:r>
+      <w:r>
+        <w:rPr>
+          <w:rFonts w:ascii="Consolas" w:hAnsi="Consolas" w:eastAsia="맑은 고딕"/>
+          <w:b/>
+          <w:sz w:val="21"/>
+        </w:rPr>
+        <w:t xml:space="preserve">SUCCESS</w:t>
+      </w:r>
+      <w:r>
+        <w:rPr>
+          <w:rFonts w:ascii="맑은 고딕" w:hAnsi="맑은 고딕" w:eastAsia="맑은 고딕"/>
+          <w:b/>
+          <w:sz w:val="21"/>
+        </w:rPr>
+        <w:t xml:space="preserve">다.</w:t>
+      </w:r>
+      <w:r>
+        <w:rPr>
+          <w:rFonts w:ascii="맑은 고딕" w:hAnsi="맑은 고딕" w:eastAsia="맑은 고딕"/>
+          <w:sz w:val="21"/>
+        </w:rPr>
+        <w:t xml:space="preserve"> 지금 이 구성에는 보호가 없다.</w:t>
       </w:r>
     </w:p>
     <w:p>
@@ -6122,10 +8171,26 @@
     <w:p>
       <w:r>
         <w:rPr>
-          <w:rFonts w:ascii="맑은 고딕" w:hAnsi="맑은 고딕" w:eastAsia="맑은 고딕"/>
-          <w:sz w:val="21"/>
-        </w:rPr>
-        <w:t>**`ORA-16653`.** 되살릴 대상에 접속할 수 없다.</w:t>
+          <w:rFonts w:ascii="Consolas" w:hAnsi="Consolas" w:eastAsia="맑은 고딕"/>
+          <w:b/>
+          <w:sz w:val="21"/>
+        </w:rPr>
+        <w:t xml:space="preserve">ORA-16653</w:t>
+      </w:r>
+      <w:r>
+        <w:rPr>
+          <w:rFonts w:ascii="맑은 고딕" w:hAnsi="맑은 고딕" w:eastAsia="맑은 고딕"/>
+          <w:b/>
+          <w:sz w:val="21"/>
+        </w:rPr>
+        <w:t xml:space="preserve">.</w:t>
+      </w:r>
+      <w:r>
+        <w:rPr>
+          <w:rFonts w:ascii="맑은 고딕" w:hAnsi="맑은 고딕" w:eastAsia="맑은 고딕"/>
+          <w:sz w:val="21"/>
+        </w:rPr>
+        <w:t xml:space="preserve"> 되살릴 대상에 접속할 수 없다.</w:t>
       </w:r>
     </w:p>
     <w:tbl>
@@ -6294,9 +8359,89 @@
       <w:r>
         <w:rPr>
           <w:rFonts w:ascii="맑은 고딕" w:hAnsi="맑은 고딕" w:eastAsia="맑은 고딕"/>
-          <w:sz w:val="21"/>
-        </w:rPr>
-        <w:t>**아직 `PRIMARY`라고 말한다.** 자기가 강등된 것을 모른다. `MOUNTED`여야 하며 열면 안 된다. `FLASHBACK_ON`이 `YES`인 것이 결정적이고, `NO`였다면 6장의 절차로 새로 만들어야 했다.</w:t>
+          <w:b/>
+          <w:sz w:val="21"/>
+        </w:rPr>
+        <w:t xml:space="preserve">아직 </w:t>
+      </w:r>
+      <w:r>
+        <w:rPr>
+          <w:rFonts w:ascii="Consolas" w:hAnsi="Consolas" w:eastAsia="맑은 고딕"/>
+          <w:b/>
+          <w:sz w:val="21"/>
+        </w:rPr>
+        <w:t xml:space="preserve">PRIMARY</w:t>
+      </w:r>
+      <w:r>
+        <w:rPr>
+          <w:rFonts w:ascii="맑은 고딕" w:hAnsi="맑은 고딕" w:eastAsia="맑은 고딕"/>
+          <w:b/>
+          <w:sz w:val="21"/>
+        </w:rPr>
+        <w:t xml:space="preserve">라고 말한다.</w:t>
+      </w:r>
+      <w:r>
+        <w:rPr>
+          <w:rFonts w:ascii="맑은 고딕" w:hAnsi="맑은 고딕" w:eastAsia="맑은 고딕"/>
+          <w:sz w:val="21"/>
+        </w:rPr>
+        <w:t xml:space="preserve"> 자기가 강등된 것을 모른다. </w:t>
+      </w:r>
+      <w:r>
+        <w:rPr>
+          <w:rFonts w:ascii="Consolas" w:hAnsi="Consolas" w:eastAsia="맑은 고딕"/>
+          <w:sz w:val="21"/>
+        </w:rPr>
+        <w:t xml:space="preserve">MOUNTED</w:t>
+      </w:r>
+      <w:r>
+        <w:rPr>
+          <w:rFonts w:ascii="맑은 고딕" w:hAnsi="맑은 고딕" w:eastAsia="맑은 고딕"/>
+          <w:sz w:val="21"/>
+        </w:rPr>
+        <w:t xml:space="preserve">여야 하며 열면 안 된다. </w:t>
+      </w:r>
+      <w:r>
+        <w:rPr>
+          <w:rFonts w:ascii="Consolas" w:hAnsi="Consolas" w:eastAsia="맑은 고딕"/>
+          <w:sz w:val="21"/>
+        </w:rPr>
+        <w:t xml:space="preserve">FLASHBACK_ON</w:t>
+      </w:r>
+      <w:r>
+        <w:rPr>
+          <w:rFonts w:ascii="맑은 고딕" w:hAnsi="맑은 고딕" w:eastAsia="맑은 고딕"/>
+          <w:sz w:val="21"/>
+        </w:rPr>
+        <w:t xml:space="preserve">이 </w:t>
+      </w:r>
+      <w:r>
+        <w:rPr>
+          <w:rFonts w:ascii="Consolas" w:hAnsi="Consolas" w:eastAsia="맑은 고딕"/>
+          <w:sz w:val="21"/>
+        </w:rPr>
+        <w:t xml:space="preserve">YES</w:t>
+      </w:r>
+      <w:r>
+        <w:rPr>
+          <w:rFonts w:ascii="맑은 고딕" w:hAnsi="맑은 고딕" w:eastAsia="맑은 고딕"/>
+          <w:sz w:val="21"/>
+        </w:rPr>
+        <w:t xml:space="preserve">인 것이 결정적이고, </w:t>
+      </w:r>
+      <w:r>
+        <w:rPr>
+          <w:rFonts w:ascii="Consolas" w:hAnsi="Consolas" w:eastAsia="맑은 고딕"/>
+          <w:sz w:val="21"/>
+        </w:rPr>
+        <w:t xml:space="preserve">NO</w:t>
+      </w:r>
+      <w:r>
+        <w:rPr>
+          <w:rFonts w:ascii="맑은 고딕" w:hAnsi="맑은 고딕" w:eastAsia="맑은 고딕"/>
+          <w:sz w:val="21"/>
+        </w:rPr>
+        <w:t xml:space="preserve">였다면 6장의 절차로 새로 만들어야 했다.</w:t>
       </w:r>
     </w:p>
     <w:tbl>
@@ -6374,9 +8519,17 @@
       <w:r>
         <w:rPr>
           <w:rFonts w:ascii="맑은 고딕" w:hAnsi="맑은 고딕" w:eastAsia="맑은 고딕"/>
-          <w:sz w:val="21"/>
-        </w:rPr>
-        <w:t>**51초.** 플래시백으로 되감고 역할을 바꾼다. 명령은 한 줄이다.</w:t>
+          <w:b/>
+          <w:sz w:val="21"/>
+        </w:rPr>
+        <w:t xml:space="preserve">51초.</w:t>
+      </w:r>
+      <w:r>
+        <w:rPr>
+          <w:rFonts w:ascii="맑은 고딕" w:hAnsi="맑은 고딕" w:eastAsia="맑은 고딕"/>
+          <w:sz w:val="21"/>
+        </w:rPr>
+        <w:t xml:space="preserve"> 플래시백으로 되감고 역할을 바꾼다. 명령은 한 줄이다.</w:t>
       </w:r>
     </w:p>
     <w:tbl>
@@ -6557,10 +8710,40 @@
     <w:p>
       <w:r>
         <w:rPr>
-          <w:rFonts w:ascii="맑은 고딕" w:hAnsi="맑은 고딕" w:eastAsia="맑은 고딕"/>
-          <w:sz w:val="21"/>
-        </w:rPr>
-        <w:t>**`SEQUENCE#`가 4다.** 전환 전에는 95였다. `OPEN RESETLOGS`로 시퀀스가 1부터 다시 매겨졌다.</w:t>
+          <w:rFonts w:ascii="Consolas" w:hAnsi="Consolas" w:eastAsia="맑은 고딕"/>
+          <w:b/>
+          <w:sz w:val="21"/>
+        </w:rPr>
+        <w:t xml:space="preserve">SEQUENCE#</w:t>
+      </w:r>
+      <w:r>
+        <w:rPr>
+          <w:rFonts w:ascii="맑은 고딕" w:hAnsi="맑은 고딕" w:eastAsia="맑은 고딕"/>
+          <w:b/>
+          <w:sz w:val="21"/>
+        </w:rPr>
+        <w:t xml:space="preserve">가 4다.</w:t>
+      </w:r>
+      <w:r>
+        <w:rPr>
+          <w:rFonts w:ascii="맑은 고딕" w:hAnsi="맑은 고딕" w:eastAsia="맑은 고딕"/>
+          <w:sz w:val="21"/>
+        </w:rPr>
+        <w:t xml:space="preserve"> 전환 전에는 95였다. </w:t>
+      </w:r>
+      <w:r>
+        <w:rPr>
+          <w:rFonts w:ascii="Consolas" w:hAnsi="Consolas" w:eastAsia="맑은 고딕"/>
+          <w:sz w:val="21"/>
+        </w:rPr>
+        <w:t xml:space="preserve">OPEN RESETLOGS</w:t>
+      </w:r>
+      <w:r>
+        <w:rPr>
+          <w:rFonts w:ascii="맑은 고딕" w:hAnsi="맑은 고딕" w:eastAsia="맑은 고딕"/>
+          <w:sz w:val="21"/>
+        </w:rPr>
+        <w:t xml:space="preserve">로 시퀀스가 1부터 다시 매겨졌다.</w:t>
       </w:r>
     </w:p>
     <w:p>
@@ -6569,7 +8752,50 @@
           <w:rFonts w:ascii="맑은 고딕" w:hAnsi="맑은 고딕" w:eastAsia="맑은 고딕"/>
           <w:sz w:val="21"/>
         </w:rPr>
-        <w:t>15장의 시퀀스 비교는 **Failover 직후에는 무의미하다.** 감시 스크립트가 `RESETLOGS_CHANGE#`도 함께 봐야 하는 이유다. 그리고 `READ ONLY WITH APPLY`로 열렸다.</w:t>
+        <w:t xml:space="preserve">15장의 시퀀스 비교는 </w:t>
+      </w:r>
+      <w:r>
+        <w:rPr>
+          <w:rFonts w:ascii="맑은 고딕" w:hAnsi="맑은 고딕" w:eastAsia="맑은 고딕"/>
+          <w:b/>
+          <w:sz w:val="21"/>
+        </w:rPr>
+        <w:t xml:space="preserve">Failover 직후에는 무의미하다.</w:t>
+      </w:r>
+      <w:r>
+        <w:rPr>
+          <w:rFonts w:ascii="맑은 고딕" w:hAnsi="맑은 고딕" w:eastAsia="맑은 고딕"/>
+          <w:sz w:val="21"/>
+        </w:rPr>
+        <w:t xml:space="preserve"> 감시 스크립트가 </w:t>
+      </w:r>
+      <w:r>
+        <w:rPr>
+          <w:rFonts w:ascii="Consolas" w:hAnsi="Consolas" w:eastAsia="맑은 고딕"/>
+          <w:sz w:val="21"/>
+        </w:rPr>
+        <w:t xml:space="preserve">RESETLOGS_CHANGE#</w:t>
+      </w:r>
+      <w:r>
+        <w:rPr>
+          <w:rFonts w:ascii="맑은 고딕" w:hAnsi="맑은 고딕" w:eastAsia="맑은 고딕"/>
+          <w:sz w:val="21"/>
+        </w:rPr>
+        <w:t xml:space="preserve">도 함께 봐야 하는 이유다. 그리고 </w:t>
+      </w:r>
+      <w:r>
+        <w:rPr>
+          <w:rFonts w:ascii="Consolas" w:hAnsi="Consolas" w:eastAsia="맑은 고딕"/>
+          <w:sz w:val="21"/>
+        </w:rPr>
+        <w:t xml:space="preserve">READ ONLY WITH APPLY</w:t>
+      </w:r>
+      <w:r>
+        <w:rPr>
+          <w:rFonts w:ascii="맑은 고딕" w:hAnsi="맑은 고딕" w:eastAsia="맑은 고딕"/>
+          <w:sz w:val="21"/>
+        </w:rPr>
+        <w:t xml:space="preserve">로 열렸다.</w:t>
       </w:r>
     </w:p>
     <w:tbl>
@@ -6711,10 +8937,17 @@
     <w:p>
       <w:r>
         <w:rPr>
-          <w:rFonts w:ascii="맑은 고딕" w:hAnsi="맑은 고딕" w:eastAsia="맑은 고딕"/>
-          <w:sz w:val="21"/>
-        </w:rPr>
-        <w:t>`id=98`은 Failover 뒤 새 Primary에서 넣은 행이다. 되살아난 chicago가 그것까지 받았다.</w:t>
+          <w:rFonts w:ascii="Consolas" w:hAnsi="Consolas" w:eastAsia="맑은 고딕"/>
+          <w:sz w:val="21"/>
+        </w:rPr>
+        <w:t xml:space="preserve">id=98</w:t>
+      </w:r>
+      <w:r>
+        <w:rPr>
+          <w:rFonts w:ascii="맑은 고딕" w:hAnsi="맑은 고딕" w:eastAsia="맑은 고딕"/>
+          <w:sz w:val="21"/>
+        </w:rPr>
+        <w:t xml:space="preserve">은 Failover 뒤 새 Primary에서 넣은 행이다. 되살아난 chicago가 그것까지 받았다.</w:t>
       </w:r>
     </w:p>
     <w:p>
@@ -6787,9 +9020,17 @@
       <w:r>
         <w:rPr>
           <w:rFonts w:ascii="맑은 고딕" w:hAnsi="맑은 고딕" w:eastAsia="맑은 고딕"/>
-          <w:sz w:val="21"/>
-        </w:rPr>
-        <w:t>**55초.** 이제부터는 평범한 Switchover다. 전환 직후 잠깐 이런 화면이 보였다.</w:t>
+          <w:b/>
+          <w:sz w:val="21"/>
+        </w:rPr>
+        <w:t xml:space="preserve">55초.</w:t>
+      </w:r>
+      <w:r>
+        <w:rPr>
+          <w:rFonts w:ascii="맑은 고딕" w:hAnsi="맑은 고딕" w:eastAsia="맑은 고딕"/>
+          <w:sz w:val="21"/>
+        </w:rPr>
+        <w:t xml:space="preserve"> 이제부터는 평범한 Switchover다. 전환 직후 잠깐 이런 화면이 보였다.</w:t>
       </w:r>
     </w:p>
     <w:tbl>
@@ -6931,10 +9172,40 @@
     <w:p>
       <w:r>
         <w:rPr>
-          <w:rFonts w:ascii="맑은 고딕" w:hAnsi="맑은 고딕" w:eastAsia="맑은 고딕"/>
-          <w:sz w:val="21"/>
-        </w:rPr>
-        <w:t>**`ORA-16786`** — boston이 방금 재기동됐기 때문이며 1분 뒤에는 `SUCCESS`였다. **고친 직후의 화면을 결론으로 삼지 않는다.**</w:t>
+          <w:rFonts w:ascii="Consolas" w:hAnsi="Consolas" w:eastAsia="맑은 고딕"/>
+          <w:b/>
+          <w:sz w:val="21"/>
+        </w:rPr>
+        <w:t xml:space="preserve">ORA-16786</w:t>
+      </w:r>
+      <w:r>
+        <w:rPr>
+          <w:rFonts w:ascii="맑은 고딕" w:hAnsi="맑은 고딕" w:eastAsia="맑은 고딕"/>
+          <w:sz w:val="21"/>
+        </w:rPr>
+        <w:t xml:space="preserve"> — boston이 방금 재기동됐기 때문이며 1분 뒤에는 </w:t>
+      </w:r>
+      <w:r>
+        <w:rPr>
+          <w:rFonts w:ascii="Consolas" w:hAnsi="Consolas" w:eastAsia="맑은 고딕"/>
+          <w:sz w:val="21"/>
+        </w:rPr>
+        <w:t xml:space="preserve">SUCCESS</w:t>
+      </w:r>
+      <w:r>
+        <w:rPr>
+          <w:rFonts w:ascii="맑은 고딕" w:hAnsi="맑은 고딕" w:eastAsia="맑은 고딕"/>
+          <w:sz w:val="21"/>
+        </w:rPr>
+        <w:t xml:space="preserve">였다. </w:t>
+      </w:r>
+      <w:r>
+        <w:rPr>
+          <w:rFonts w:ascii="맑은 고딕" w:hAnsi="맑은 고딕" w:eastAsia="맑은 고딕"/>
+          <w:b/>
+          <w:sz w:val="21"/>
+        </w:rPr>
+        <w:t xml:space="preserve">고친 직후의 화면을 결론으로 삼지 않는다.</w:t>
       </w:r>
     </w:p>
     <w:tbl>
@@ -6969,69 +9240,153 @@
             <w:r>
               <w:rPr>
                 <w:rFonts w:ascii="맑은 고딕" w:hAnsi="맑은 고딕" w:eastAsia="맑은 고딕"/>
+                <w:b/>
                 <w:sz w:val="20"/>
               </w:rPr>
-              <w:t>**① 데이터 확인** — 애플리케이션 기준의 마지막 트랜잭션을 확인한다. 실측에서는 손실이 없었지만 보장이 아니다.</w:t>
-            </w:r>
-          </w:p>
-          <w:p>
-            <w:pPr>
-              <w:spacing w:after="20"/>
-            </w:pPr>
+              <w:t xml:space="preserve">① 데이터 확인</w:t>
+            </w:r>
             <w:r>
               <w:rPr>
                 <w:rFonts w:ascii="맑은 고딕" w:hAnsi="맑은 고딕" w:eastAsia="맑은 고딕"/>
                 <w:sz w:val="20"/>
               </w:rPr>
-              <w:t>**② 인큐네이션 기록** — `RESETLOGS_TIME`·`RESETLOGS_CHANGE#`. 이후 백업·복구 계획이 이 시점 기준으로 바뀐다.</w:t>
+              <w:t xml:space="preserve"> — 애플리케이션 기준의 마지막 트랜잭션을 확인한다. 실측에서는 손실이 없었지만 보장이 아니다.</w:t>
             </w:r>
           </w:p>
           <w:p>
             <w:pPr>
               <w:spacing w:after="20"/>
             </w:pPr>
+            <w:r>
+              <w:rPr>
+                <w:rFonts w:ascii="맑은 고딕" w:hAnsi="맑은 고딕" w:eastAsia="맑은 고딕"/>
+                <w:b/>
+                <w:sz w:val="20"/>
+              </w:rPr>
+              <w:t xml:space="preserve">② 인큐네이션 기록</w:t>
+            </w:r>
             <w:r>
               <w:rPr>
                 <w:rFonts w:ascii="맑은 고딕" w:hAnsi="맑은 고딕" w:eastAsia="맑은 고딕"/>
                 <w:sz w:val="20"/>
               </w:rPr>
-              <w:t>**③ 감시 재정렬** — 15장의 점검표는 그대로 동작하지만 시퀀스 비교의 기준선은 새로 잡는다.</w:t>
-            </w:r>
-          </w:p>
-          <w:p>
-            <w:pPr>
-              <w:spacing w:after="20"/>
-            </w:pPr>
+              <w:t xml:space="preserve"> — </w:t>
+            </w:r>
+            <w:r>
+              <w:rPr>
+                <w:rFonts w:ascii="Consolas" w:hAnsi="Consolas" w:eastAsia="맑은 고딕"/>
+                <w:sz w:val="20"/>
+              </w:rPr>
+              <w:t xml:space="preserve">RESETLOGS_TIME</w:t>
+            </w:r>
             <w:r>
               <w:rPr>
                 <w:rFonts w:ascii="맑은 고딕" w:hAnsi="맑은 고딕" w:eastAsia="맑은 고딕"/>
                 <w:sz w:val="20"/>
               </w:rPr>
-              <w:t>**④ 백업 재개** — 새 Primary에서 전체 백업을 한 벌 받는다. 옛 백업은 폐기하지 않는다.</w:t>
-            </w:r>
-          </w:p>
-          <w:p>
-            <w:pPr>
-              <w:spacing w:after="20"/>
-            </w:pPr>
+              <w:t xml:space="preserve">·</w:t>
+            </w:r>
+            <w:r>
+              <w:rPr>
+                <w:rFonts w:ascii="Consolas" w:hAnsi="Consolas" w:eastAsia="맑은 고딕"/>
+                <w:sz w:val="20"/>
+              </w:rPr>
+              <w:t xml:space="preserve">RESETLOGS_CHANGE#</w:t>
+            </w:r>
             <w:r>
               <w:rPr>
                 <w:rFonts w:ascii="맑은 고딕" w:hAnsi="맑은 고딕" w:eastAsia="맑은 고딕"/>
                 <w:sz w:val="20"/>
               </w:rPr>
-              <w:t>**⑤ Reinstate 또는 재구축** — **플래시백을 켜 두었는가로 갈린다.**</w:t>
+              <w:t xml:space="preserve">. 이후 백업·복구 계획이 이 시점 기준으로 바뀐다.</w:t>
             </w:r>
           </w:p>
           <w:p>
             <w:pPr>
               <w:spacing w:after="20"/>
             </w:pPr>
+            <w:r>
+              <w:rPr>
+                <w:rFonts w:ascii="맑은 고딕" w:hAnsi="맑은 고딕" w:eastAsia="맑은 고딕"/>
+                <w:b/>
+                <w:sz w:val="20"/>
+              </w:rPr>
+              <w:t xml:space="preserve">③ 감시 재정렬</w:t>
+            </w:r>
             <w:r>
               <w:rPr>
                 <w:rFonts w:ascii="맑은 고딕" w:hAnsi="맑은 고딕" w:eastAsia="맑은 고딕"/>
                 <w:sz w:val="20"/>
               </w:rPr>
-              <w:t>**⑥ 기록** — 소요 시간(실측 Failover 24초 / Reinstate 51초 / Switchover 55초)이 다음 RTO 산정의 근거가 된다.</w:t>
+              <w:t xml:space="preserve"> — 15장의 점검표는 그대로 동작하지만 시퀀스 비교의 기준선은 새로 잡는다.</w:t>
+            </w:r>
+          </w:p>
+          <w:p>
+            <w:pPr>
+              <w:spacing w:after="20"/>
+            </w:pPr>
+            <w:r>
+              <w:rPr>
+                <w:rFonts w:ascii="맑은 고딕" w:hAnsi="맑은 고딕" w:eastAsia="맑은 고딕"/>
+                <w:b/>
+                <w:sz w:val="20"/>
+              </w:rPr>
+              <w:t xml:space="preserve">④ 백업 재개</w:t>
+            </w:r>
+            <w:r>
+              <w:rPr>
+                <w:rFonts w:ascii="맑은 고딕" w:hAnsi="맑은 고딕" w:eastAsia="맑은 고딕"/>
+                <w:sz w:val="20"/>
+              </w:rPr>
+              <w:t xml:space="preserve"> — 새 Primary에서 전체 백업을 한 벌 받는다. 옛 백업은 폐기하지 않는다.</w:t>
+            </w:r>
+          </w:p>
+          <w:p>
+            <w:pPr>
+              <w:spacing w:after="20"/>
+            </w:pPr>
+            <w:r>
+              <w:rPr>
+                <w:rFonts w:ascii="맑은 고딕" w:hAnsi="맑은 고딕" w:eastAsia="맑은 고딕"/>
+                <w:b/>
+                <w:sz w:val="20"/>
+              </w:rPr>
+              <w:t xml:space="preserve">⑤ Reinstate 또는 재구축</w:t>
+            </w:r>
+            <w:r>
+              <w:rPr>
+                <w:rFonts w:ascii="맑은 고딕" w:hAnsi="맑은 고딕" w:eastAsia="맑은 고딕"/>
+                <w:sz w:val="20"/>
+              </w:rPr>
+              <w:t xml:space="preserve"> — </w:t>
+            </w:r>
+            <w:r>
+              <w:rPr>
+                <w:rFonts w:ascii="맑은 고딕" w:hAnsi="맑은 고딕" w:eastAsia="맑은 고딕"/>
+                <w:b/>
+                <w:sz w:val="20"/>
+              </w:rPr>
+              <w:t xml:space="preserve">플래시백을 켜 두었는가로 갈린다.</w:t>
+            </w:r>
+          </w:p>
+          <w:p>
+            <w:pPr>
+              <w:spacing w:after="20"/>
+            </w:pPr>
+            <w:r>
+              <w:rPr>
+                <w:rFonts w:ascii="맑은 고딕" w:hAnsi="맑은 고딕" w:eastAsia="맑은 고딕"/>
+                <w:b/>
+                <w:sz w:val="20"/>
+              </w:rPr>
+              <w:t xml:space="preserve">⑥ 기록</w:t>
+            </w:r>
+            <w:r>
+              <w:rPr>
+                <w:rFonts w:ascii="맑은 고딕" w:hAnsi="맑은 고딕" w:eastAsia="맑은 고딕"/>
+                <w:sz w:val="20"/>
+              </w:rPr>
+              <w:t xml:space="preserve"> — 소요 시간(실측 Failover 24초 / Reinstate 51초 / Switchover 55초)이 다음 RTO 산정의 근거가 된다.</w:t>
             </w:r>
           </w:p>
         </w:tc>
@@ -7052,7 +9407,37 @@
           <w:rFonts w:ascii="맑은 고딕" w:hAnsi="맑은 고딕" w:eastAsia="맑은 고딕"/>
           <w:sz w:val="21"/>
         </w:rPr>
-        <w:t>14장에서 FSFO를 켜고 껐지만 관측자는 띄우지 않았다. 호스트는 **farsync-srv**이며 인스턴스 없이 소프트웨어만 있다. **관측자에는 그것으로 충분하다.** 기동에 함정이 하나 있다.</w:t>
+        <w:t xml:space="preserve">14장에서 FSFO를 켜고 껐지만 관측자는 띄우지 않았다. 호스트는 </w:t>
+      </w:r>
+      <w:r>
+        <w:rPr>
+          <w:rFonts w:ascii="맑은 고딕" w:hAnsi="맑은 고딕" w:eastAsia="맑은 고딕"/>
+          <w:b/>
+          <w:sz w:val="21"/>
+        </w:rPr>
+        <w:t xml:space="preserve">farsync-srv</w:t>
+      </w:r>
+      <w:r>
+        <w:rPr>
+          <w:rFonts w:ascii="맑은 고딕" w:hAnsi="맑은 고딕" w:eastAsia="맑은 고딕"/>
+          <w:sz w:val="21"/>
+        </w:rPr>
+        <w:t xml:space="preserve">이며 인스턴스 없이 소프트웨어만 있다. </w:t>
+      </w:r>
+      <w:r>
+        <w:rPr>
+          <w:rFonts w:ascii="맑은 고딕" w:hAnsi="맑은 고딕" w:eastAsia="맑은 고딕"/>
+          <w:b/>
+          <w:sz w:val="21"/>
+        </w:rPr>
+        <w:t xml:space="preserve">관측자에는 그것으로 충분하다.</w:t>
+      </w:r>
+      <w:r>
+        <w:rPr>
+          <w:rFonts w:ascii="맑은 고딕" w:hAnsi="맑은 고딕" w:eastAsia="맑은 고딕"/>
+          <w:sz w:val="21"/>
+        </w:rPr>
+        <w:t xml:space="preserve"> 기동에 함정이 하나 있다.</w:t>
       </w:r>
     </w:p>
     <w:tbl>
@@ -7156,9 +9541,31 @@
       <w:r>
         <w:rPr>
           <w:rFonts w:ascii="맑은 고딕" w:hAnsi="맑은 고딕" w:eastAsia="맑은 고딕"/>
-          <w:sz w:val="21"/>
-        </w:rPr>
-        <w:t>**로그인은 성공했는데 그다음이 실패했다.** `CONNECT IDENTIFIER IS` 절이 있으면 관측자가 그 식별자로 다시 접속하면서 자격증명을 새로 요구한다. 자동화에는 전경 실행 형식을 쓰고 셸에서 배경으로 돌린다.</w:t>
+          <w:b/>
+          <w:sz w:val="21"/>
+        </w:rPr>
+        <w:t xml:space="preserve">로그인은 성공했는데 그다음이 실패했다.</w:t>
+      </w:r>
+      <w:r>
+        <w:rPr>
+          <w:rFonts w:ascii="맑은 고딕" w:hAnsi="맑은 고딕" w:eastAsia="맑은 고딕"/>
+          <w:sz w:val="21"/>
+        </w:rPr>
+        <w:t xml:space="preserve"> </w:t>
+      </w:r>
+      <w:r>
+        <w:rPr>
+          <w:rFonts w:ascii="Consolas" w:hAnsi="Consolas" w:eastAsia="맑은 고딕"/>
+          <w:sz w:val="21"/>
+        </w:rPr>
+        <w:t xml:space="preserve">CONNECT IDENTIFIER IS</w:t>
+      </w:r>
+      <w:r>
+        <w:rPr>
+          <w:rFonts w:ascii="맑은 고딕" w:hAnsi="맑은 고딕" w:eastAsia="맑은 고딕"/>
+          <w:sz w:val="21"/>
+        </w:rPr>
+        <w:t xml:space="preserve"> 절이 있으면 관측자가 그 식별자로 다시 접속하면서 자격증명을 새로 요구한다. 자동화에는 전경 실행 형식을 쓰고 셸에서 배경으로 돌린다.</w:t>
       </w:r>
     </w:p>
     <w:tbl>
@@ -7264,7 +9671,36 @@
           <w:rFonts w:ascii="맑은 고딕" w:hAnsi="맑은 고딕" w:eastAsia="맑은 고딕"/>
           <w:sz w:val="21"/>
         </w:rPr>
-        <w:t>관측자 이름은 **호스트 이름**을 쓴다. `fsfo_obs.dat`는 116바이트로, 관측자가 재기동해도 이어서 감시하도록 상태를 담는다.</w:t>
+        <w:t xml:space="preserve">관측자 이름은 </w:t>
+      </w:r>
+      <w:r>
+        <w:rPr>
+          <w:rFonts w:ascii="맑은 고딕" w:hAnsi="맑은 고딕" w:eastAsia="맑은 고딕"/>
+          <w:b/>
+          <w:sz w:val="21"/>
+        </w:rPr>
+        <w:t xml:space="preserve">호스트 이름</w:t>
+      </w:r>
+      <w:r>
+        <w:rPr>
+          <w:rFonts w:ascii="맑은 고딕" w:hAnsi="맑은 고딕" w:eastAsia="맑은 고딕"/>
+          <w:sz w:val="21"/>
+        </w:rPr>
+        <w:t xml:space="preserve">을 쓴다. </w:t>
+      </w:r>
+      <w:r>
+        <w:rPr>
+          <w:rFonts w:ascii="Consolas" w:hAnsi="Consolas" w:eastAsia="맑은 고딕"/>
+          <w:sz w:val="21"/>
+        </w:rPr>
+        <w:t xml:space="preserve">fsfo_obs.dat</w:t>
+      </w:r>
+      <w:r>
+        <w:rPr>
+          <w:rFonts w:ascii="맑은 고딕" w:hAnsi="맑은 고딕" w:eastAsia="맑은 고딕"/>
+          <w:sz w:val="21"/>
+        </w:rPr>
+        <w:t xml:space="preserve">는 116바이트로, 관측자가 재기동해도 이어서 감시하도록 상태를 담는다.</w:t>
       </w:r>
     </w:p>
     <w:tbl>
@@ -7367,10 +9803,54 @@
     <w:p>
       <w:r>
         <w:rPr>
-          <w:rFonts w:ascii="맑은 고딕" w:hAnsi="맑은 고딕" w:eastAsia="맑은 고딕"/>
-          <w:sz w:val="21"/>
-        </w:rPr>
-        <w:t>`ORA-16819`가 사라지고 `SUCCESS`가 됐다. **`Last Ping` 두 줄이 감시가 살아 있다는 증거**다.</w:t>
+          <w:rFonts w:ascii="Consolas" w:hAnsi="Consolas" w:eastAsia="맑은 고딕"/>
+          <w:sz w:val="21"/>
+        </w:rPr>
+        <w:t xml:space="preserve">ORA-16819</w:t>
+      </w:r>
+      <w:r>
+        <w:rPr>
+          <w:rFonts w:ascii="맑은 고딕" w:hAnsi="맑은 고딕" w:eastAsia="맑은 고딕"/>
+          <w:sz w:val="21"/>
+        </w:rPr>
+        <w:t xml:space="preserve">가 사라지고 </w:t>
+      </w:r>
+      <w:r>
+        <w:rPr>
+          <w:rFonts w:ascii="Consolas" w:hAnsi="Consolas" w:eastAsia="맑은 고딕"/>
+          <w:sz w:val="21"/>
+        </w:rPr>
+        <w:t xml:space="preserve">SUCCESS</w:t>
+      </w:r>
+      <w:r>
+        <w:rPr>
+          <w:rFonts w:ascii="맑은 고딕" w:hAnsi="맑은 고딕" w:eastAsia="맑은 고딕"/>
+          <w:sz w:val="21"/>
+        </w:rPr>
+        <w:t xml:space="preserve">가 됐다. </w:t>
+      </w:r>
+      <w:r>
+        <w:rPr>
+          <w:rFonts w:ascii="Consolas" w:hAnsi="Consolas" w:eastAsia="맑은 고딕"/>
+          <w:b/>
+          <w:sz w:val="21"/>
+        </w:rPr>
+        <w:t xml:space="preserve">Last Ping</w:t>
+      </w:r>
+      <w:r>
+        <w:rPr>
+          <w:rFonts w:ascii="맑은 고딕" w:hAnsi="맑은 고딕" w:eastAsia="맑은 고딕"/>
+          <w:b/>
+          <w:sz w:val="21"/>
+        </w:rPr>
+        <w:t xml:space="preserve"> 두 줄이 감시가 살아 있다는 증거</w:t>
+      </w:r>
+      <w:r>
+        <w:rPr>
+          <w:rFonts w:ascii="맑은 고딕" w:hAnsi="맑은 고딕" w:eastAsia="맑은 고딕"/>
+          <w:sz w:val="21"/>
+        </w:rPr>
+        <w:t xml:space="preserve">다.</w:t>
       </w:r>
     </w:p>
     <w:p>
@@ -7387,7 +9867,15 @@
           <w:rFonts w:ascii="맑은 고딕" w:hAnsi="맑은 고딕" w:eastAsia="맑은 고딕"/>
           <w:sz w:val="21"/>
         </w:rPr>
-        <w:t>Primary를 강제 종료하고 **아무 명령도 내리지 않는다.**</w:t>
+        <w:t xml:space="preserve">Primary를 강제 종료하고 </w:t>
+      </w:r>
+      <w:r>
+        <w:rPr>
+          <w:rFonts w:ascii="맑은 고딕" w:hAnsi="맑은 고딕" w:eastAsia="맑은 고딕"/>
+          <w:b/>
+          <w:sz w:val="21"/>
+        </w:rPr>
+        <w:t xml:space="preserve">아무 명령도 내리지 않는다.</w:t>
       </w:r>
     </w:p>
     <w:tbl>
@@ -7465,9 +9953,31 @@
       <w:r>
         <w:rPr>
           <w:rFonts w:ascii="맑은 고딕" w:hAnsi="맑은 고딕" w:eastAsia="맑은 고딕"/>
-          <w:sz w:val="21"/>
-        </w:rPr>
-        <w:t>**약 69초**다. 53초의 `MOUNTED`가 전환 중인 순간이며 조회하던 세션은 이때 끊긴다. 관측자 로그에 판단 과정이 남는다.</w:t>
+          <w:b/>
+          <w:sz w:val="21"/>
+        </w:rPr>
+        <w:t xml:space="preserve">약 69초</w:t>
+      </w:r>
+      <w:r>
+        <w:rPr>
+          <w:rFonts w:ascii="맑은 고딕" w:hAnsi="맑은 고딕" w:eastAsia="맑은 고딕"/>
+          <w:sz w:val="21"/>
+        </w:rPr>
+        <w:t xml:space="preserve">다. 53초의 </w:t>
+      </w:r>
+      <w:r>
+        <w:rPr>
+          <w:rFonts w:ascii="Consolas" w:hAnsi="Consolas" w:eastAsia="맑은 고딕"/>
+          <w:sz w:val="21"/>
+        </w:rPr>
+        <w:t xml:space="preserve">MOUNTED</w:t>
+      </w:r>
+      <w:r>
+        <w:rPr>
+          <w:rFonts w:ascii="맑은 고딕" w:hAnsi="맑은 고딕" w:eastAsia="맑은 고딕"/>
+          <w:sz w:val="21"/>
+        </w:rPr>
+        <w:t xml:space="preserve">가 전환 중인 순간이며 조회하던 세션은 이때 끊긴다. 관측자 로그에 판단 과정이 남는다.</w:t>
       </w:r>
     </w:p>
     <w:tbl>
@@ -7610,9 +10120,32 @@
       <w:r>
         <w:rPr>
           <w:rFonts w:ascii="맑은 고딕" w:hAnsi="맑은 고딕" w:eastAsia="맑은 고딕"/>
-          <w:sz w:val="21"/>
-        </w:rPr>
-        <w:t>**다섯 번째 줄이 가장 중요하다.** 임계값이 지났는데도 한 번 **거부**했다. "Standby가 방금까지 Primary와 연락하고 있었다"는 이유다.</w:t>
+          <w:b/>
+          <w:sz w:val="21"/>
+        </w:rPr>
+        <w:t xml:space="preserve">다섯 번째 줄이 가장 중요하다.</w:t>
+      </w:r>
+      <w:r>
+        <w:rPr>
+          <w:rFonts w:ascii="맑은 고딕" w:hAnsi="맑은 고딕" w:eastAsia="맑은 고딕"/>
+          <w:sz w:val="21"/>
+        </w:rPr>
+        <w:t xml:space="preserve"> 임계값이 지났는데도 한 번 </w:t>
+      </w:r>
+      <w:r>
+        <w:rPr>
+          <w:rFonts w:ascii="맑은 고딕" w:hAnsi="맑은 고딕" w:eastAsia="맑은 고딕"/>
+          <w:b/>
+          <w:sz w:val="21"/>
+        </w:rPr>
+        <w:t xml:space="preserve">거부</w:t>
+      </w:r>
+      <w:r>
+        <w:rPr>
+          <w:rFonts w:ascii="맑은 고딕" w:hAnsi="맑은 고딕" w:eastAsia="맑은 고딕"/>
+          <w:sz w:val="21"/>
+        </w:rPr>
+        <w:t xml:space="preserve">했다. "Standby가 방금까지 Primary와 연락하고 있었다"는 이유다.</w:t>
       </w:r>
     </w:p>
     <w:p>
@@ -7621,7 +10154,15 @@
           <w:rFonts w:ascii="맑은 고딕" w:hAnsi="맑은 고딕" w:eastAsia="맑은 고딕"/>
           <w:sz w:val="21"/>
         </w:rPr>
-        <w:t>관측자에게만 안 보이는 상황일 수 있으므로 두 곳이 모두 "안 보인다"고 해야 진행한다. **관측자가 제3의 위치에 있어야 하는 이유가 동작으로 확인된다.**</w:t>
+        <w:t xml:space="preserve">관측자에게만 안 보이는 상황일 수 있으므로 두 곳이 모두 "안 보인다"고 해야 진행한다. </w:t>
+      </w:r>
+      <w:r>
+        <w:rPr>
+          <w:rFonts w:ascii="맑은 고딕" w:hAnsi="맑은 고딕" w:eastAsia="맑은 고딕"/>
+          <w:b/>
+          <w:sz w:val="21"/>
+        </w:rPr>
+        <w:t xml:space="preserve">관측자가 제3의 위치에 있어야 하는 이유가 동작으로 확인된다.</w:t>
       </w:r>
     </w:p>
     <w:p>
@@ -7630,7 +10171,21 @@
           <w:rFonts w:ascii="맑은 고딕" w:hAnsi="맑은 고딕" w:eastAsia="맑은 고딕"/>
           <w:sz w:val="21"/>
         </w:rPr>
-        <w:t>전환 자체는 33초, 강제 종료부터는 69초다. 차이인 36초가 `Threshold`와 확인 절차다. 전환 뒤의 화면은 실습 07과 조금 다르다.</w:t>
+        <w:t xml:space="preserve">전환 자체는 33초, 강제 종료부터는 69초다. 차이인 36초가 </w:t>
+      </w:r>
+      <w:r>
+        <w:rPr>
+          <w:rFonts w:ascii="Consolas" w:hAnsi="Consolas" w:eastAsia="맑은 고딕"/>
+          <w:sz w:val="21"/>
+        </w:rPr>
+        <w:t xml:space="preserve">Threshold</w:t>
+      </w:r>
+      <w:r>
+        <w:rPr>
+          <w:rFonts w:ascii="맑은 고딕" w:hAnsi="맑은 고딕" w:eastAsia="맑은 고딕"/>
+          <w:sz w:val="21"/>
+        </w:rPr>
+        <w:t xml:space="preserve">와 확인 절차다. 전환 뒤의 화면은 실습 07과 조금 다르다.</w:t>
       </w:r>
     </w:p>
     <w:tbl>
@@ -7746,10 +10301,40 @@
     <w:p>
       <w:r>
         <w:rPr>
-          <w:rFonts w:ascii="맑은 고딕" w:hAnsi="맑은 고딕" w:eastAsia="맑은 고딕"/>
-          <w:sz w:val="21"/>
-        </w:rPr>
-        <w:t>**`WARNING`이다.** 실습 07에서는 같은 상황이 `SUCCESS`였다. FSFO가 켜져 있으면 재편입이 필요한 상태를 경고로 올린다.</w:t>
+          <w:rFonts w:ascii="Consolas" w:hAnsi="Consolas" w:eastAsia="맑은 고딕"/>
+          <w:b/>
+          <w:sz w:val="21"/>
+        </w:rPr>
+        <w:t xml:space="preserve">WARNING</w:t>
+      </w:r>
+      <w:r>
+        <w:rPr>
+          <w:rFonts w:ascii="맑은 고딕" w:hAnsi="맑은 고딕" w:eastAsia="맑은 고딕"/>
+          <w:b/>
+          <w:sz w:val="21"/>
+        </w:rPr>
+        <w:t xml:space="preserve">이다.</w:t>
+      </w:r>
+      <w:r>
+        <w:rPr>
+          <w:rFonts w:ascii="맑은 고딕" w:hAnsi="맑은 고딕" w:eastAsia="맑은 고딕"/>
+          <w:sz w:val="21"/>
+        </w:rPr>
+        <w:t xml:space="preserve"> 실습 07에서는 같은 상황이 </w:t>
+      </w:r>
+      <w:r>
+        <w:rPr>
+          <w:rFonts w:ascii="Consolas" w:hAnsi="Consolas" w:eastAsia="맑은 고딕"/>
+          <w:sz w:val="21"/>
+        </w:rPr>
+        <w:t xml:space="preserve">SUCCESS</w:t>
+      </w:r>
+      <w:r>
+        <w:rPr>
+          <w:rFonts w:ascii="맑은 고딕" w:hAnsi="맑은 고딕" w:eastAsia="맑은 고딕"/>
+          <w:sz w:val="21"/>
+        </w:rPr>
+        <w:t xml:space="preserve">였다. FSFO가 켜져 있으면 재편입이 필요한 상태를 경고로 올린다.</w:t>
       </w:r>
     </w:p>
     <w:p>
@@ -7766,7 +10351,21 @@
           <w:rFonts w:ascii="맑은 고딕" w:hAnsi="맑은 고딕" w:eastAsia="맑은 고딕"/>
           <w:sz w:val="21"/>
         </w:rPr>
-        <w:t>옛 Primary를 `MOUNT`까지만 올리고 아무것도 하지 않는다.</w:t>
+        <w:t xml:space="preserve">옛 Primary를 </w:t>
+      </w:r>
+      <w:r>
+        <w:rPr>
+          <w:rFonts w:ascii="Consolas" w:hAnsi="Consolas" w:eastAsia="맑은 고딕"/>
+          <w:sz w:val="21"/>
+        </w:rPr>
+        <w:t xml:space="preserve">MOUNT</w:t>
+      </w:r>
+      <w:r>
+        <w:rPr>
+          <w:rFonts w:ascii="맑은 고딕" w:hAnsi="맑은 고딕" w:eastAsia="맑은 고딕"/>
+          <w:sz w:val="21"/>
+        </w:rPr>
+        <w:t xml:space="preserve">까지만 올리고 아무것도 하지 않는다.</w:t>
       </w:r>
     </w:p>
     <w:tbl>
@@ -7818,9 +10417,31 @@
       <w:r>
         <w:rPr>
           <w:rFonts w:ascii="맑은 고딕" w:hAnsi="맑은 고딕" w:eastAsia="맑은 고딕"/>
-          <w:sz w:val="21"/>
-        </w:rPr>
-        <w:t>**약 42초에 자동 재편입됐다.** 14장에서 값만 보고 넘어간 `Auto-reinstate: TRUE`가 이 동작이다.</w:t>
+          <w:b/>
+          <w:sz w:val="21"/>
+        </w:rPr>
+        <w:t xml:space="preserve">약 42초에 자동 재편입됐다.</w:t>
+      </w:r>
+      <w:r>
+        <w:rPr>
+          <w:rFonts w:ascii="맑은 고딕" w:hAnsi="맑은 고딕" w:eastAsia="맑은 고딕"/>
+          <w:sz w:val="21"/>
+        </w:rPr>
+        <w:t xml:space="preserve"> 14장에서 값만 보고 넘어간 </w:t>
+      </w:r>
+      <w:r>
+        <w:rPr>
+          <w:rFonts w:ascii="Consolas" w:hAnsi="Consolas" w:eastAsia="맑은 고딕"/>
+          <w:sz w:val="21"/>
+        </w:rPr>
+        <w:t xml:space="preserve">Auto-reinstate: TRUE</w:t>
+      </w:r>
+      <w:r>
+        <w:rPr>
+          <w:rFonts w:ascii="맑은 고딕" w:hAnsi="맑은 고딕" w:eastAsia="맑은 고딕"/>
+          <w:sz w:val="21"/>
+        </w:rPr>
+        <w:t xml:space="preserve">가 이 동작이다.</w:t>
       </w:r>
     </w:p>
     <w:tbl>
@@ -7913,7 +10534,50 @@
           <w:rFonts w:ascii="맑은 고딕" w:hAnsi="맑은 고딕" w:eastAsia="맑은 고딕"/>
           <w:sz w:val="21"/>
         </w:rPr>
-        <w:t>실습 07에서 사람이 한 일을 관측자가 대신했다. 반복되는 `Failed to ping`은 `MOUNT` 직후 아직 준비가 안 된 것이다. 진행 중에는 **`ORA-16657`**이 붙는다.</w:t>
+        <w:t xml:space="preserve">실습 07에서 사람이 한 일을 관측자가 대신했다. 반복되는 </w:t>
+      </w:r>
+      <w:r>
+        <w:rPr>
+          <w:rFonts w:ascii="Consolas" w:hAnsi="Consolas" w:eastAsia="맑은 고딕"/>
+          <w:sz w:val="21"/>
+        </w:rPr>
+        <w:t xml:space="preserve">Failed to ping</w:t>
+      </w:r>
+      <w:r>
+        <w:rPr>
+          <w:rFonts w:ascii="맑은 고딕" w:hAnsi="맑은 고딕" w:eastAsia="맑은 고딕"/>
+          <w:sz w:val="21"/>
+        </w:rPr>
+        <w:t xml:space="preserve">은 </w:t>
+      </w:r>
+      <w:r>
+        <w:rPr>
+          <w:rFonts w:ascii="Consolas" w:hAnsi="Consolas" w:eastAsia="맑은 고딕"/>
+          <w:sz w:val="21"/>
+        </w:rPr>
+        <w:t xml:space="preserve">MOUNT</w:t>
+      </w:r>
+      <w:r>
+        <w:rPr>
+          <w:rFonts w:ascii="맑은 고딕" w:hAnsi="맑은 고딕" w:eastAsia="맑은 고딕"/>
+          <w:sz w:val="21"/>
+        </w:rPr>
+        <w:t xml:space="preserve"> 직후 아직 준비가 안 된 것이다. 진행 중에는 </w:t>
+      </w:r>
+      <w:r>
+        <w:rPr>
+          <w:rFonts w:ascii="Consolas" w:hAnsi="Consolas" w:eastAsia="맑은 고딕"/>
+          <w:b/>
+          <w:sz w:val="21"/>
+        </w:rPr>
+        <w:t xml:space="preserve">ORA-16657</w:t>
+      </w:r>
+      <w:r>
+        <w:rPr>
+          <w:rFonts w:ascii="맑은 고딕" w:hAnsi="맑은 고딕" w:eastAsia="맑은 고딕"/>
+          <w:sz w:val="21"/>
+        </w:rPr>
+        <w:t xml:space="preserve">이 붙는다.</w:t>
       </w:r>
     </w:p>
     <w:tbl>
@@ -7950,19 +10614,128 @@
                 <w:rFonts w:ascii="맑은 고딕" w:hAnsi="맑은 고딕" w:eastAsia="맑은 고딕"/>
                 <w:sz w:val="20"/>
               </w:rPr>
-              <w:t>재편입 직후의 chicago는 `PHYSICAL STANDBY / MOUNTED`였고 MRP0가 없었으며 `RECOVERY_MODE`는 `IDLE`이었다. 실습 07의 수동 `REINSTATE` 직후에 본 `READ ONLY WITH APPLY`와 다르다.</w:t>
-            </w:r>
-          </w:p>
-          <w:p>
-            <w:pPr>
-              <w:spacing w:after="20"/>
-            </w:pPr>
+              <w:t xml:space="preserve">재편입 직후의 chicago는 </w:t>
+            </w:r>
+            <w:r>
+              <w:rPr>
+                <w:rFonts w:ascii="Consolas" w:hAnsi="Consolas" w:eastAsia="맑은 고딕"/>
+                <w:sz w:val="20"/>
+              </w:rPr>
+              <w:t xml:space="preserve">PHYSICAL STANDBY / MOUNTED</w:t>
+            </w:r>
             <w:r>
               <w:rPr>
                 <w:rFonts w:ascii="맑은 고딕" w:hAnsi="맑은 고딕" w:eastAsia="맑은 고딕"/>
                 <w:sz w:val="20"/>
               </w:rPr>
-              <w:t>**재편입은 역할을 되돌리는 데까지이고, `Intended State`를 적용하는 것은 Broker가 이어서 하는 별개 단계다.** 그러므로 **① 역할이 돌아왔는가 ② 적용이 시작됐는가**를 두 번 확인한다.</w:t>
+              <w:t xml:space="preserve">였고 MRP0가 없었으며 </w:t>
+            </w:r>
+            <w:r>
+              <w:rPr>
+                <w:rFonts w:ascii="Consolas" w:hAnsi="Consolas" w:eastAsia="맑은 고딕"/>
+                <w:sz w:val="20"/>
+              </w:rPr>
+              <w:t xml:space="preserve">RECOVERY_MODE</w:t>
+            </w:r>
+            <w:r>
+              <w:rPr>
+                <w:rFonts w:ascii="맑은 고딕" w:hAnsi="맑은 고딕" w:eastAsia="맑은 고딕"/>
+                <w:sz w:val="20"/>
+              </w:rPr>
+              <w:t xml:space="preserve">는 </w:t>
+            </w:r>
+            <w:r>
+              <w:rPr>
+                <w:rFonts w:ascii="Consolas" w:hAnsi="Consolas" w:eastAsia="맑은 고딕"/>
+                <w:sz w:val="20"/>
+              </w:rPr>
+              <w:t xml:space="preserve">IDLE</w:t>
+            </w:r>
+            <w:r>
+              <w:rPr>
+                <w:rFonts w:ascii="맑은 고딕" w:hAnsi="맑은 고딕" w:eastAsia="맑은 고딕"/>
+                <w:sz w:val="20"/>
+              </w:rPr>
+              <w:t xml:space="preserve">이었다. 실습 07의 수동 </w:t>
+            </w:r>
+            <w:r>
+              <w:rPr>
+                <w:rFonts w:ascii="Consolas" w:hAnsi="Consolas" w:eastAsia="맑은 고딕"/>
+                <w:sz w:val="20"/>
+              </w:rPr>
+              <w:t xml:space="preserve">REINSTATE</w:t>
+            </w:r>
+            <w:r>
+              <w:rPr>
+                <w:rFonts w:ascii="맑은 고딕" w:hAnsi="맑은 고딕" w:eastAsia="맑은 고딕"/>
+                <w:sz w:val="20"/>
+              </w:rPr>
+              <w:t xml:space="preserve"> 직후에 본 </w:t>
+            </w:r>
+            <w:r>
+              <w:rPr>
+                <w:rFonts w:ascii="Consolas" w:hAnsi="Consolas" w:eastAsia="맑은 고딕"/>
+                <w:sz w:val="20"/>
+              </w:rPr>
+              <w:t xml:space="preserve">READ ONLY WITH APPLY</w:t>
+            </w:r>
+            <w:r>
+              <w:rPr>
+                <w:rFonts w:ascii="맑은 고딕" w:hAnsi="맑은 고딕" w:eastAsia="맑은 고딕"/>
+                <w:sz w:val="20"/>
+              </w:rPr>
+              <w:t xml:space="preserve">와 다르다.</w:t>
+            </w:r>
+          </w:p>
+          <w:p>
+            <w:pPr>
+              <w:spacing w:after="20"/>
+            </w:pPr>
+            <w:r>
+              <w:rPr>
+                <w:rFonts w:ascii="맑은 고딕" w:hAnsi="맑은 고딕" w:eastAsia="맑은 고딕"/>
+                <w:b/>
+                <w:sz w:val="20"/>
+              </w:rPr>
+              <w:t xml:space="preserve">재편입은 역할을 되돌리는 데까지이고, </w:t>
+            </w:r>
+            <w:r>
+              <w:rPr>
+                <w:rFonts w:ascii="Consolas" w:hAnsi="Consolas" w:eastAsia="맑은 고딕"/>
+                <w:b/>
+                <w:sz w:val="20"/>
+              </w:rPr>
+              <w:t xml:space="preserve">Intended State</w:t>
+            </w:r>
+            <w:r>
+              <w:rPr>
+                <w:rFonts w:ascii="맑은 고딕" w:hAnsi="맑은 고딕" w:eastAsia="맑은 고딕"/>
+                <w:b/>
+                <w:sz w:val="20"/>
+              </w:rPr>
+              <w:t xml:space="preserve">를 적용하는 것은 Broker가 이어서 하는 별개 단계다.</w:t>
+            </w:r>
+            <w:r>
+              <w:rPr>
+                <w:rFonts w:ascii="맑은 고딕" w:hAnsi="맑은 고딕" w:eastAsia="맑은 고딕"/>
+                <w:sz w:val="20"/>
+              </w:rPr>
+              <w:t xml:space="preserve"> 그러므로 </w:t>
+            </w:r>
+            <w:r>
+              <w:rPr>
+                <w:rFonts w:ascii="맑은 고딕" w:hAnsi="맑은 고딕" w:eastAsia="맑은 고딕"/>
+                <w:b/>
+                <w:sz w:val="20"/>
+              </w:rPr>
+              <w:t xml:space="preserve">① 역할이 돌아왔는가 ② 적용이 시작됐는가</w:t>
+            </w:r>
+            <w:r>
+              <w:rPr>
+                <w:rFonts w:ascii="맑은 고딕" w:hAnsi="맑은 고딕" w:eastAsia="맑은 고딕"/>
+                <w:sz w:val="20"/>
+              </w:rPr>
+              <w:t xml:space="preserve">를 두 번 확인한다.</w:t>
             </w:r>
           </w:p>
         </w:tc>
@@ -7975,7 +10748,60 @@
           <w:rFonts w:ascii="맑은 고딕" w:hAnsi="맑은 고딕" w:eastAsia="맑은 고딕"/>
           <w:sz w:val="21"/>
         </w:rPr>
-        <w:t>정리 순서에 한 단계가 앞에 붙는다. **`STOP OBSERVER` → `DISABLE` → 대상 속성 삭제**다. `STOP OBSERVER`는 현재 Primary 쪽 DGMGRL에서 내며 관측자 호스트에 접속할 필요가 없다.</w:t>
+        <w:t xml:space="preserve">정리 순서에 한 단계가 앞에 붙는다. </w:t>
+      </w:r>
+      <w:r>
+        <w:rPr>
+          <w:rFonts w:ascii="Consolas" w:hAnsi="Consolas" w:eastAsia="맑은 고딕"/>
+          <w:b/>
+          <w:sz w:val="21"/>
+        </w:rPr>
+        <w:t xml:space="preserve">STOP OBSERVER</w:t>
+      </w:r>
+      <w:r>
+        <w:rPr>
+          <w:rFonts w:ascii="맑은 고딕" w:hAnsi="맑은 고딕" w:eastAsia="맑은 고딕"/>
+          <w:b/>
+          <w:sz w:val="21"/>
+        </w:rPr>
+        <w:t xml:space="preserve"> → </w:t>
+      </w:r>
+      <w:r>
+        <w:rPr>
+          <w:rFonts w:ascii="Consolas" w:hAnsi="Consolas" w:eastAsia="맑은 고딕"/>
+          <w:b/>
+          <w:sz w:val="21"/>
+        </w:rPr>
+        <w:t xml:space="preserve">DISABLE</w:t>
+      </w:r>
+      <w:r>
+        <w:rPr>
+          <w:rFonts w:ascii="맑은 고딕" w:hAnsi="맑은 고딕" w:eastAsia="맑은 고딕"/>
+          <w:b/>
+          <w:sz w:val="21"/>
+        </w:rPr>
+        <w:t xml:space="preserve"> → 대상 속성 삭제</w:t>
+      </w:r>
+      <w:r>
+        <w:rPr>
+          <w:rFonts w:ascii="맑은 고딕" w:hAnsi="맑은 고딕" w:eastAsia="맑은 고딕"/>
+          <w:sz w:val="21"/>
+        </w:rPr>
+        <w:t xml:space="preserve">다. </w:t>
+      </w:r>
+      <w:r>
+        <w:rPr>
+          <w:rFonts w:ascii="Consolas" w:hAnsi="Consolas" w:eastAsia="맑은 고딕"/>
+          <w:sz w:val="21"/>
+        </w:rPr>
+        <w:t xml:space="preserve">STOP OBSERVER</w:t>
+      </w:r>
+      <w:r>
+        <w:rPr>
+          <w:rFonts w:ascii="맑은 고딕" w:hAnsi="맑은 고딕" w:eastAsia="맑은 고딕"/>
+          <w:sz w:val="21"/>
+        </w:rPr>
+        <w:t xml:space="preserve">는 현재 Primary 쪽 DGMGRL에서 내며 관측자 호스트에 접속할 필요가 없다.</w:t>
       </w:r>
     </w:p>
     <w:p>
@@ -8070,9 +10896,17 @@
       <w:r>
         <w:rPr>
           <w:rFonts w:ascii="맑은 고딕" w:hAnsi="맑은 고딕" w:eastAsia="맑은 고딕"/>
-          <w:sz w:val="21"/>
-        </w:rPr>
-        <w:t>**DBID가 같다.** RMAN은 DBID로 데이터베이스를 식별한다.</w:t>
+          <w:b/>
+          <w:sz w:val="21"/>
+        </w:rPr>
+        <w:t xml:space="preserve">DBID가 같다.</w:t>
+      </w:r>
+      <w:r>
+        <w:rPr>
+          <w:rFonts w:ascii="맑은 고딕" w:hAnsi="맑은 고딕" w:eastAsia="맑은 고딕"/>
+          <w:sz w:val="21"/>
+        </w:rPr>
+        <w:t xml:space="preserve"> RMAN은 DBID로 데이터베이스를 식별한다.</w:t>
       </w:r>
     </w:p>
     <w:tbl>
@@ -8178,7 +11012,22 @@
           <w:rFonts w:ascii="맑은 고딕" w:hAnsi="맑은 고딕" w:eastAsia="맑은 고딕"/>
           <w:sz w:val="21"/>
         </w:rPr>
-        <w:t>열린 채로 받았고 MRP는 계속 적용했다. 실측 **2,820MB → 550MB, 57초**다.</w:t>
+        <w:t xml:space="preserve">열린 채로 받았고 MRP는 계속 적용했다. 실측 </w:t>
+      </w:r>
+      <w:r>
+        <w:rPr>
+          <w:rFonts w:ascii="맑은 고딕" w:hAnsi="맑은 고딕" w:eastAsia="맑은 고딕"/>
+          <w:b/>
+          <w:sz w:val="21"/>
+        </w:rPr>
+        <w:t xml:space="preserve">2,820MB → 550MB, 57초</w:t>
+      </w:r>
+      <w:r>
+        <w:rPr>
+          <w:rFonts w:ascii="맑은 고딕" w:hAnsi="맑은 고딕" w:eastAsia="맑은 고딕"/>
+          <w:sz w:val="21"/>
+        </w:rPr>
+        <w:t xml:space="preserve">다.</w:t>
       </w:r>
     </w:p>
     <w:p>
@@ -8187,7 +11036,65 @@
           <w:rFonts w:ascii="맑은 고딕" w:hAnsi="맑은 고딕" w:eastAsia="맑은 고딕"/>
           <w:sz w:val="21"/>
         </w:rPr>
-        <w:t>두 가지를 읽어 둔다. **`connected to target database: CHICAGO`** — boston인데 `CHICAGO`다(RMAN은 `DB_NAME`을 보여 준다). 그리고 **`using target database control file instead of recovery catalog`**가 결정적이 된다.</w:t>
+        <w:t xml:space="preserve">두 가지를 읽어 둔다. </w:t>
+      </w:r>
+      <w:r>
+        <w:rPr>
+          <w:rFonts w:ascii="Consolas" w:hAnsi="Consolas" w:eastAsia="맑은 고딕"/>
+          <w:b/>
+          <w:sz w:val="21"/>
+        </w:rPr>
+        <w:t xml:space="preserve">connected to target database: CHICAGO</w:t>
+      </w:r>
+      <w:r>
+        <w:rPr>
+          <w:rFonts w:ascii="맑은 고딕" w:hAnsi="맑은 고딕" w:eastAsia="맑은 고딕"/>
+          <w:sz w:val="21"/>
+        </w:rPr>
+        <w:t xml:space="preserve"> — boston인데 </w:t>
+      </w:r>
+      <w:r>
+        <w:rPr>
+          <w:rFonts w:ascii="Consolas" w:hAnsi="Consolas" w:eastAsia="맑은 고딕"/>
+          <w:sz w:val="21"/>
+        </w:rPr>
+        <w:t xml:space="preserve">CHICAGO</w:t>
+      </w:r>
+      <w:r>
+        <w:rPr>
+          <w:rFonts w:ascii="맑은 고딕" w:hAnsi="맑은 고딕" w:eastAsia="맑은 고딕"/>
+          <w:sz w:val="21"/>
+        </w:rPr>
+        <w:t xml:space="preserve">다(RMAN은 </w:t>
+      </w:r>
+      <w:r>
+        <w:rPr>
+          <w:rFonts w:ascii="Consolas" w:hAnsi="Consolas" w:eastAsia="맑은 고딕"/>
+          <w:sz w:val="21"/>
+        </w:rPr>
+        <w:t xml:space="preserve">DB_NAME</w:t>
+      </w:r>
+      <w:r>
+        <w:rPr>
+          <w:rFonts w:ascii="맑은 고딕" w:hAnsi="맑은 고딕" w:eastAsia="맑은 고딕"/>
+          <w:sz w:val="21"/>
+        </w:rPr>
+        <w:t xml:space="preserve">을 보여 준다). 그리고 </w:t>
+      </w:r>
+      <w:r>
+        <w:rPr>
+          <w:rFonts w:ascii="Consolas" w:hAnsi="Consolas" w:eastAsia="맑은 고딕"/>
+          <w:b/>
+          <w:sz w:val="21"/>
+        </w:rPr>
+        <w:t xml:space="preserve">using target database control file instead of recovery catalog</w:t>
+      </w:r>
+      <w:r>
+        <w:rPr>
+          <w:rFonts w:ascii="맑은 고딕" w:hAnsi="맑은 고딕" w:eastAsia="맑은 고딕"/>
+          <w:sz w:val="21"/>
+        </w:rPr>
+        <w:t xml:space="preserve">가 결정적이 된다.</w:t>
       </w:r>
     </w:p>
     <w:p>
@@ -8276,7 +11183,37 @@
           <w:rFonts w:ascii="맑은 고딕" w:hAnsi="맑은 고딕" w:eastAsia="맑은 고딕"/>
           <w:sz w:val="21"/>
         </w:rPr>
-        <w:t>아카이브를 빠짐없이 받으려면 Primary의 현재 로그를 먼저 아카이브해야 하는데 자격증명이 없다. **경고이고 백업은 진행된다.** 단순한 배분은 **데이터 파일은 Standby, 아카이브는 Primary**다.</w:t>
+        <w:t xml:space="preserve">아카이브를 빠짐없이 받으려면 Primary의 현재 로그를 먼저 아카이브해야 하는데 자격증명이 없다. </w:t>
+      </w:r>
+      <w:r>
+        <w:rPr>
+          <w:rFonts w:ascii="맑은 고딕" w:hAnsi="맑은 고딕" w:eastAsia="맑은 고딕"/>
+          <w:b/>
+          <w:sz w:val="21"/>
+        </w:rPr>
+        <w:t xml:space="preserve">경고이고 백업은 진행된다.</w:t>
+      </w:r>
+      <w:r>
+        <w:rPr>
+          <w:rFonts w:ascii="맑은 고딕" w:hAnsi="맑은 고딕" w:eastAsia="맑은 고딕"/>
+          <w:sz w:val="21"/>
+        </w:rPr>
+        <w:t xml:space="preserve"> 단순한 배분은 </w:t>
+      </w:r>
+      <w:r>
+        <w:rPr>
+          <w:rFonts w:ascii="맑은 고딕" w:hAnsi="맑은 고딕" w:eastAsia="맑은 고딕"/>
+          <w:b/>
+          <w:sz w:val="21"/>
+        </w:rPr>
+        <w:t xml:space="preserve">데이터 파일은 Standby, 아카이브는 Primary</w:t>
+      </w:r>
+      <w:r>
+        <w:rPr>
+          <w:rFonts w:ascii="맑은 고딕" w:hAnsi="맑은 고딕" w:eastAsia="맑은 고딕"/>
+          <w:sz w:val="21"/>
+        </w:rPr>
+        <w:t xml:space="preserve">다.</w:t>
       </w:r>
     </w:p>
     <w:p>
@@ -8375,9 +11312,10 @@
       <w:r>
         <w:rPr>
           <w:rFonts w:ascii="맑은 고딕" w:hAnsi="맑은 고딕" w:eastAsia="맑은 고딕"/>
-          <w:sz w:val="21"/>
-        </w:rPr>
-        <w:t>**방금 만든 백업이 Primary에서는 하나도 보이지 않는다.**</w:t>
+          <w:b/>
+          <w:sz w:val="21"/>
+        </w:rPr>
+        <w:t xml:space="preserve">방금 만든 백업이 Primary에서는 하나도 보이지 않는다.</w:t>
       </w:r>
     </w:p>
     <w:p>
@@ -8386,7 +11324,30 @@
           <w:rFonts w:ascii="맑은 고딕" w:hAnsi="맑은 고딕" w:eastAsia="맑은 고딕"/>
           <w:sz w:val="21"/>
         </w:rPr>
-        <w:t>백업 이력은 **받은 쪽 컨트롤 파일**에 기록되고 컨트롤 파일은 리두로 복제되지 않는다. 8장에서 배운 그대로다. 그러므로 **"Standby에서 백업받으면 된다"는 절반만 맞다.**</w:t>
+        <w:t xml:space="preserve">백업 이력은 </w:t>
+      </w:r>
+      <w:r>
+        <w:rPr>
+          <w:rFonts w:ascii="맑은 고딕" w:hAnsi="맑은 고딕" w:eastAsia="맑은 고딕"/>
+          <w:b/>
+          <w:sz w:val="21"/>
+        </w:rPr>
+        <w:t xml:space="preserve">받은 쪽 컨트롤 파일</w:t>
+      </w:r>
+      <w:r>
+        <w:rPr>
+          <w:rFonts w:ascii="맑은 고딕" w:hAnsi="맑은 고딕" w:eastAsia="맑은 고딕"/>
+          <w:sz w:val="21"/>
+        </w:rPr>
+        <w:t xml:space="preserve">에 기록되고 컨트롤 파일은 리두로 복제되지 않는다. 8장에서 배운 그대로다. 그러므로 </w:t>
+      </w:r>
+      <w:r>
+        <w:rPr>
+          <w:rFonts w:ascii="맑은 고딕" w:hAnsi="맑은 고딕" w:eastAsia="맑은 고딕"/>
+          <w:b/>
+          <w:sz w:val="21"/>
+        </w:rPr>
+        <w:t xml:space="preserve">"Standby에서 백업받으면 된다"는 절반만 맞다.</w:t>
       </w:r>
     </w:p>
     <w:p>
@@ -8401,9 +11362,17 @@
       <w:r>
         <w:rPr>
           <w:rFonts w:ascii="맑은 고딕" w:hAnsi="맑은 고딕" w:eastAsia="맑은 고딕"/>
-          <w:sz w:val="21"/>
-        </w:rPr>
-        <w:t>**① 복구 카탈로그.** 별도 데이터베이스에 두면 어느 쪽에서 받았든 양쪽이 다 본다. Data Guard 환경에서는 설정이 하나 더 필요하다.</w:t>
+          <w:b/>
+          <w:sz w:val="21"/>
+        </w:rPr>
+        <w:t xml:space="preserve">① 복구 카탈로그.</w:t>
+      </w:r>
+      <w:r>
+        <w:rPr>
+          <w:rFonts w:ascii="맑은 고딕" w:hAnsi="맑은 고딕" w:eastAsia="맑은 고딕"/>
+          <w:sz w:val="21"/>
+        </w:rPr>
+        <w:t xml:space="preserve"> 별도 데이터베이스에 두면 어느 쪽에서 받았든 양쪽이 다 본다. Data Guard 환경에서는 설정이 하나 더 필요하다.</w:t>
       </w:r>
     </w:p>
     <w:tbl>
@@ -8444,16 +11413,47 @@
           <w:rFonts w:ascii="맑은 고딕" w:hAnsi="맑은 고딕" w:eastAsia="맑은 고딕"/>
           <w:sz w:val="21"/>
         </w:rPr>
-        <w:t>카탈로그는 **`DB_UNIQUE_NAME`으로 구성원을 구별한다.** DBID가 같아 그것만으로는 알 수 없기 때문이며, 16.3절의 원칙이 여기서도 적용된다.</w:t>
+        <w:t xml:space="preserve">카탈로그는 </w:t>
+      </w:r>
+      <w:r>
+        <w:rPr>
+          <w:rFonts w:ascii="Consolas" w:hAnsi="Consolas" w:eastAsia="맑은 고딕"/>
+          <w:b/>
+          <w:sz w:val="21"/>
+        </w:rPr>
+        <w:t xml:space="preserve">DB_UNIQUE_NAME</w:t>
+      </w:r>
+      <w:r>
+        <w:rPr>
+          <w:rFonts w:ascii="맑은 고딕" w:hAnsi="맑은 고딕" w:eastAsia="맑은 고딕"/>
+          <w:b/>
+          <w:sz w:val="21"/>
+        </w:rPr>
+        <w:t xml:space="preserve">으로 구성원을 구별한다.</w:t>
+      </w:r>
+      <w:r>
+        <w:rPr>
+          <w:rFonts w:ascii="맑은 고딕" w:hAnsi="맑은 고딕" w:eastAsia="맑은 고딕"/>
+          <w:sz w:val="21"/>
+        </w:rPr>
+        <w:t xml:space="preserve"> DBID가 같아 그것만으로는 알 수 없기 때문이며, 16.3절의 원칙이 여기서도 적용된다.</w:t>
       </w:r>
     </w:p>
     <w:p>
       <w:r>
         <w:rPr>
           <w:rFonts w:ascii="맑은 고딕" w:hAnsi="맑은 고딕" w:eastAsia="맑은 고딕"/>
-          <w:sz w:val="21"/>
-        </w:rPr>
-        <w:t>**② 조각을 옮기고 등록한다.** 카탈로그가 없어도 쓸 수 있다.</w:t>
+          <w:b/>
+          <w:sz w:val="21"/>
+        </w:rPr>
+        <w:t xml:space="preserve">② 조각을 옮기고 등록한다.</w:t>
+      </w:r>
+      <w:r>
+        <w:rPr>
+          <w:rFonts w:ascii="맑은 고딕" w:hAnsi="맑은 고딕" w:eastAsia="맑은 고딕"/>
+          <w:sz w:val="21"/>
+        </w:rPr>
+        <w:t xml:space="preserve"> 카탈로그가 없어도 쓸 수 있다.</w:t>
       </w:r>
     </w:p>
     <w:tbl>
@@ -8569,10 +11569,17 @@
     <w:p>
       <w:r>
         <w:rPr>
-          <w:rFonts w:ascii="맑은 고딕" w:hAnsi="맑은 고딕" w:eastAsia="맑은 고딕"/>
-          <w:sz w:val="21"/>
-        </w:rPr>
-        <w:t>`List of Files Unknown to the Database` — 컨트롤 파일이 모르던 파일이라는 뜻이며 앞 절과 이어진다.</w:t>
+          <w:rFonts w:ascii="Consolas" w:hAnsi="Consolas" w:eastAsia="맑은 고딕"/>
+          <w:sz w:val="21"/>
+        </w:rPr>
+        <w:t xml:space="preserve">List of Files Unknown to the Database</w:t>
+      </w:r>
+      <w:r>
+        <w:rPr>
+          <w:rFonts w:ascii="맑은 고딕" w:hAnsi="맑은 고딕" w:eastAsia="맑은 고딕"/>
+          <w:sz w:val="21"/>
+        </w:rPr>
+        <w:t xml:space="preserve"> — 컨트롤 파일이 모르던 파일이라는 뜻이며 앞 절과 이어진다.</w:t>
       </w:r>
     </w:p>
     <w:tbl>
@@ -8663,9 +11670,47 @@
       <w:r>
         <w:rPr>
           <w:rFonts w:ascii="맑은 고딕" w:hAnsi="맑은 고딕" w:eastAsia="맑은 고딕"/>
-          <w:sz w:val="21"/>
-        </w:rPr>
-        <w:t>**마지막 줄이 결론이다.** 백업은 boston에서 받았는데 chicago에 등록하니 **`.../Chicago/users01.dbf`**로 나온다. RMAN은 이름이 아니라 **DBID와 파일 번호**로 판단하므로, 6장에서 양쪽을 다르게 구성했는데도 그대로 쓸 수 있다.</w:t>
+          <w:b/>
+          <w:sz w:val="21"/>
+        </w:rPr>
+        <w:t xml:space="preserve">마지막 줄이 결론이다.</w:t>
+      </w:r>
+      <w:r>
+        <w:rPr>
+          <w:rFonts w:ascii="맑은 고딕" w:hAnsi="맑은 고딕" w:eastAsia="맑은 고딕"/>
+          <w:sz w:val="21"/>
+        </w:rPr>
+        <w:t xml:space="preserve"> 백업은 boston에서 받았는데 chicago에 등록하니 </w:t>
+      </w:r>
+      <w:r>
+        <w:rPr>
+          <w:rFonts w:ascii="Consolas" w:hAnsi="Consolas" w:eastAsia="맑은 고딕"/>
+          <w:b/>
+          <w:sz w:val="21"/>
+        </w:rPr>
+        <w:t xml:space="preserve">.../Chicago/users01.dbf</w:t>
+      </w:r>
+      <w:r>
+        <w:rPr>
+          <w:rFonts w:ascii="맑은 고딕" w:hAnsi="맑은 고딕" w:eastAsia="맑은 고딕"/>
+          <w:sz w:val="21"/>
+        </w:rPr>
+        <w:t xml:space="preserve">로 나온다. RMAN은 이름이 아니라 </w:t>
+      </w:r>
+      <w:r>
+        <w:rPr>
+          <w:rFonts w:ascii="맑은 고딕" w:hAnsi="맑은 고딕" w:eastAsia="맑은 고딕"/>
+          <w:b/>
+          <w:sz w:val="21"/>
+        </w:rPr>
+        <w:t xml:space="preserve">DBID와 파일 번호</w:t>
+      </w:r>
+      <w:r>
+        <w:rPr>
+          <w:rFonts w:ascii="맑은 고딕" w:hAnsi="맑은 고딕" w:eastAsia="맑은 고딕"/>
+          <w:sz w:val="21"/>
+        </w:rPr>
+        <w:t xml:space="preserve">로 판단하므로, 6장에서 양쪽을 다르게 구성했는데도 그대로 쓸 수 있다.</w:t>
       </w:r>
     </w:p>
     <w:tbl>
@@ -8700,57 +11745,161 @@
             <w:r>
               <w:rPr>
                 <w:rFonts w:ascii="맑은 고딕" w:hAnsi="맑은 고딕" w:eastAsia="맑은 고딕"/>
+                <w:b/>
                 <w:sz w:val="20"/>
               </w:rPr>
-              <w:t>**① 복구 카탈로그를 쓴다.** Data Guard를 운영한다면 사실상 필수다. `CONFIGURE DB_UNIQUE_NAME`으로 구성원을 등록한다.</w:t>
-            </w:r>
-          </w:p>
-          <w:p>
-            <w:pPr>
-              <w:spacing w:after="20"/>
-            </w:pPr>
+              <w:t xml:space="preserve">① 복구 카탈로그를 쓴다.</w:t>
+            </w:r>
             <w:r>
               <w:rPr>
                 <w:rFonts w:ascii="맑은 고딕" w:hAnsi="맑은 고딕" w:eastAsia="맑은 고딕"/>
                 <w:sz w:val="20"/>
               </w:rPr>
-              <w:t>**② 데이터 파일은 Standby에서, 아카이브는 Primary에서.** `RMAN-06820`을 피하는 가장 단순한 배분이다.</w:t>
-            </w:r>
-          </w:p>
-          <w:p>
-            <w:pPr>
-              <w:spacing w:after="20"/>
-            </w:pPr>
+              <w:t xml:space="preserve"> Data Guard를 운영한다면 사실상 필수다. </w:t>
+            </w:r>
+            <w:r>
+              <w:rPr>
+                <w:rFonts w:ascii="Consolas" w:hAnsi="Consolas" w:eastAsia="맑은 고딕"/>
+                <w:sz w:val="20"/>
+              </w:rPr>
+              <w:t xml:space="preserve">CONFIGURE DB_UNIQUE_NAME</w:t>
+            </w:r>
             <w:r>
               <w:rPr>
                 <w:rFonts w:ascii="맑은 고딕" w:hAnsi="맑은 고딕" w:eastAsia="맑은 고딕"/>
                 <w:sz w:val="20"/>
               </w:rPr>
-              <w:t>**③ 컨트롤 파일 자동 백업 위치를 정한다.** `FORMAT` 절이 적용되지 않고 FRA로 간다.</w:t>
+              <w:t xml:space="preserve">으로 구성원을 등록한다.</w:t>
             </w:r>
           </w:p>
           <w:p>
             <w:pPr>
               <w:spacing w:after="20"/>
             </w:pPr>
+            <w:r>
+              <w:rPr>
+                <w:rFonts w:ascii="맑은 고딕" w:hAnsi="맑은 고딕" w:eastAsia="맑은 고딕"/>
+                <w:b/>
+                <w:sz w:val="20"/>
+              </w:rPr>
+              <w:t xml:space="preserve">② 데이터 파일은 Standby에서, 아카이브는 Primary에서.</w:t>
+            </w:r>
             <w:r>
               <w:rPr>
                 <w:rFonts w:ascii="맑은 고딕" w:hAnsi="맑은 고딕" w:eastAsia="맑은 고딕"/>
                 <w:sz w:val="20"/>
               </w:rPr>
-              <w:t>**④ 역할이 바뀌면 백업 스크립트도 따라가야 한다.** "boston에서 백업"이라고 고정하면 전환 후 Primary를 백업하게 된다. 15장의 원칙대로 **역할을 먼저 판정하고 분기한다.**</w:t>
-            </w:r>
-          </w:p>
-          <w:p>
-            <w:pPr>
-              <w:spacing w:after="20"/>
-            </w:pPr>
+              <w:t xml:space="preserve"> </w:t>
+            </w:r>
+            <w:r>
+              <w:rPr>
+                <w:rFonts w:ascii="Consolas" w:hAnsi="Consolas" w:eastAsia="맑은 고딕"/>
+                <w:sz w:val="20"/>
+              </w:rPr>
+              <w:t xml:space="preserve">RMAN-06820</w:t>
+            </w:r>
             <w:r>
               <w:rPr>
                 <w:rFonts w:ascii="맑은 고딕" w:hAnsi="맑은 고딕" w:eastAsia="맑은 고딕"/>
                 <w:sz w:val="20"/>
               </w:rPr>
-              <w:t>**⑤ Failover 뒤에는 전체 백업을 새로 받는다.** `OPEN RESETLOGS`로 인큐네이션이 바뀌었기 때문이며, 옛 백업은 폐기하지 않는다.</w:t>
+              <w:t xml:space="preserve">을 피하는 가장 단순한 배분이다.</w:t>
+            </w:r>
+          </w:p>
+          <w:p>
+            <w:pPr>
+              <w:spacing w:after="20"/>
+            </w:pPr>
+            <w:r>
+              <w:rPr>
+                <w:rFonts w:ascii="맑은 고딕" w:hAnsi="맑은 고딕" w:eastAsia="맑은 고딕"/>
+                <w:b/>
+                <w:sz w:val="20"/>
+              </w:rPr>
+              <w:t xml:space="preserve">③ 컨트롤 파일 자동 백업 위치를 정한다.</w:t>
+            </w:r>
+            <w:r>
+              <w:rPr>
+                <w:rFonts w:ascii="맑은 고딕" w:hAnsi="맑은 고딕" w:eastAsia="맑은 고딕"/>
+                <w:sz w:val="20"/>
+              </w:rPr>
+              <w:t xml:space="preserve"> </w:t>
+            </w:r>
+            <w:r>
+              <w:rPr>
+                <w:rFonts w:ascii="Consolas" w:hAnsi="Consolas" w:eastAsia="맑은 고딕"/>
+                <w:sz w:val="20"/>
+              </w:rPr>
+              <w:t xml:space="preserve">FORMAT</w:t>
+            </w:r>
+            <w:r>
+              <w:rPr>
+                <w:rFonts w:ascii="맑은 고딕" w:hAnsi="맑은 고딕" w:eastAsia="맑은 고딕"/>
+                <w:sz w:val="20"/>
+              </w:rPr>
+              <w:t xml:space="preserve"> 절이 적용되지 않고 FRA로 간다.</w:t>
+            </w:r>
+          </w:p>
+          <w:p>
+            <w:pPr>
+              <w:spacing w:after="20"/>
+            </w:pPr>
+            <w:r>
+              <w:rPr>
+                <w:rFonts w:ascii="맑은 고딕" w:hAnsi="맑은 고딕" w:eastAsia="맑은 고딕"/>
+                <w:b/>
+                <w:sz w:val="20"/>
+              </w:rPr>
+              <w:t xml:space="preserve">④ 역할이 바뀌면 백업 스크립트도 따라가야 한다.</w:t>
+            </w:r>
+            <w:r>
+              <w:rPr>
+                <w:rFonts w:ascii="맑은 고딕" w:hAnsi="맑은 고딕" w:eastAsia="맑은 고딕"/>
+                <w:sz w:val="20"/>
+              </w:rPr>
+              <w:t xml:space="preserve"> "boston에서 백업"이라고 고정하면 전환 후 Primary를 백업하게 된다. 15장의 원칙대로 </w:t>
+            </w:r>
+            <w:r>
+              <w:rPr>
+                <w:rFonts w:ascii="맑은 고딕" w:hAnsi="맑은 고딕" w:eastAsia="맑은 고딕"/>
+                <w:b/>
+                <w:sz w:val="20"/>
+              </w:rPr>
+              <w:t xml:space="preserve">역할을 먼저 판정하고 분기한다.</w:t>
+            </w:r>
+          </w:p>
+          <w:p>
+            <w:pPr>
+              <w:spacing w:after="20"/>
+            </w:pPr>
+            <w:r>
+              <w:rPr>
+                <w:rFonts w:ascii="맑은 고딕" w:hAnsi="맑은 고딕" w:eastAsia="맑은 고딕"/>
+                <w:b/>
+                <w:sz w:val="20"/>
+              </w:rPr>
+              <w:t xml:space="preserve">⑤ Failover 뒤에는 전체 백업을 새로 받는다.</w:t>
+            </w:r>
+            <w:r>
+              <w:rPr>
+                <w:rFonts w:ascii="맑은 고딕" w:hAnsi="맑은 고딕" w:eastAsia="맑은 고딕"/>
+                <w:sz w:val="20"/>
+              </w:rPr>
+              <w:t xml:space="preserve"> </w:t>
+            </w:r>
+            <w:r>
+              <w:rPr>
+                <w:rFonts w:ascii="Consolas" w:hAnsi="Consolas" w:eastAsia="맑은 고딕"/>
+                <w:sz w:val="20"/>
+              </w:rPr>
+              <w:t xml:space="preserve">OPEN RESETLOGS</w:t>
+            </w:r>
+            <w:r>
+              <w:rPr>
+                <w:rFonts w:ascii="맑은 고딕" w:hAnsi="맑은 고딕" w:eastAsia="맑은 고딕"/>
+                <w:sz w:val="20"/>
+              </w:rPr>
+              <w:t xml:space="preserve">로 인큐네이션이 바뀌었기 때문이며, 옛 백업은 폐기하지 않는다.</w:t>
             </w:r>
           </w:p>
         </w:tc>
@@ -8801,69 +11950,585 @@
             <w:r>
               <w:rPr>
                 <w:rFonts w:ascii="맑은 고딕" w:hAnsi="맑은 고딕" w:eastAsia="맑은 고딕"/>
+                <w:b/>
                 <w:sz w:val="20"/>
               </w:rPr>
-              <w:t>**①** Standby의 `SWITCHOVER_STATUS`가 `NOT ALLOWED`다. **②** 전환 출력에 `Connected to an idle instance.`가 있다.</w:t>
-            </w:r>
-          </w:p>
-          <w:p>
-            <w:pPr>
-              <w:spacing w:after="20"/>
-            </w:pPr>
+              <w:t xml:space="preserve">①</w:t>
+            </w:r>
             <w:r>
               <w:rPr>
                 <w:rFonts w:ascii="맑은 고딕" w:hAnsi="맑은 고딕" w:eastAsia="맑은 고딕"/>
                 <w:sz w:val="20"/>
               </w:rPr>
-              <w:t>**③** `alter database switchover to boston;`이 `Database altered.`를 냈다. **④** 역할이 어긋났는데 `SHOW CONFIGURATION`이 `SUCCESS`다.</w:t>
-            </w:r>
-          </w:p>
-          <w:p>
-            <w:pPr>
-              <w:spacing w:after="20"/>
-            </w:pPr>
+              <w:t xml:space="preserve"> Standby의 </w:t>
+            </w:r>
+            <w:r>
+              <w:rPr>
+                <w:rFonts w:ascii="Consolas" w:hAnsi="Consolas" w:eastAsia="맑은 고딕"/>
+                <w:sz w:val="20"/>
+              </w:rPr>
+              <w:t xml:space="preserve">SWITCHOVER_STATUS</w:t>
+            </w:r>
             <w:r>
               <w:rPr>
                 <w:rFonts w:ascii="맑은 고딕" w:hAnsi="맑은 고딕" w:eastAsia="맑은 고딕"/>
                 <w:sz w:val="20"/>
               </w:rPr>
-              <w:t>**⑤** 구성에 `chicago ... (disabled)`와 `ORA-16661`이 있는데 상태는 `SUCCESS`다. **⑥** 마운트한 옛 Primary가 자기를 `PRIMARY`라고 말한다.</w:t>
-            </w:r>
-          </w:p>
-          <w:p>
-            <w:pPr>
-              <w:spacing w:after="20"/>
-            </w:pPr>
+              <w:t xml:space="preserve">가 </w:t>
+            </w:r>
+            <w:r>
+              <w:rPr>
+                <w:rFonts w:ascii="Consolas" w:hAnsi="Consolas" w:eastAsia="맑은 고딕"/>
+                <w:sz w:val="20"/>
+              </w:rPr>
+              <w:t xml:space="preserve">NOT ALLOWED</w:t>
+            </w:r>
             <w:r>
               <w:rPr>
                 <w:rFonts w:ascii="맑은 고딕" w:hAnsi="맑은 고딕" w:eastAsia="맑은 고딕"/>
                 <w:sz w:val="20"/>
               </w:rPr>
-              <w:t>**⑦** Reinstate 뒤 `MRP0`의 `SEQUENCE#`가 4다. **⑧** 전환 직후 `ORA-16786`이 보이고 `status updated 21 seconds ago`다.</w:t>
-            </w:r>
-          </w:p>
-          <w:p>
-            <w:pPr>
-              <w:spacing w:after="20"/>
-            </w:pPr>
+              <w:t xml:space="preserve">다. </w:t>
+            </w:r>
+            <w:r>
+              <w:rPr>
+                <w:rFonts w:ascii="맑은 고딕" w:hAnsi="맑은 고딕" w:eastAsia="맑은 고딕"/>
+                <w:b/>
+                <w:sz w:val="20"/>
+              </w:rPr>
+              <w:t xml:space="preserve">②</w:t>
+            </w:r>
             <w:r>
               <w:rPr>
                 <w:rFonts w:ascii="맑은 고딕" w:hAnsi="맑은 고딕" w:eastAsia="맑은 고딕"/>
                 <w:sz w:val="20"/>
               </w:rPr>
-              <w:t>판정 — ①**정상**(Standby에서는 전환을 시작할 수 없다는 뜻이며, 명령은 Primary에서 낸다) ②**정상**(옛 Primary가 한 번 내려간 것이며 정적 등록으로 다시 기동한다) ③**조치 필요**(성공했지만 Broker를 거치지 않았다. 곧 역할이 어긋난다) ④**조치 필요**(아직 감지하지 못한 것뿐이다. `V$DATABASE`로 실제 역할을 확인한다) ⑤**조치 필요**(비활성 멤버는 판정에서 빠진다. **보호가 없는 상태**이므로 즉시 Reinstate한다) ⑥**정상**(강등된 것을 아직 모른다. `MOUNT`까지만 올린 것이 맞다) ⑦**정상**(`OPEN RESETLOGS`로 인큐네이션이 바뀌었다. 시퀀스 비교의 기준선을 새로 잡는다) ⑧**판단 보류**(판정 시차다. 한 주기 뒤 다시 본다).</w:t>
-            </w:r>
-          </w:p>
-          <w:p>
-            <w:pPr>
-              <w:spacing w:after="20"/>
-            </w:pPr>
+              <w:t xml:space="preserve"> 전환 출력에 </w:t>
+            </w:r>
+            <w:r>
+              <w:rPr>
+                <w:rFonts w:ascii="Consolas" w:hAnsi="Consolas" w:eastAsia="맑은 고딕"/>
+                <w:sz w:val="20"/>
+              </w:rPr>
+              <w:t xml:space="preserve">Connected to an idle instance.</w:t>
+            </w:r>
             <w:r>
               <w:rPr>
                 <w:rFonts w:ascii="맑은 고딕" w:hAnsi="맑은 고딕" w:eastAsia="맑은 고딕"/>
                 <w:sz w:val="20"/>
               </w:rPr>
-              <w:t>여덟 중 넷이 정상이다. **`SUCCESS`가 안전을 뜻하지 않는다**는 14장의 명제가 이 장에서 가장 위험한 형태로 나타났다. 재해가 났고 Standby가 없는데도 `SUCCESS`였다.</w:t>
+              <w:t xml:space="preserve">가 있다.</w:t>
+            </w:r>
+          </w:p>
+          <w:p>
+            <w:pPr>
+              <w:spacing w:after="20"/>
+            </w:pPr>
+            <w:r>
+              <w:rPr>
+                <w:rFonts w:ascii="맑은 고딕" w:hAnsi="맑은 고딕" w:eastAsia="맑은 고딕"/>
+                <w:b/>
+                <w:sz w:val="20"/>
+              </w:rPr>
+              <w:t xml:space="preserve">③</w:t>
+            </w:r>
+            <w:r>
+              <w:rPr>
+                <w:rFonts w:ascii="맑은 고딕" w:hAnsi="맑은 고딕" w:eastAsia="맑은 고딕"/>
+                <w:sz w:val="20"/>
+              </w:rPr>
+              <w:t xml:space="preserve"> </w:t>
+            </w:r>
+            <w:r>
+              <w:rPr>
+                <w:rFonts w:ascii="Consolas" w:hAnsi="Consolas" w:eastAsia="맑은 고딕"/>
+                <w:sz w:val="20"/>
+              </w:rPr>
+              <w:t xml:space="preserve">alter database switchover to boston;</w:t>
+            </w:r>
+            <w:r>
+              <w:rPr>
+                <w:rFonts w:ascii="맑은 고딕" w:hAnsi="맑은 고딕" w:eastAsia="맑은 고딕"/>
+                <w:sz w:val="20"/>
+              </w:rPr>
+              <w:t xml:space="preserve">이 </w:t>
+            </w:r>
+            <w:r>
+              <w:rPr>
+                <w:rFonts w:ascii="Consolas" w:hAnsi="Consolas" w:eastAsia="맑은 고딕"/>
+                <w:sz w:val="20"/>
+              </w:rPr>
+              <w:t xml:space="preserve">Database altered.</w:t>
+            </w:r>
+            <w:r>
+              <w:rPr>
+                <w:rFonts w:ascii="맑은 고딕" w:hAnsi="맑은 고딕" w:eastAsia="맑은 고딕"/>
+                <w:sz w:val="20"/>
+              </w:rPr>
+              <w:t xml:space="preserve">를 냈다. </w:t>
+            </w:r>
+            <w:r>
+              <w:rPr>
+                <w:rFonts w:ascii="맑은 고딕" w:hAnsi="맑은 고딕" w:eastAsia="맑은 고딕"/>
+                <w:b/>
+                <w:sz w:val="20"/>
+              </w:rPr>
+              <w:t xml:space="preserve">④</w:t>
+            </w:r>
+            <w:r>
+              <w:rPr>
+                <w:rFonts w:ascii="맑은 고딕" w:hAnsi="맑은 고딕" w:eastAsia="맑은 고딕"/>
+                <w:sz w:val="20"/>
+              </w:rPr>
+              <w:t xml:space="preserve"> 역할이 어긋났는데 </w:t>
+            </w:r>
+            <w:r>
+              <w:rPr>
+                <w:rFonts w:ascii="Consolas" w:hAnsi="Consolas" w:eastAsia="맑은 고딕"/>
+                <w:sz w:val="20"/>
+              </w:rPr>
+              <w:t xml:space="preserve">SHOW CONFIGURATION</w:t>
+            </w:r>
+            <w:r>
+              <w:rPr>
+                <w:rFonts w:ascii="맑은 고딕" w:hAnsi="맑은 고딕" w:eastAsia="맑은 고딕"/>
+                <w:sz w:val="20"/>
+              </w:rPr>
+              <w:t xml:space="preserve">이 </w:t>
+            </w:r>
+            <w:r>
+              <w:rPr>
+                <w:rFonts w:ascii="Consolas" w:hAnsi="Consolas" w:eastAsia="맑은 고딕"/>
+                <w:sz w:val="20"/>
+              </w:rPr>
+              <w:t xml:space="preserve">SUCCESS</w:t>
+            </w:r>
+            <w:r>
+              <w:rPr>
+                <w:rFonts w:ascii="맑은 고딕" w:hAnsi="맑은 고딕" w:eastAsia="맑은 고딕"/>
+                <w:sz w:val="20"/>
+              </w:rPr>
+              <w:t xml:space="preserve">다.</w:t>
+            </w:r>
+          </w:p>
+          <w:p>
+            <w:pPr>
+              <w:spacing w:after="20"/>
+            </w:pPr>
+            <w:r>
+              <w:rPr>
+                <w:rFonts w:ascii="맑은 고딕" w:hAnsi="맑은 고딕" w:eastAsia="맑은 고딕"/>
+                <w:b/>
+                <w:sz w:val="20"/>
+              </w:rPr>
+              <w:t xml:space="preserve">⑤</w:t>
+            </w:r>
+            <w:r>
+              <w:rPr>
+                <w:rFonts w:ascii="맑은 고딕" w:hAnsi="맑은 고딕" w:eastAsia="맑은 고딕"/>
+                <w:sz w:val="20"/>
+              </w:rPr>
+              <w:t xml:space="preserve"> 구성에 </w:t>
+            </w:r>
+            <w:r>
+              <w:rPr>
+                <w:rFonts w:ascii="Consolas" w:hAnsi="Consolas" w:eastAsia="맑은 고딕"/>
+                <w:sz w:val="20"/>
+              </w:rPr>
+              <w:t xml:space="preserve">chicago ... (disabled)</w:t>
+            </w:r>
+            <w:r>
+              <w:rPr>
+                <w:rFonts w:ascii="맑은 고딕" w:hAnsi="맑은 고딕" w:eastAsia="맑은 고딕"/>
+                <w:sz w:val="20"/>
+              </w:rPr>
+              <w:t xml:space="preserve">와 </w:t>
+            </w:r>
+            <w:r>
+              <w:rPr>
+                <w:rFonts w:ascii="Consolas" w:hAnsi="Consolas" w:eastAsia="맑은 고딕"/>
+                <w:sz w:val="20"/>
+              </w:rPr>
+              <w:t xml:space="preserve">ORA-16661</w:t>
+            </w:r>
+            <w:r>
+              <w:rPr>
+                <w:rFonts w:ascii="맑은 고딕" w:hAnsi="맑은 고딕" w:eastAsia="맑은 고딕"/>
+                <w:sz w:val="20"/>
+              </w:rPr>
+              <w:t xml:space="preserve">이 있는데 상태는 </w:t>
+            </w:r>
+            <w:r>
+              <w:rPr>
+                <w:rFonts w:ascii="Consolas" w:hAnsi="Consolas" w:eastAsia="맑은 고딕"/>
+                <w:sz w:val="20"/>
+              </w:rPr>
+              <w:t xml:space="preserve">SUCCESS</w:t>
+            </w:r>
+            <w:r>
+              <w:rPr>
+                <w:rFonts w:ascii="맑은 고딕" w:hAnsi="맑은 고딕" w:eastAsia="맑은 고딕"/>
+                <w:sz w:val="20"/>
+              </w:rPr>
+              <w:t xml:space="preserve">다. </w:t>
+            </w:r>
+            <w:r>
+              <w:rPr>
+                <w:rFonts w:ascii="맑은 고딕" w:hAnsi="맑은 고딕" w:eastAsia="맑은 고딕"/>
+                <w:b/>
+                <w:sz w:val="20"/>
+              </w:rPr>
+              <w:t xml:space="preserve">⑥</w:t>
+            </w:r>
+            <w:r>
+              <w:rPr>
+                <w:rFonts w:ascii="맑은 고딕" w:hAnsi="맑은 고딕" w:eastAsia="맑은 고딕"/>
+                <w:sz w:val="20"/>
+              </w:rPr>
+              <w:t xml:space="preserve"> 마운트한 옛 Primary가 자기를 </w:t>
+            </w:r>
+            <w:r>
+              <w:rPr>
+                <w:rFonts w:ascii="Consolas" w:hAnsi="Consolas" w:eastAsia="맑은 고딕"/>
+                <w:sz w:val="20"/>
+              </w:rPr>
+              <w:t xml:space="preserve">PRIMARY</w:t>
+            </w:r>
+            <w:r>
+              <w:rPr>
+                <w:rFonts w:ascii="맑은 고딕" w:hAnsi="맑은 고딕" w:eastAsia="맑은 고딕"/>
+                <w:sz w:val="20"/>
+              </w:rPr>
+              <w:t xml:space="preserve">라고 말한다.</w:t>
+            </w:r>
+          </w:p>
+          <w:p>
+            <w:pPr>
+              <w:spacing w:after="20"/>
+            </w:pPr>
+            <w:r>
+              <w:rPr>
+                <w:rFonts w:ascii="맑은 고딕" w:hAnsi="맑은 고딕" w:eastAsia="맑은 고딕"/>
+                <w:b/>
+                <w:sz w:val="20"/>
+              </w:rPr>
+              <w:t xml:space="preserve">⑦</w:t>
+            </w:r>
+            <w:r>
+              <w:rPr>
+                <w:rFonts w:ascii="맑은 고딕" w:hAnsi="맑은 고딕" w:eastAsia="맑은 고딕"/>
+                <w:sz w:val="20"/>
+              </w:rPr>
+              <w:t xml:space="preserve"> Reinstate 뒤 </w:t>
+            </w:r>
+            <w:r>
+              <w:rPr>
+                <w:rFonts w:ascii="Consolas" w:hAnsi="Consolas" w:eastAsia="맑은 고딕"/>
+                <w:sz w:val="20"/>
+              </w:rPr>
+              <w:t xml:space="preserve">MRP0</w:t>
+            </w:r>
+            <w:r>
+              <w:rPr>
+                <w:rFonts w:ascii="맑은 고딕" w:hAnsi="맑은 고딕" w:eastAsia="맑은 고딕"/>
+                <w:sz w:val="20"/>
+              </w:rPr>
+              <w:t xml:space="preserve">의 </w:t>
+            </w:r>
+            <w:r>
+              <w:rPr>
+                <w:rFonts w:ascii="Consolas" w:hAnsi="Consolas" w:eastAsia="맑은 고딕"/>
+                <w:sz w:val="20"/>
+              </w:rPr>
+              <w:t xml:space="preserve">SEQUENCE#</w:t>
+            </w:r>
+            <w:r>
+              <w:rPr>
+                <w:rFonts w:ascii="맑은 고딕" w:hAnsi="맑은 고딕" w:eastAsia="맑은 고딕"/>
+                <w:sz w:val="20"/>
+              </w:rPr>
+              <w:t xml:space="preserve">가 4다. </w:t>
+            </w:r>
+            <w:r>
+              <w:rPr>
+                <w:rFonts w:ascii="맑은 고딕" w:hAnsi="맑은 고딕" w:eastAsia="맑은 고딕"/>
+                <w:b/>
+                <w:sz w:val="20"/>
+              </w:rPr>
+              <w:t xml:space="preserve">⑧</w:t>
+            </w:r>
+            <w:r>
+              <w:rPr>
+                <w:rFonts w:ascii="맑은 고딕" w:hAnsi="맑은 고딕" w:eastAsia="맑은 고딕"/>
+                <w:sz w:val="20"/>
+              </w:rPr>
+              <w:t xml:space="preserve"> 전환 직후 </w:t>
+            </w:r>
+            <w:r>
+              <w:rPr>
+                <w:rFonts w:ascii="Consolas" w:hAnsi="Consolas" w:eastAsia="맑은 고딕"/>
+                <w:sz w:val="20"/>
+              </w:rPr>
+              <w:t xml:space="preserve">ORA-16786</w:t>
+            </w:r>
+            <w:r>
+              <w:rPr>
+                <w:rFonts w:ascii="맑은 고딕" w:hAnsi="맑은 고딕" w:eastAsia="맑은 고딕"/>
+                <w:sz w:val="20"/>
+              </w:rPr>
+              <w:t xml:space="preserve">이 보이고 </w:t>
+            </w:r>
+            <w:r>
+              <w:rPr>
+                <w:rFonts w:ascii="Consolas" w:hAnsi="Consolas" w:eastAsia="맑은 고딕"/>
+                <w:sz w:val="20"/>
+              </w:rPr>
+              <w:t xml:space="preserve">status updated 21 seconds ago</w:t>
+            </w:r>
+            <w:r>
+              <w:rPr>
+                <w:rFonts w:ascii="맑은 고딕" w:hAnsi="맑은 고딕" w:eastAsia="맑은 고딕"/>
+                <w:sz w:val="20"/>
+              </w:rPr>
+              <w:t xml:space="preserve">다.</w:t>
+            </w:r>
+          </w:p>
+          <w:p>
+            <w:pPr>
+              <w:spacing w:after="20"/>
+            </w:pPr>
+            <w:r>
+              <w:rPr>
+                <w:rFonts w:ascii="맑은 고딕" w:hAnsi="맑은 고딕" w:eastAsia="맑은 고딕"/>
+                <w:sz w:val="20"/>
+              </w:rPr>
+              <w:t xml:space="preserve">판정 — ①</w:t>
+            </w:r>
+            <w:r>
+              <w:rPr>
+                <w:rFonts w:ascii="맑은 고딕" w:hAnsi="맑은 고딕" w:eastAsia="맑은 고딕"/>
+                <w:b/>
+                <w:sz w:val="20"/>
+              </w:rPr>
+              <w:t xml:space="preserve">정상</w:t>
+            </w:r>
+            <w:r>
+              <w:rPr>
+                <w:rFonts w:ascii="맑은 고딕" w:hAnsi="맑은 고딕" w:eastAsia="맑은 고딕"/>
+                <w:sz w:val="20"/>
+              </w:rPr>
+              <w:t xml:space="preserve">(Standby에서는 전환을 시작할 수 없다는 뜻이며, 명령은 Primary에서 낸다) ②</w:t>
+            </w:r>
+            <w:r>
+              <w:rPr>
+                <w:rFonts w:ascii="맑은 고딕" w:hAnsi="맑은 고딕" w:eastAsia="맑은 고딕"/>
+                <w:b/>
+                <w:sz w:val="20"/>
+              </w:rPr>
+              <w:t xml:space="preserve">정상</w:t>
+            </w:r>
+            <w:r>
+              <w:rPr>
+                <w:rFonts w:ascii="맑은 고딕" w:hAnsi="맑은 고딕" w:eastAsia="맑은 고딕"/>
+                <w:sz w:val="20"/>
+              </w:rPr>
+              <w:t xml:space="preserve">(옛 Primary가 한 번 내려간 것이며 정적 등록으로 다시 기동한다) ③</w:t>
+            </w:r>
+            <w:r>
+              <w:rPr>
+                <w:rFonts w:ascii="맑은 고딕" w:hAnsi="맑은 고딕" w:eastAsia="맑은 고딕"/>
+                <w:b/>
+                <w:sz w:val="20"/>
+              </w:rPr>
+              <w:t xml:space="preserve">조치 필요</w:t>
+            </w:r>
+            <w:r>
+              <w:rPr>
+                <w:rFonts w:ascii="맑은 고딕" w:hAnsi="맑은 고딕" w:eastAsia="맑은 고딕"/>
+                <w:sz w:val="20"/>
+              </w:rPr>
+              <w:t xml:space="preserve">(성공했지만 Broker를 거치지 않았다. 곧 역할이 어긋난다) ④</w:t>
+            </w:r>
+            <w:r>
+              <w:rPr>
+                <w:rFonts w:ascii="맑은 고딕" w:hAnsi="맑은 고딕" w:eastAsia="맑은 고딕"/>
+                <w:b/>
+                <w:sz w:val="20"/>
+              </w:rPr>
+              <w:t xml:space="preserve">조치 필요</w:t>
+            </w:r>
+            <w:r>
+              <w:rPr>
+                <w:rFonts w:ascii="맑은 고딕" w:hAnsi="맑은 고딕" w:eastAsia="맑은 고딕"/>
+                <w:sz w:val="20"/>
+              </w:rPr>
+              <w:t xml:space="preserve">(아직 감지하지 못한 것뿐이다. </w:t>
+            </w:r>
+            <w:r>
+              <w:rPr>
+                <w:rFonts w:ascii="Consolas" w:hAnsi="Consolas" w:eastAsia="맑은 고딕"/>
+                <w:sz w:val="20"/>
+              </w:rPr>
+              <w:t xml:space="preserve">V$DATABASE</w:t>
+            </w:r>
+            <w:r>
+              <w:rPr>
+                <w:rFonts w:ascii="맑은 고딕" w:hAnsi="맑은 고딕" w:eastAsia="맑은 고딕"/>
+                <w:sz w:val="20"/>
+              </w:rPr>
+              <w:t xml:space="preserve">로 실제 역할을 확인한다) ⑤</w:t>
+            </w:r>
+            <w:r>
+              <w:rPr>
+                <w:rFonts w:ascii="맑은 고딕" w:hAnsi="맑은 고딕" w:eastAsia="맑은 고딕"/>
+                <w:b/>
+                <w:sz w:val="20"/>
+              </w:rPr>
+              <w:t xml:space="preserve">조치 필요</w:t>
+            </w:r>
+            <w:r>
+              <w:rPr>
+                <w:rFonts w:ascii="맑은 고딕" w:hAnsi="맑은 고딕" w:eastAsia="맑은 고딕"/>
+                <w:sz w:val="20"/>
+              </w:rPr>
+              <w:t xml:space="preserve">(비활성 멤버는 판정에서 빠진다. </w:t>
+            </w:r>
+            <w:r>
+              <w:rPr>
+                <w:rFonts w:ascii="맑은 고딕" w:hAnsi="맑은 고딕" w:eastAsia="맑은 고딕"/>
+                <w:b/>
+                <w:sz w:val="20"/>
+              </w:rPr>
+              <w:t xml:space="preserve">보호가 없는 상태</w:t>
+            </w:r>
+            <w:r>
+              <w:rPr>
+                <w:rFonts w:ascii="맑은 고딕" w:hAnsi="맑은 고딕" w:eastAsia="맑은 고딕"/>
+                <w:sz w:val="20"/>
+              </w:rPr>
+              <w:t xml:space="preserve">이므로 즉시 Reinstate한다) ⑥</w:t>
+            </w:r>
+            <w:r>
+              <w:rPr>
+                <w:rFonts w:ascii="맑은 고딕" w:hAnsi="맑은 고딕" w:eastAsia="맑은 고딕"/>
+                <w:b/>
+                <w:sz w:val="20"/>
+              </w:rPr>
+              <w:t xml:space="preserve">정상</w:t>
+            </w:r>
+            <w:r>
+              <w:rPr>
+                <w:rFonts w:ascii="맑은 고딕" w:hAnsi="맑은 고딕" w:eastAsia="맑은 고딕"/>
+                <w:sz w:val="20"/>
+              </w:rPr>
+              <w:t xml:space="preserve">(강등된 것을 아직 모른다. </w:t>
+            </w:r>
+            <w:r>
+              <w:rPr>
+                <w:rFonts w:ascii="Consolas" w:hAnsi="Consolas" w:eastAsia="맑은 고딕"/>
+                <w:sz w:val="20"/>
+              </w:rPr>
+              <w:t xml:space="preserve">MOUNT</w:t>
+            </w:r>
+            <w:r>
+              <w:rPr>
+                <w:rFonts w:ascii="맑은 고딕" w:hAnsi="맑은 고딕" w:eastAsia="맑은 고딕"/>
+                <w:sz w:val="20"/>
+              </w:rPr>
+              <w:t xml:space="preserve">까지만 올린 것이 맞다) ⑦</w:t>
+            </w:r>
+            <w:r>
+              <w:rPr>
+                <w:rFonts w:ascii="맑은 고딕" w:hAnsi="맑은 고딕" w:eastAsia="맑은 고딕"/>
+                <w:b/>
+                <w:sz w:val="20"/>
+              </w:rPr>
+              <w:t xml:space="preserve">정상</w:t>
+            </w:r>
+            <w:r>
+              <w:rPr>
+                <w:rFonts w:ascii="맑은 고딕" w:hAnsi="맑은 고딕" w:eastAsia="맑은 고딕"/>
+                <w:sz w:val="20"/>
+              </w:rPr>
+              <w:t xml:space="preserve">(</w:t>
+            </w:r>
+            <w:r>
+              <w:rPr>
+                <w:rFonts w:ascii="Consolas" w:hAnsi="Consolas" w:eastAsia="맑은 고딕"/>
+                <w:sz w:val="20"/>
+              </w:rPr>
+              <w:t xml:space="preserve">OPEN RESETLOGS</w:t>
+            </w:r>
+            <w:r>
+              <w:rPr>
+                <w:rFonts w:ascii="맑은 고딕" w:hAnsi="맑은 고딕" w:eastAsia="맑은 고딕"/>
+                <w:sz w:val="20"/>
+              </w:rPr>
+              <w:t xml:space="preserve">로 인큐네이션이 바뀌었다. 시퀀스 비교의 기준선을 새로 잡는다) ⑧</w:t>
+            </w:r>
+            <w:r>
+              <w:rPr>
+                <w:rFonts w:ascii="맑은 고딕" w:hAnsi="맑은 고딕" w:eastAsia="맑은 고딕"/>
+                <w:b/>
+                <w:sz w:val="20"/>
+              </w:rPr>
+              <w:t xml:space="preserve">판단 보류</w:t>
+            </w:r>
+            <w:r>
+              <w:rPr>
+                <w:rFonts w:ascii="맑은 고딕" w:hAnsi="맑은 고딕" w:eastAsia="맑은 고딕"/>
+                <w:sz w:val="20"/>
+              </w:rPr>
+              <w:t xml:space="preserve">(판정 시차다. 한 주기 뒤 다시 본다).</w:t>
+            </w:r>
+          </w:p>
+          <w:p>
+            <w:pPr>
+              <w:spacing w:after="20"/>
+            </w:pPr>
+            <w:r>
+              <w:rPr>
+                <w:rFonts w:ascii="맑은 고딕" w:hAnsi="맑은 고딕" w:eastAsia="맑은 고딕"/>
+                <w:sz w:val="20"/>
+              </w:rPr>
+              <w:t xml:space="preserve">여덟 중 넷이 정상이다. </w:t>
+            </w:r>
+            <w:r>
+              <w:rPr>
+                <w:rFonts w:ascii="Consolas" w:hAnsi="Consolas" w:eastAsia="맑은 고딕"/>
+                <w:b/>
+                <w:sz w:val="20"/>
+              </w:rPr>
+              <w:t xml:space="preserve">SUCCESS</w:t>
+            </w:r>
+            <w:r>
+              <w:rPr>
+                <w:rFonts w:ascii="맑은 고딕" w:hAnsi="맑은 고딕" w:eastAsia="맑은 고딕"/>
+                <w:b/>
+                <w:sz w:val="20"/>
+              </w:rPr>
+              <w:t xml:space="preserve">가 안전을 뜻하지 않는다</w:t>
+            </w:r>
+            <w:r>
+              <w:rPr>
+                <w:rFonts w:ascii="맑은 고딕" w:hAnsi="맑은 고딕" w:eastAsia="맑은 고딕"/>
+                <w:sz w:val="20"/>
+              </w:rPr>
+              <w:t xml:space="preserve">는 14장의 명제가 이 장에서 가장 위험한 형태로 나타났다. 재해가 났고 Standby가 없는데도 </w:t>
+            </w:r>
+            <w:r>
+              <w:rPr>
+                <w:rFonts w:ascii="Consolas" w:hAnsi="Consolas" w:eastAsia="맑은 고딕"/>
+                <w:sz w:val="20"/>
+              </w:rPr>
+              <w:t xml:space="preserve">SUCCESS</w:t>
+            </w:r>
+            <w:r>
+              <w:rPr>
+                <w:rFonts w:ascii="맑은 고딕" w:hAnsi="맑은 고딕" w:eastAsia="맑은 고딕"/>
+                <w:sz w:val="20"/>
+              </w:rPr>
+              <w:t xml:space="preserve">였다.</w:t>
             </w:r>
           </w:p>
         </w:tc>
@@ -8887,7 +12552,80 @@
           <w:rFonts w:ascii="맑은 고딕" w:hAnsi="맑은 고딕" w:eastAsia="맑은 고딕"/>
           <w:sz w:val="21"/>
         </w:rPr>
-        <w:t>Switchover는 **무손실·되돌림 가능**, Failover는 **손실 가능·Reinstate 필요**. `SWITCHOVER_STATUS`는 Primary `TO STANDBY`, Standby **`NOT ALLOWED`**(정상).</w:t>
+        <w:t xml:space="preserve">Switchover는 </w:t>
+      </w:r>
+      <w:r>
+        <w:rPr>
+          <w:rFonts w:ascii="맑은 고딕" w:hAnsi="맑은 고딕" w:eastAsia="맑은 고딕"/>
+          <w:b/>
+          <w:sz w:val="21"/>
+        </w:rPr>
+        <w:t xml:space="preserve">무손실·되돌림 가능</w:t>
+      </w:r>
+      <w:r>
+        <w:rPr>
+          <w:rFonts w:ascii="맑은 고딕" w:hAnsi="맑은 고딕" w:eastAsia="맑은 고딕"/>
+          <w:sz w:val="21"/>
+        </w:rPr>
+        <w:t xml:space="preserve">, Failover는 </w:t>
+      </w:r>
+      <w:r>
+        <w:rPr>
+          <w:rFonts w:ascii="맑은 고딕" w:hAnsi="맑은 고딕" w:eastAsia="맑은 고딕"/>
+          <w:b/>
+          <w:sz w:val="21"/>
+        </w:rPr>
+        <w:t xml:space="preserve">손실 가능·Reinstate 필요</w:t>
+      </w:r>
+      <w:r>
+        <w:rPr>
+          <w:rFonts w:ascii="맑은 고딕" w:hAnsi="맑은 고딕" w:eastAsia="맑은 고딕"/>
+          <w:sz w:val="21"/>
+        </w:rPr>
+        <w:t xml:space="preserve">. </w:t>
+      </w:r>
+      <w:r>
+        <w:rPr>
+          <w:rFonts w:ascii="Consolas" w:hAnsi="Consolas" w:eastAsia="맑은 고딕"/>
+          <w:sz w:val="21"/>
+        </w:rPr>
+        <w:t xml:space="preserve">SWITCHOVER_STATUS</w:t>
+      </w:r>
+      <w:r>
+        <w:rPr>
+          <w:rFonts w:ascii="맑은 고딕" w:hAnsi="맑은 고딕" w:eastAsia="맑은 고딕"/>
+          <w:sz w:val="21"/>
+        </w:rPr>
+        <w:t xml:space="preserve">는 Primary </w:t>
+      </w:r>
+      <w:r>
+        <w:rPr>
+          <w:rFonts w:ascii="Consolas" w:hAnsi="Consolas" w:eastAsia="맑은 고딕"/>
+          <w:sz w:val="21"/>
+        </w:rPr>
+        <w:t xml:space="preserve">TO STANDBY</w:t>
+      </w:r>
+      <w:r>
+        <w:rPr>
+          <w:rFonts w:ascii="맑은 고딕" w:hAnsi="맑은 고딕" w:eastAsia="맑은 고딕"/>
+          <w:sz w:val="21"/>
+        </w:rPr>
+        <w:t xml:space="preserve">, Standby </w:t>
+      </w:r>
+      <w:r>
+        <w:rPr>
+          <w:rFonts w:ascii="Consolas" w:hAnsi="Consolas" w:eastAsia="맑은 고딕"/>
+          <w:b/>
+          <w:sz w:val="21"/>
+        </w:rPr>
+        <w:t xml:space="preserve">NOT ALLOWED</w:t>
+      </w:r>
+      <w:r>
+        <w:rPr>
+          <w:rFonts w:ascii="맑은 고딕" w:hAnsi="맑은 고딕" w:eastAsia="맑은 고딕"/>
+          <w:sz w:val="21"/>
+        </w:rPr>
+        <w:t xml:space="preserve">(정상).</w:t>
       </w:r>
     </w:p>
     <w:p>
@@ -8899,7 +12637,82 @@
           <w:rFonts w:ascii="맑은 고딕" w:hAnsi="맑은 고딕" w:eastAsia="맑은 고딕"/>
           <w:sz w:val="21"/>
         </w:rPr>
-        <w:t>실측 소요 — Switchover **64/69/55초**, Failover **24초**, Reinstate **51초**, 자동 전환 **69초**, 자동 재편입 **42초**.</w:t>
+        <w:t xml:space="preserve">실측 소요 — Switchover </w:t>
+      </w:r>
+      <w:r>
+        <w:rPr>
+          <w:rFonts w:ascii="맑은 고딕" w:hAnsi="맑은 고딕" w:eastAsia="맑은 고딕"/>
+          <w:b/>
+          <w:sz w:val="21"/>
+        </w:rPr>
+        <w:t xml:space="preserve">64/69/55초</w:t>
+      </w:r>
+      <w:r>
+        <w:rPr>
+          <w:rFonts w:ascii="맑은 고딕" w:hAnsi="맑은 고딕" w:eastAsia="맑은 고딕"/>
+          <w:sz w:val="21"/>
+        </w:rPr>
+        <w:t xml:space="preserve">, Failover </w:t>
+      </w:r>
+      <w:r>
+        <w:rPr>
+          <w:rFonts w:ascii="맑은 고딕" w:hAnsi="맑은 고딕" w:eastAsia="맑은 고딕"/>
+          <w:b/>
+          <w:sz w:val="21"/>
+        </w:rPr>
+        <w:t xml:space="preserve">24초</w:t>
+      </w:r>
+      <w:r>
+        <w:rPr>
+          <w:rFonts w:ascii="맑은 고딕" w:hAnsi="맑은 고딕" w:eastAsia="맑은 고딕"/>
+          <w:sz w:val="21"/>
+        </w:rPr>
+        <w:t xml:space="preserve">, Reinstate </w:t>
+      </w:r>
+      <w:r>
+        <w:rPr>
+          <w:rFonts w:ascii="맑은 고딕" w:hAnsi="맑은 고딕" w:eastAsia="맑은 고딕"/>
+          <w:b/>
+          <w:sz w:val="21"/>
+        </w:rPr>
+        <w:t xml:space="preserve">51초</w:t>
+      </w:r>
+      <w:r>
+        <w:rPr>
+          <w:rFonts w:ascii="맑은 고딕" w:hAnsi="맑은 고딕" w:eastAsia="맑은 고딕"/>
+          <w:sz w:val="21"/>
+        </w:rPr>
+        <w:t xml:space="preserve">, 자동 전환 </w:t>
+      </w:r>
+      <w:r>
+        <w:rPr>
+          <w:rFonts w:ascii="맑은 고딕" w:hAnsi="맑은 고딕" w:eastAsia="맑은 고딕"/>
+          <w:b/>
+          <w:sz w:val="21"/>
+        </w:rPr>
+        <w:t xml:space="preserve">69초</w:t>
+      </w:r>
+      <w:r>
+        <w:rPr>
+          <w:rFonts w:ascii="맑은 고딕" w:hAnsi="맑은 고딕" w:eastAsia="맑은 고딕"/>
+          <w:sz w:val="21"/>
+        </w:rPr>
+        <w:t xml:space="preserve">, 자동 재편입 </w:t>
+      </w:r>
+      <w:r>
+        <w:rPr>
+          <w:rFonts w:ascii="맑은 고딕" w:hAnsi="맑은 고딕" w:eastAsia="맑은 고딕"/>
+          <w:b/>
+          <w:sz w:val="21"/>
+        </w:rPr>
+        <w:t xml:space="preserve">42초</w:t>
+      </w:r>
+      <w:r>
+        <w:rPr>
+          <w:rFonts w:ascii="맑은 고딕" w:hAnsi="맑은 고딕" w:eastAsia="맑은 고딕"/>
+          <w:sz w:val="21"/>
+        </w:rPr>
+        <w:t xml:space="preserve">.</w:t>
       </w:r>
     </w:p>
     <w:p>
@@ -8908,10 +12721,77 @@
       </w:pPr>
       <w:r>
         <w:rPr>
-          <w:rFonts w:ascii="맑은 고딕" w:hAnsi="맑은 고딕" w:eastAsia="맑은 고딕"/>
-          <w:sz w:val="21"/>
-        </w:rPr>
-        <w:t>**`Connected to an idle instance.`** — 옛 Primary가 한 번 내려가며 **정적 등록이 여기서 쓰인다.** `Database opened.`는 **ADG가 전환 후에도 유지**된다는 뜻이고, 구별은 **`DB_UNIQUE_NAME`**이다.</w:t>
+          <w:rFonts w:ascii="Consolas" w:hAnsi="Consolas" w:eastAsia="맑은 고딕"/>
+          <w:b/>
+          <w:sz w:val="21"/>
+        </w:rPr>
+        <w:t xml:space="preserve">Connected to an idle instance.</w:t>
+      </w:r>
+      <w:r>
+        <w:rPr>
+          <w:rFonts w:ascii="맑은 고딕" w:hAnsi="맑은 고딕" w:eastAsia="맑은 고딕"/>
+          <w:sz w:val="21"/>
+        </w:rPr>
+        <w:t xml:space="preserve"> — 옛 Primary가 한 번 내려가며 </w:t>
+      </w:r>
+      <w:r>
+        <w:rPr>
+          <w:rFonts w:ascii="맑은 고딕" w:hAnsi="맑은 고딕" w:eastAsia="맑은 고딕"/>
+          <w:b/>
+          <w:sz w:val="21"/>
+        </w:rPr>
+        <w:t xml:space="preserve">정적 등록이 여기서 쓰인다.</w:t>
+      </w:r>
+      <w:r>
+        <w:rPr>
+          <w:rFonts w:ascii="맑은 고딕" w:hAnsi="맑은 고딕" w:eastAsia="맑은 고딕"/>
+          <w:sz w:val="21"/>
+        </w:rPr>
+        <w:t xml:space="preserve"> </w:t>
+      </w:r>
+      <w:r>
+        <w:rPr>
+          <w:rFonts w:ascii="Consolas" w:hAnsi="Consolas" w:eastAsia="맑은 고딕"/>
+          <w:sz w:val="21"/>
+        </w:rPr>
+        <w:t xml:space="preserve">Database opened.</w:t>
+      </w:r>
+      <w:r>
+        <w:rPr>
+          <w:rFonts w:ascii="맑은 고딕" w:hAnsi="맑은 고딕" w:eastAsia="맑은 고딕"/>
+          <w:sz w:val="21"/>
+        </w:rPr>
+        <w:t xml:space="preserve">는 </w:t>
+      </w:r>
+      <w:r>
+        <w:rPr>
+          <w:rFonts w:ascii="맑은 고딕" w:hAnsi="맑은 고딕" w:eastAsia="맑은 고딕"/>
+          <w:b/>
+          <w:sz w:val="21"/>
+        </w:rPr>
+        <w:t xml:space="preserve">ADG가 전환 후에도 유지</w:t>
+      </w:r>
+      <w:r>
+        <w:rPr>
+          <w:rFonts w:ascii="맑은 고딕" w:hAnsi="맑은 고딕" w:eastAsia="맑은 고딕"/>
+          <w:sz w:val="21"/>
+        </w:rPr>
+        <w:t xml:space="preserve">된다는 뜻이고, 구별은 </w:t>
+      </w:r>
+      <w:r>
+        <w:rPr>
+          <w:rFonts w:ascii="Consolas" w:hAnsi="Consolas" w:eastAsia="맑은 고딕"/>
+          <w:b/>
+          <w:sz w:val="21"/>
+        </w:rPr>
+        <w:t xml:space="preserve">DB_UNIQUE_NAME</w:t>
+      </w:r>
+      <w:r>
+        <w:rPr>
+          <w:rFonts w:ascii="맑은 고딕" w:hAnsi="맑은 고딕" w:eastAsia="맑은 고딕"/>
+          <w:sz w:val="21"/>
+        </w:rPr>
+        <w:t xml:space="preserve">이다.</w:t>
       </w:r>
     </w:p>
     <w:p>
@@ -8923,7 +12803,65 @@
           <w:rFonts w:ascii="맑은 고딕" w:hAnsi="맑은 고딕" w:eastAsia="맑은 고딕"/>
           <w:sz w:val="21"/>
         </w:rPr>
-        <w:t>전환하면 Broker가 `LOG_ARCHIVE_DEST_2`를 **반대 방향으로 다시 쓴다.** `FAL_SERVER`는 비어 있다. 없는 멤버는 문장, 자기 자신은 **ORA-16558**.</w:t>
+        <w:t xml:space="preserve">전환하면 Broker가 </w:t>
+      </w:r>
+      <w:r>
+        <w:rPr>
+          <w:rFonts w:ascii="Consolas" w:hAnsi="Consolas" w:eastAsia="맑은 고딕"/>
+          <w:sz w:val="21"/>
+        </w:rPr>
+        <w:t xml:space="preserve">LOG_ARCHIVE_DEST_2</w:t>
+      </w:r>
+      <w:r>
+        <w:rPr>
+          <w:rFonts w:ascii="맑은 고딕" w:hAnsi="맑은 고딕" w:eastAsia="맑은 고딕"/>
+          <w:sz w:val="21"/>
+        </w:rPr>
+        <w:t xml:space="preserve">를 </w:t>
+      </w:r>
+      <w:r>
+        <w:rPr>
+          <w:rFonts w:ascii="맑은 고딕" w:hAnsi="맑은 고딕" w:eastAsia="맑은 고딕"/>
+          <w:b/>
+          <w:sz w:val="21"/>
+        </w:rPr>
+        <w:t xml:space="preserve">반대 방향으로 다시 쓴다.</w:t>
+      </w:r>
+      <w:r>
+        <w:rPr>
+          <w:rFonts w:ascii="맑은 고딕" w:hAnsi="맑은 고딕" w:eastAsia="맑은 고딕"/>
+          <w:sz w:val="21"/>
+        </w:rPr>
+        <w:t xml:space="preserve"> </w:t>
+      </w:r>
+      <w:r>
+        <w:rPr>
+          <w:rFonts w:ascii="Consolas" w:hAnsi="Consolas" w:eastAsia="맑은 고딕"/>
+          <w:sz w:val="21"/>
+        </w:rPr>
+        <w:t xml:space="preserve">FAL_SERVER</w:t>
+      </w:r>
+      <w:r>
+        <w:rPr>
+          <w:rFonts w:ascii="맑은 고딕" w:hAnsi="맑은 고딕" w:eastAsia="맑은 고딕"/>
+          <w:sz w:val="21"/>
+        </w:rPr>
+        <w:t xml:space="preserve">는 비어 있다. 없는 멤버는 문장, 자기 자신은 </w:t>
+      </w:r>
+      <w:r>
+        <w:rPr>
+          <w:rFonts w:ascii="맑은 고딕" w:hAnsi="맑은 고딕" w:eastAsia="맑은 고딕"/>
+          <w:b/>
+          <w:sz w:val="21"/>
+        </w:rPr>
+        <w:t xml:space="preserve">ORA-16558</w:t>
+      </w:r>
+      <w:r>
+        <w:rPr>
+          <w:rFonts w:ascii="맑은 고딕" w:hAnsi="맑은 고딕" w:eastAsia="맑은 고딕"/>
+          <w:sz w:val="21"/>
+        </w:rPr>
+        <w:t xml:space="preserve">.</w:t>
       </w:r>
     </w:p>
     <w:p>
@@ -8933,9 +12871,47 @@
       <w:r>
         <w:rPr>
           <w:rFonts w:ascii="맑은 고딕" w:hAnsi="맑은 고딕" w:eastAsia="맑은 고딕"/>
-          <w:sz w:val="21"/>
-        </w:rPr>
-        <w:t>**★ SQL `ALTER DATABASE SWITCHOVER TO`는 Broker 환경에서도 거부되지 않는다.** 역할만 바뀌고 뒷정리가 없어 옛 Primary는 내려가고 새 Primary는 `MOUNTED`에 머물며 전송이 끊긴다.</w:t>
+          <w:b/>
+          <w:sz w:val="21"/>
+        </w:rPr>
+        <w:t xml:space="preserve">★ SQL </w:t>
+      </w:r>
+      <w:r>
+        <w:rPr>
+          <w:rFonts w:ascii="Consolas" w:hAnsi="Consolas" w:eastAsia="맑은 고딕"/>
+          <w:b/>
+          <w:sz w:val="21"/>
+        </w:rPr>
+        <w:t xml:space="preserve">ALTER DATABASE SWITCHOVER TO</w:t>
+      </w:r>
+      <w:r>
+        <w:rPr>
+          <w:rFonts w:ascii="맑은 고딕" w:hAnsi="맑은 고딕" w:eastAsia="맑은 고딕"/>
+          <w:b/>
+          <w:sz w:val="21"/>
+        </w:rPr>
+        <w:t xml:space="preserve">는 Broker 환경에서도 거부되지 않는다.</w:t>
+      </w:r>
+      <w:r>
+        <w:rPr>
+          <w:rFonts w:ascii="맑은 고딕" w:hAnsi="맑은 고딕" w:eastAsia="맑은 고딕"/>
+          <w:sz w:val="21"/>
+        </w:rPr>
+        <w:t xml:space="preserve"> 역할만 바뀌고 뒷정리가 없어 옛 Primary는 내려가고 새 Primary는 </w:t>
+      </w:r>
+      <w:r>
+        <w:rPr>
+          <w:rFonts w:ascii="Consolas" w:hAnsi="Consolas" w:eastAsia="맑은 고딕"/>
+          <w:sz w:val="21"/>
+        </w:rPr>
+        <w:t xml:space="preserve">MOUNTED</w:t>
+      </w:r>
+      <w:r>
+        <w:rPr>
+          <w:rFonts w:ascii="맑은 고딕" w:hAnsi="맑은 고딕" w:eastAsia="맑은 고딕"/>
+          <w:sz w:val="21"/>
+        </w:rPr>
+        <w:t xml:space="preserve">에 머물며 전송이 끊긴다.</w:t>
       </w:r>
     </w:p>
     <w:p>
@@ -8947,7 +12923,106 @@
           <w:rFonts w:ascii="맑은 고딕" w:hAnsi="맑은 고딕" w:eastAsia="맑은 고딕"/>
           <w:sz w:val="21"/>
         </w:rPr>
-        <w:t>Broker는 잠시 `SUCCESS`를 유지하다가 **ORA-16816**을 낸다. 복구는 `REMOVE` → `CREATE` → `ADD` → `ENABLE` → `SWITCHOVER`.</w:t>
+        <w:t xml:space="preserve">Broker는 잠시 </w:t>
+      </w:r>
+      <w:r>
+        <w:rPr>
+          <w:rFonts w:ascii="Consolas" w:hAnsi="Consolas" w:eastAsia="맑은 고딕"/>
+          <w:sz w:val="21"/>
+        </w:rPr>
+        <w:t xml:space="preserve">SUCCESS</w:t>
+      </w:r>
+      <w:r>
+        <w:rPr>
+          <w:rFonts w:ascii="맑은 고딕" w:hAnsi="맑은 고딕" w:eastAsia="맑은 고딕"/>
+          <w:sz w:val="21"/>
+        </w:rPr>
+        <w:t xml:space="preserve">를 유지하다가 </w:t>
+      </w:r>
+      <w:r>
+        <w:rPr>
+          <w:rFonts w:ascii="맑은 고딕" w:hAnsi="맑은 고딕" w:eastAsia="맑은 고딕"/>
+          <w:b/>
+          <w:sz w:val="21"/>
+        </w:rPr>
+        <w:t xml:space="preserve">ORA-16816</w:t>
+      </w:r>
+      <w:r>
+        <w:rPr>
+          <w:rFonts w:ascii="맑은 고딕" w:hAnsi="맑은 고딕" w:eastAsia="맑은 고딕"/>
+          <w:sz w:val="21"/>
+        </w:rPr>
+        <w:t xml:space="preserve">을 낸다. 복구는 </w:t>
+      </w:r>
+      <w:r>
+        <w:rPr>
+          <w:rFonts w:ascii="Consolas" w:hAnsi="Consolas" w:eastAsia="맑은 고딕"/>
+          <w:sz w:val="21"/>
+        </w:rPr>
+        <w:t xml:space="preserve">REMOVE</w:t>
+      </w:r>
+      <w:r>
+        <w:rPr>
+          <w:rFonts w:ascii="맑은 고딕" w:hAnsi="맑은 고딕" w:eastAsia="맑은 고딕"/>
+          <w:sz w:val="21"/>
+        </w:rPr>
+        <w:t xml:space="preserve"> → </w:t>
+      </w:r>
+      <w:r>
+        <w:rPr>
+          <w:rFonts w:ascii="Consolas" w:hAnsi="Consolas" w:eastAsia="맑은 고딕"/>
+          <w:sz w:val="21"/>
+        </w:rPr>
+        <w:t xml:space="preserve">CREATE</w:t>
+      </w:r>
+      <w:r>
+        <w:rPr>
+          <w:rFonts w:ascii="맑은 고딕" w:hAnsi="맑은 고딕" w:eastAsia="맑은 고딕"/>
+          <w:sz w:val="21"/>
+        </w:rPr>
+        <w:t xml:space="preserve"> → </w:t>
+      </w:r>
+      <w:r>
+        <w:rPr>
+          <w:rFonts w:ascii="Consolas" w:hAnsi="Consolas" w:eastAsia="맑은 고딕"/>
+          <w:sz w:val="21"/>
+        </w:rPr>
+        <w:t xml:space="preserve">ADD</w:t>
+      </w:r>
+      <w:r>
+        <w:rPr>
+          <w:rFonts w:ascii="맑은 고딕" w:hAnsi="맑은 고딕" w:eastAsia="맑은 고딕"/>
+          <w:sz w:val="21"/>
+        </w:rPr>
+        <w:t xml:space="preserve"> → </w:t>
+      </w:r>
+      <w:r>
+        <w:rPr>
+          <w:rFonts w:ascii="Consolas" w:hAnsi="Consolas" w:eastAsia="맑은 고딕"/>
+          <w:sz w:val="21"/>
+        </w:rPr>
+        <w:t xml:space="preserve">ENABLE</w:t>
+      </w:r>
+      <w:r>
+        <w:rPr>
+          <w:rFonts w:ascii="맑은 고딕" w:hAnsi="맑은 고딕" w:eastAsia="맑은 고딕"/>
+          <w:sz w:val="21"/>
+        </w:rPr>
+        <w:t xml:space="preserve"> → </w:t>
+      </w:r>
+      <w:r>
+        <w:rPr>
+          <w:rFonts w:ascii="Consolas" w:hAnsi="Consolas" w:eastAsia="맑은 고딕"/>
+          <w:sz w:val="21"/>
+        </w:rPr>
+        <w:t xml:space="preserve">SWITCHOVER</w:t>
+      </w:r>
+      <w:r>
+        <w:rPr>
+          <w:rFonts w:ascii="맑은 고딕" w:hAnsi="맑은 고딕" w:eastAsia="맑은 고딕"/>
+          <w:sz w:val="21"/>
+        </w:rPr>
+        <w:t xml:space="preserve">.</w:t>
       </w:r>
     </w:p>
     <w:p>
@@ -8959,7 +13034,52 @@
           <w:rFonts w:ascii="맑은 고딕" w:hAnsi="맑은 고딕" w:eastAsia="맑은 고딕"/>
           <w:sz w:val="21"/>
         </w:rPr>
-        <w:t>플래시백은 **열린 채로도 켜진다**(19c). 이미 켜져 있으면 **ORA-38706 + ORA-38713**. 로그가 즉시 200MB×2 생기므로 **FRA 공간을 먼저 확인**한다.</w:t>
+        <w:t xml:space="preserve">플래시백은 </w:t>
+      </w:r>
+      <w:r>
+        <w:rPr>
+          <w:rFonts w:ascii="맑은 고딕" w:hAnsi="맑은 고딕" w:eastAsia="맑은 고딕"/>
+          <w:b/>
+          <w:sz w:val="21"/>
+        </w:rPr>
+        <w:t xml:space="preserve">열린 채로도 켜진다</w:t>
+      </w:r>
+      <w:r>
+        <w:rPr>
+          <w:rFonts w:ascii="맑은 고딕" w:hAnsi="맑은 고딕" w:eastAsia="맑은 고딕"/>
+          <w:sz w:val="21"/>
+        </w:rPr>
+        <w:t xml:space="preserve">(19c). 이미 켜져 있으면 </w:t>
+      </w:r>
+      <w:r>
+        <w:rPr>
+          <w:rFonts w:ascii="맑은 고딕" w:hAnsi="맑은 고딕" w:eastAsia="맑은 고딕"/>
+          <w:b/>
+          <w:sz w:val="21"/>
+        </w:rPr>
+        <w:t xml:space="preserve">ORA-38706 + ORA-38713</w:t>
+      </w:r>
+      <w:r>
+        <w:rPr>
+          <w:rFonts w:ascii="맑은 고딕" w:hAnsi="맑은 고딕" w:eastAsia="맑은 고딕"/>
+          <w:sz w:val="21"/>
+        </w:rPr>
+        <w:t xml:space="preserve">. 로그가 즉시 200MB×2 생기므로 </w:t>
+      </w:r>
+      <w:r>
+        <w:rPr>
+          <w:rFonts w:ascii="맑은 고딕" w:hAnsi="맑은 고딕" w:eastAsia="맑은 고딕"/>
+          <w:b/>
+          <w:sz w:val="21"/>
+        </w:rPr>
+        <w:t xml:space="preserve">FRA 공간을 먼저 확인</w:t>
+      </w:r>
+      <w:r>
+        <w:rPr>
+          <w:rFonts w:ascii="맑은 고딕" w:hAnsi="맑은 고딕" w:eastAsia="맑은 고딕"/>
+          <w:sz w:val="21"/>
+        </w:rPr>
+        <w:t xml:space="preserve">한다.</w:t>
       </w:r>
     </w:p>
     <w:p>
@@ -8971,7 +13091,73 @@
           <w:rFonts w:ascii="맑은 고딕" w:hAnsi="맑은 고딕" w:eastAsia="맑은 고딕"/>
           <w:sz w:val="21"/>
         </w:rPr>
-        <w:t>Primary가 죽으면 Standby는 **`Possible network disconnect`**라고만 말하고 `ERROR_CODE`는 **0**이다. Broker는 `ORA-1034`로 적어 SQL*Plus와 **자릿수가 다르다.**</w:t>
+        <w:t xml:space="preserve">Primary가 죽으면 Standby는 </w:t>
+      </w:r>
+      <w:r>
+        <w:rPr>
+          <w:rFonts w:ascii="Consolas" w:hAnsi="Consolas" w:eastAsia="맑은 고딕"/>
+          <w:b/>
+          <w:sz w:val="21"/>
+        </w:rPr>
+        <w:t xml:space="preserve">Possible network disconnect</w:t>
+      </w:r>
+      <w:r>
+        <w:rPr>
+          <w:rFonts w:ascii="맑은 고딕" w:hAnsi="맑은 고딕" w:eastAsia="맑은 고딕"/>
+          <w:sz w:val="21"/>
+        </w:rPr>
+        <w:t xml:space="preserve">라고만 말하고 </w:t>
+      </w:r>
+      <w:r>
+        <w:rPr>
+          <w:rFonts w:ascii="Consolas" w:hAnsi="Consolas" w:eastAsia="맑은 고딕"/>
+          <w:sz w:val="21"/>
+        </w:rPr>
+        <w:t xml:space="preserve">ERROR_CODE</w:t>
+      </w:r>
+      <w:r>
+        <w:rPr>
+          <w:rFonts w:ascii="맑은 고딕" w:hAnsi="맑은 고딕" w:eastAsia="맑은 고딕"/>
+          <w:sz w:val="21"/>
+        </w:rPr>
+        <w:t xml:space="preserve">는 </w:t>
+      </w:r>
+      <w:r>
+        <w:rPr>
+          <w:rFonts w:ascii="맑은 고딕" w:hAnsi="맑은 고딕" w:eastAsia="맑은 고딕"/>
+          <w:b/>
+          <w:sz w:val="21"/>
+        </w:rPr>
+        <w:t xml:space="preserve">0</w:t>
+      </w:r>
+      <w:r>
+        <w:rPr>
+          <w:rFonts w:ascii="맑은 고딕" w:hAnsi="맑은 고딕" w:eastAsia="맑은 고딕"/>
+          <w:sz w:val="21"/>
+        </w:rPr>
+        <w:t xml:space="preserve">이다. Broker는 </w:t>
+      </w:r>
+      <w:r>
+        <w:rPr>
+          <w:rFonts w:ascii="Consolas" w:hAnsi="Consolas" w:eastAsia="맑은 고딕"/>
+          <w:sz w:val="21"/>
+        </w:rPr>
+        <w:t xml:space="preserve">ORA-1034</w:t>
+      </w:r>
+      <w:r>
+        <w:rPr>
+          <w:rFonts w:ascii="맑은 고딕" w:hAnsi="맑은 고딕" w:eastAsia="맑은 고딕"/>
+          <w:sz w:val="21"/>
+        </w:rPr>
+        <w:t xml:space="preserve">로 적어 SQL*Plus와 </w:t>
+      </w:r>
+      <w:r>
+        <w:rPr>
+          <w:rFonts w:ascii="맑은 고딕" w:hAnsi="맑은 고딕" w:eastAsia="맑은 고딕"/>
+          <w:b/>
+          <w:sz w:val="21"/>
+        </w:rPr>
+        <w:t xml:space="preserve">자릿수가 다르다.</w:t>
       </w:r>
     </w:p>
     <w:p>
@@ -8980,10 +13166,46 @@
       </w:pPr>
       <w:r>
         <w:rPr>
-          <w:rFonts w:ascii="맑은 고딕" w:hAnsi="맑은 고딕" w:eastAsia="맑은 고딕"/>
-          <w:sz w:val="21"/>
-        </w:rPr>
-        <w:t>`VALIDATE`가 `Ready for Failover: Yes (Primary **Not** Running)`으로 바뀐다.</w:t>
+          <w:rFonts w:ascii="Consolas" w:hAnsi="Consolas" w:eastAsia="맑은 고딕"/>
+          <w:sz w:val="21"/>
+        </w:rPr>
+        <w:t xml:space="preserve">VALIDATE</w:t>
+      </w:r>
+      <w:r>
+        <w:rPr>
+          <w:rFonts w:ascii="맑은 고딕" w:hAnsi="맑은 고딕" w:eastAsia="맑은 고딕"/>
+          <w:sz w:val="21"/>
+        </w:rPr>
+        <w:t xml:space="preserve">가 </w:t>
+      </w:r>
+      <w:r>
+        <w:rPr>
+          <w:rFonts w:ascii="Consolas" w:hAnsi="Consolas" w:eastAsia="맑은 고딕"/>
+          <w:sz w:val="21"/>
+        </w:rPr>
+        <w:t xml:space="preserve">Ready for Failover: Yes (Primary </w:t>
+      </w:r>
+      <w:r>
+        <w:rPr>
+          <w:rFonts w:ascii="Consolas" w:hAnsi="Consolas" w:eastAsia="맑은 고딕"/>
+          <w:b/>
+          <w:sz w:val="21"/>
+        </w:rPr>
+        <w:t xml:space="preserve">Not</w:t>
+      </w:r>
+      <w:r>
+        <w:rPr>
+          <w:rFonts w:ascii="Consolas" w:hAnsi="Consolas" w:eastAsia="맑은 고딕"/>
+          <w:sz w:val="21"/>
+        </w:rPr>
+        <w:t xml:space="preserve"> Running)</w:t>
+      </w:r>
+      <w:r>
+        <w:rPr>
+          <w:rFonts w:ascii="맑은 고딕" w:hAnsi="맑은 고딕" w:eastAsia="맑은 고딕"/>
+          <w:sz w:val="21"/>
+        </w:rPr>
+        <w:t xml:space="preserve">으로 바뀐다.</w:t>
       </w:r>
     </w:p>
     <w:p>
@@ -8995,7 +13217,65 @@
           <w:rFonts w:ascii="맑은 고딕" w:hAnsi="맑은 고딕" w:eastAsia="맑은 고딕"/>
           <w:sz w:val="21"/>
         </w:rPr>
-        <w:t>Failover 직후 구성은 `(disabled)` + **ORA-16661**인데 상태는 **`SUCCESS`**(FSFO가 켜져 있으면 `WARNING`).</w:t>
+        <w:t xml:space="preserve">Failover 직후 구성은 </w:t>
+      </w:r>
+      <w:r>
+        <w:rPr>
+          <w:rFonts w:ascii="Consolas" w:hAnsi="Consolas" w:eastAsia="맑은 고딕"/>
+          <w:sz w:val="21"/>
+        </w:rPr>
+        <w:t xml:space="preserve">(disabled)</w:t>
+      </w:r>
+      <w:r>
+        <w:rPr>
+          <w:rFonts w:ascii="맑은 고딕" w:hAnsi="맑은 고딕" w:eastAsia="맑은 고딕"/>
+          <w:sz w:val="21"/>
+        </w:rPr>
+        <w:t xml:space="preserve"> + </w:t>
+      </w:r>
+      <w:r>
+        <w:rPr>
+          <w:rFonts w:ascii="맑은 고딕" w:hAnsi="맑은 고딕" w:eastAsia="맑은 고딕"/>
+          <w:b/>
+          <w:sz w:val="21"/>
+        </w:rPr>
+        <w:t xml:space="preserve">ORA-16661</w:t>
+      </w:r>
+      <w:r>
+        <w:rPr>
+          <w:rFonts w:ascii="맑은 고딕" w:hAnsi="맑은 고딕" w:eastAsia="맑은 고딕"/>
+          <w:sz w:val="21"/>
+        </w:rPr>
+        <w:t xml:space="preserve">인데 상태는 </w:t>
+      </w:r>
+      <w:r>
+        <w:rPr>
+          <w:rFonts w:ascii="Consolas" w:hAnsi="Consolas" w:eastAsia="맑은 고딕"/>
+          <w:b/>
+          <w:sz w:val="21"/>
+        </w:rPr>
+        <w:t xml:space="preserve">SUCCESS</w:t>
+      </w:r>
+      <w:r>
+        <w:rPr>
+          <w:rFonts w:ascii="맑은 고딕" w:hAnsi="맑은 고딕" w:eastAsia="맑은 고딕"/>
+          <w:sz w:val="21"/>
+        </w:rPr>
+        <w:t xml:space="preserve">(FSFO가 켜져 있으면 </w:t>
+      </w:r>
+      <w:r>
+        <w:rPr>
+          <w:rFonts w:ascii="Consolas" w:hAnsi="Consolas" w:eastAsia="맑은 고딕"/>
+          <w:sz w:val="21"/>
+        </w:rPr>
+        <w:t xml:space="preserve">WARNING</w:t>
+      </w:r>
+      <w:r>
+        <w:rPr>
+          <w:rFonts w:ascii="맑은 고딕" w:hAnsi="맑은 고딕" w:eastAsia="맑은 고딕"/>
+          <w:sz w:val="21"/>
+        </w:rPr>
+        <w:t xml:space="preserve">).</w:t>
       </w:r>
     </w:p>
     <w:p>
@@ -9007,7 +13287,75 @@
           <w:rFonts w:ascii="맑은 고딕" w:hAnsi="맑은 고딕" w:eastAsia="맑은 고딕"/>
           <w:sz w:val="21"/>
         </w:rPr>
-        <w:t>내려간 채로 `REINSTATE` → **ORA-16653**. **`MOUNT`까지만** 올리며, 그 상태에서 자기를 아직 **`PRIMARY`라고 말한다.**</w:t>
+        <w:t xml:space="preserve">내려간 채로 </w:t>
+      </w:r>
+      <w:r>
+        <w:rPr>
+          <w:rFonts w:ascii="Consolas" w:hAnsi="Consolas" w:eastAsia="맑은 고딕"/>
+          <w:sz w:val="21"/>
+        </w:rPr>
+        <w:t xml:space="preserve">REINSTATE</w:t>
+      </w:r>
+      <w:r>
+        <w:rPr>
+          <w:rFonts w:ascii="맑은 고딕" w:hAnsi="맑은 고딕" w:eastAsia="맑은 고딕"/>
+          <w:sz w:val="21"/>
+        </w:rPr>
+        <w:t xml:space="preserve"> → </w:t>
+      </w:r>
+      <w:r>
+        <w:rPr>
+          <w:rFonts w:ascii="맑은 고딕" w:hAnsi="맑은 고딕" w:eastAsia="맑은 고딕"/>
+          <w:b/>
+          <w:sz w:val="21"/>
+        </w:rPr>
+        <w:t xml:space="preserve">ORA-16653</w:t>
+      </w:r>
+      <w:r>
+        <w:rPr>
+          <w:rFonts w:ascii="맑은 고딕" w:hAnsi="맑은 고딕" w:eastAsia="맑은 고딕"/>
+          <w:sz w:val="21"/>
+        </w:rPr>
+        <w:t xml:space="preserve">. </w:t>
+      </w:r>
+      <w:r>
+        <w:rPr>
+          <w:rFonts w:ascii="Consolas" w:hAnsi="Consolas" w:eastAsia="맑은 고딕"/>
+          <w:b/>
+          <w:sz w:val="21"/>
+        </w:rPr>
+        <w:t xml:space="preserve">MOUNT</w:t>
+      </w:r>
+      <w:r>
+        <w:rPr>
+          <w:rFonts w:ascii="맑은 고딕" w:hAnsi="맑은 고딕" w:eastAsia="맑은 고딕"/>
+          <w:b/>
+          <w:sz w:val="21"/>
+        </w:rPr>
+        <w:t xml:space="preserve">까지만</w:t>
+      </w:r>
+      <w:r>
+        <w:rPr>
+          <w:rFonts w:ascii="맑은 고딕" w:hAnsi="맑은 고딕" w:eastAsia="맑은 고딕"/>
+          <w:sz w:val="21"/>
+        </w:rPr>
+        <w:t xml:space="preserve"> 올리며, 그 상태에서 자기를 아직 </w:t>
+      </w:r>
+      <w:r>
+        <w:rPr>
+          <w:rFonts w:ascii="Consolas" w:hAnsi="Consolas" w:eastAsia="맑은 고딕"/>
+          <w:b/>
+          <w:sz w:val="21"/>
+        </w:rPr>
+        <w:t xml:space="preserve">PRIMARY</w:t>
+      </w:r>
+      <w:r>
+        <w:rPr>
+          <w:rFonts w:ascii="맑은 고딕" w:hAnsi="맑은 고딕" w:eastAsia="맑은 고딕"/>
+          <w:b/>
+          <w:sz w:val="21"/>
+        </w:rPr>
+        <w:t xml:space="preserve">라고 말한다.</w:t>
       </w:r>
     </w:p>
     <w:p>
@@ -9019,7 +13367,65 @@
           <w:rFonts w:ascii="맑은 고딕" w:hAnsi="맑은 고딕" w:eastAsia="맑은 고딕"/>
           <w:sz w:val="21"/>
         </w:rPr>
-        <w:t>Failover는 `OPEN RESETLOGS`를 수반하며 Reinstate 후 **시퀀스가 4로 다시 시작**했다. 전환 직후의 `ORA-16786`은 **판정 시차**다.</w:t>
+        <w:t xml:space="preserve">Failover는 </w:t>
+      </w:r>
+      <w:r>
+        <w:rPr>
+          <w:rFonts w:ascii="Consolas" w:hAnsi="Consolas" w:eastAsia="맑은 고딕"/>
+          <w:sz w:val="21"/>
+        </w:rPr>
+        <w:t xml:space="preserve">OPEN RESETLOGS</w:t>
+      </w:r>
+      <w:r>
+        <w:rPr>
+          <w:rFonts w:ascii="맑은 고딕" w:hAnsi="맑은 고딕" w:eastAsia="맑은 고딕"/>
+          <w:sz w:val="21"/>
+        </w:rPr>
+        <w:t xml:space="preserve">를 수반하며 Reinstate 후 </w:t>
+      </w:r>
+      <w:r>
+        <w:rPr>
+          <w:rFonts w:ascii="맑은 고딕" w:hAnsi="맑은 고딕" w:eastAsia="맑은 고딕"/>
+          <w:b/>
+          <w:sz w:val="21"/>
+        </w:rPr>
+        <w:t xml:space="preserve">시퀀스가 4로 다시 시작</w:t>
+      </w:r>
+      <w:r>
+        <w:rPr>
+          <w:rFonts w:ascii="맑은 고딕" w:hAnsi="맑은 고딕" w:eastAsia="맑은 고딕"/>
+          <w:sz w:val="21"/>
+        </w:rPr>
+        <w:t xml:space="preserve">했다. 전환 직후의 </w:t>
+      </w:r>
+      <w:r>
+        <w:rPr>
+          <w:rFonts w:ascii="Consolas" w:hAnsi="Consolas" w:eastAsia="맑은 고딕"/>
+          <w:sz w:val="21"/>
+        </w:rPr>
+        <w:t xml:space="preserve">ORA-16786</w:t>
+      </w:r>
+      <w:r>
+        <w:rPr>
+          <w:rFonts w:ascii="맑은 고딕" w:hAnsi="맑은 고딕" w:eastAsia="맑은 고딕"/>
+          <w:sz w:val="21"/>
+        </w:rPr>
+        <w:t xml:space="preserve">은 </w:t>
+      </w:r>
+      <w:r>
+        <w:rPr>
+          <w:rFonts w:ascii="맑은 고딕" w:hAnsi="맑은 고딕" w:eastAsia="맑은 고딕"/>
+          <w:b/>
+          <w:sz w:val="21"/>
+        </w:rPr>
+        <w:t xml:space="preserve">판정 시차</w:t>
+      </w:r>
+      <w:r>
+        <w:rPr>
+          <w:rFonts w:ascii="맑은 고딕" w:hAnsi="맑은 고딕" w:eastAsia="맑은 고딕"/>
+          <w:sz w:val="21"/>
+        </w:rPr>
+        <w:t xml:space="preserve">다.</w:t>
       </w:r>
     </w:p>
     <w:p>
@@ -9031,7 +13437,51 @@
           <w:rFonts w:ascii="맑은 고딕" w:hAnsi="맑은 고딕" w:eastAsia="맑은 고딕"/>
           <w:sz w:val="21"/>
         </w:rPr>
-        <w:t>관측자는 인스턴스 없는 제3 호스트에서 돈다(`CONNECT IDENTIFIER IS`는 **ORA-01017**). 그리고 **"Standby가 방금까지 Primary와 연락했다"면 한 번 거부**한다.</w:t>
+        <w:t xml:space="preserve">관측자는 인스턴스 없는 제3 호스트에서 돈다(</w:t>
+      </w:r>
+      <w:r>
+        <w:rPr>
+          <w:rFonts w:ascii="Consolas" w:hAnsi="Consolas" w:eastAsia="맑은 고딕"/>
+          <w:sz w:val="21"/>
+        </w:rPr>
+        <w:t xml:space="preserve">CONNECT IDENTIFIER IS</w:t>
+      </w:r>
+      <w:r>
+        <w:rPr>
+          <w:rFonts w:ascii="맑은 고딕" w:hAnsi="맑은 고딕" w:eastAsia="맑은 고딕"/>
+          <w:sz w:val="21"/>
+        </w:rPr>
+        <w:t xml:space="preserve">는 </w:t>
+      </w:r>
+      <w:r>
+        <w:rPr>
+          <w:rFonts w:ascii="맑은 고딕" w:hAnsi="맑은 고딕" w:eastAsia="맑은 고딕"/>
+          <w:b/>
+          <w:sz w:val="21"/>
+        </w:rPr>
+        <w:t xml:space="preserve">ORA-01017</w:t>
+      </w:r>
+      <w:r>
+        <w:rPr>
+          <w:rFonts w:ascii="맑은 고딕" w:hAnsi="맑은 고딕" w:eastAsia="맑은 고딕"/>
+          <w:sz w:val="21"/>
+        </w:rPr>
+        <w:t xml:space="preserve">). 그리고 </w:t>
+      </w:r>
+      <w:r>
+        <w:rPr>
+          <w:rFonts w:ascii="맑은 고딕" w:hAnsi="맑은 고딕" w:eastAsia="맑은 고딕"/>
+          <w:b/>
+          <w:sz w:val="21"/>
+        </w:rPr>
+        <w:t xml:space="preserve">"Standby가 방금까지 Primary와 연락했다"면 한 번 거부</w:t>
+      </w:r>
+      <w:r>
+        <w:rPr>
+          <w:rFonts w:ascii="맑은 고딕" w:hAnsi="맑은 고딕" w:eastAsia="맑은 고딕"/>
+          <w:sz w:val="21"/>
+        </w:rPr>
+        <w:t xml:space="preserve">한다.</w:t>
       </w:r>
     </w:p>
     <w:p>
@@ -9043,7 +13493,66 @@
           <w:rFonts w:ascii="맑은 고딕" w:hAnsi="맑은 고딕" w:eastAsia="맑은 고딕"/>
           <w:sz w:val="21"/>
         </w:rPr>
-        <w:t>FSFO가 켜진 상태에서는 **ORA-16824**, 재편입 중에는 **ORA-16657**이 붙는다. 재편입 직후에는 아직 `MOUNTED`이며 **역할 복귀와 적용 시작은 별개 단계**다.</w:t>
+        <w:t xml:space="preserve">FSFO가 켜진 상태에서는 </w:t>
+      </w:r>
+      <w:r>
+        <w:rPr>
+          <w:rFonts w:ascii="맑은 고딕" w:hAnsi="맑은 고딕" w:eastAsia="맑은 고딕"/>
+          <w:b/>
+          <w:sz w:val="21"/>
+        </w:rPr>
+        <w:t xml:space="preserve">ORA-16824</w:t>
+      </w:r>
+      <w:r>
+        <w:rPr>
+          <w:rFonts w:ascii="맑은 고딕" w:hAnsi="맑은 고딕" w:eastAsia="맑은 고딕"/>
+          <w:sz w:val="21"/>
+        </w:rPr>
+        <w:t xml:space="preserve">, 재편입 중에는 </w:t>
+      </w:r>
+      <w:r>
+        <w:rPr>
+          <w:rFonts w:ascii="맑은 고딕" w:hAnsi="맑은 고딕" w:eastAsia="맑은 고딕"/>
+          <w:b/>
+          <w:sz w:val="21"/>
+        </w:rPr>
+        <w:t xml:space="preserve">ORA-16657</w:t>
+      </w:r>
+      <w:r>
+        <w:rPr>
+          <w:rFonts w:ascii="맑은 고딕" w:hAnsi="맑은 고딕" w:eastAsia="맑은 고딕"/>
+          <w:sz w:val="21"/>
+        </w:rPr>
+        <w:t xml:space="preserve">이 붙는다. 재편입 직후에는 아직 </w:t>
+      </w:r>
+      <w:r>
+        <w:rPr>
+          <w:rFonts w:ascii="Consolas" w:hAnsi="Consolas" w:eastAsia="맑은 고딕"/>
+          <w:sz w:val="21"/>
+        </w:rPr>
+        <w:t xml:space="preserve">MOUNTED</w:t>
+      </w:r>
+      <w:r>
+        <w:rPr>
+          <w:rFonts w:ascii="맑은 고딕" w:hAnsi="맑은 고딕" w:eastAsia="맑은 고딕"/>
+          <w:sz w:val="21"/>
+        </w:rPr>
+        <w:t xml:space="preserve">이며 </w:t>
+      </w:r>
+      <w:r>
+        <w:rPr>
+          <w:rFonts w:ascii="맑은 고딕" w:hAnsi="맑은 고딕" w:eastAsia="맑은 고딕"/>
+          <w:b/>
+          <w:sz w:val="21"/>
+        </w:rPr>
+        <w:t xml:space="preserve">역할 복귀와 적용 시작은 별개 단계</w:t>
+      </w:r>
+      <w:r>
+        <w:rPr>
+          <w:rFonts w:ascii="맑은 고딕" w:hAnsi="맑은 고딕" w:eastAsia="맑은 고딕"/>
+          <w:sz w:val="21"/>
+        </w:rPr>
+        <w:t xml:space="preserve">다.</w:t>
       </w:r>
     </w:p>
     <w:p>
@@ -9055,7 +13564,46 @@
           <w:rFonts w:ascii="맑은 고딕" w:hAnsi="맑은 고딕" w:eastAsia="맑은 고딕"/>
           <w:sz w:val="21"/>
         </w:rPr>
-        <w:t>정리 순서는 **`STOP OBSERVER` → `DISABLE` → 대상 삭제**.</w:t>
+        <w:t xml:space="preserve">정리 순서는 </w:t>
+      </w:r>
+      <w:r>
+        <w:rPr>
+          <w:rFonts w:ascii="Consolas" w:hAnsi="Consolas" w:eastAsia="맑은 고딕"/>
+          <w:b/>
+          <w:sz w:val="21"/>
+        </w:rPr>
+        <w:t xml:space="preserve">STOP OBSERVER</w:t>
+      </w:r>
+      <w:r>
+        <w:rPr>
+          <w:rFonts w:ascii="맑은 고딕" w:hAnsi="맑은 고딕" w:eastAsia="맑은 고딕"/>
+          <w:b/>
+          <w:sz w:val="21"/>
+        </w:rPr>
+        <w:t xml:space="preserve"> → </w:t>
+      </w:r>
+      <w:r>
+        <w:rPr>
+          <w:rFonts w:ascii="Consolas" w:hAnsi="Consolas" w:eastAsia="맑은 고딕"/>
+          <w:b/>
+          <w:sz w:val="21"/>
+        </w:rPr>
+        <w:t xml:space="preserve">DISABLE</w:t>
+      </w:r>
+      <w:r>
+        <w:rPr>
+          <w:rFonts w:ascii="맑은 고딕" w:hAnsi="맑은 고딕" w:eastAsia="맑은 고딕"/>
+          <w:b/>
+          <w:sz w:val="21"/>
+        </w:rPr>
+        <w:t xml:space="preserve"> → 대상 삭제</w:t>
+      </w:r>
+      <w:r>
+        <w:rPr>
+          <w:rFonts w:ascii="맑은 고딕" w:hAnsi="맑은 고딕" w:eastAsia="맑은 고딕"/>
+          <w:sz w:val="21"/>
+        </w:rPr>
+        <w:t xml:space="preserve">.</w:t>
       </w:r>
     </w:p>
     <w:p>
@@ -9067,7 +13615,22 @@
           <w:rFonts w:ascii="맑은 고딕" w:hAnsi="맑은 고딕" w:eastAsia="맑은 고딕"/>
           <w:sz w:val="21"/>
         </w:rPr>
-        <w:t>Standby 백업은 열린 채로 된다(2,820MB → 550MB, 57초). 아카이브는 **RMAN-06820** 경고.</w:t>
+        <w:t xml:space="preserve">Standby 백업은 열린 채로 된다(2,820MB → 550MB, 57초). 아카이브는 </w:t>
+      </w:r>
+      <w:r>
+        <w:rPr>
+          <w:rFonts w:ascii="맑은 고딕" w:hAnsi="맑은 고딕" w:eastAsia="맑은 고딕"/>
+          <w:b/>
+          <w:sz w:val="21"/>
+        </w:rPr>
+        <w:t xml:space="preserve">RMAN-06820</w:t>
+      </w:r>
+      <w:r>
+        <w:rPr>
+          <w:rFonts w:ascii="맑은 고딕" w:hAnsi="맑은 고딕" w:eastAsia="맑은 고딕"/>
+          <w:sz w:val="21"/>
+        </w:rPr>
+        <w:t xml:space="preserve"> 경고.</w:t>
       </w:r>
     </w:p>
     <w:p>
@@ -9077,9 +13640,17 @@
       <w:r>
         <w:rPr>
           <w:rFonts w:ascii="맑은 고딕" w:hAnsi="맑은 고딕" w:eastAsia="맑은 고딕"/>
-          <w:sz w:val="21"/>
-        </w:rPr>
-        <w:t>**백업 이력은 받은 쪽 컨트롤 파일에만 있다.** Primary에서는 보이지 않는다(11건 / 2건).</w:t>
+          <w:b/>
+          <w:sz w:val="21"/>
+        </w:rPr>
+        <w:t xml:space="preserve">백업 이력은 받은 쪽 컨트롤 파일에만 있다.</w:t>
+      </w:r>
+      <w:r>
+        <w:rPr>
+          <w:rFonts w:ascii="맑은 고딕" w:hAnsi="맑은 고딕" w:eastAsia="맑은 고딕"/>
+          <w:sz w:val="21"/>
+        </w:rPr>
+        <w:t xml:space="preserve"> Primary에서는 보이지 않는다(11건 / 2건).</w:t>
       </w:r>
     </w:p>
     <w:p>
@@ -9091,7 +13662,36 @@
           <w:rFonts w:ascii="맑은 고딕" w:hAnsi="맑은 고딕" w:eastAsia="맑은 고딕"/>
           <w:sz w:val="21"/>
         </w:rPr>
-        <w:t>조각을 옮겨 `CATALOG START WITH`로 등록하면 **Primary의 파일 이름으로 인식**된다.</w:t>
+        <w:t xml:space="preserve">조각을 옮겨 </w:t>
+      </w:r>
+      <w:r>
+        <w:rPr>
+          <w:rFonts w:ascii="Consolas" w:hAnsi="Consolas" w:eastAsia="맑은 고딕"/>
+          <w:sz w:val="21"/>
+        </w:rPr>
+        <w:t xml:space="preserve">CATALOG START WITH</w:t>
+      </w:r>
+      <w:r>
+        <w:rPr>
+          <w:rFonts w:ascii="맑은 고딕" w:hAnsi="맑은 고딕" w:eastAsia="맑은 고딕"/>
+          <w:sz w:val="21"/>
+        </w:rPr>
+        <w:t xml:space="preserve">로 등록하면 </w:t>
+      </w:r>
+      <w:r>
+        <w:rPr>
+          <w:rFonts w:ascii="맑은 고딕" w:hAnsi="맑은 고딕" w:eastAsia="맑은 고딕"/>
+          <w:b/>
+          <w:sz w:val="21"/>
+        </w:rPr>
+        <w:t xml:space="preserve">Primary의 파일 이름으로 인식</w:t>
+      </w:r>
+      <w:r>
+        <w:rPr>
+          <w:rFonts w:ascii="맑은 고딕" w:hAnsi="맑은 고딕" w:eastAsia="맑은 고딕"/>
+          <w:sz w:val="21"/>
+        </w:rPr>
+        <w:t xml:space="preserve">된다.</w:t>
       </w:r>
     </w:p>
     <w:p>
@@ -9123,7 +13723,35 @@
           <w:rFonts w:ascii="맑은 고딕" w:hAnsi="맑은 고딕" w:eastAsia="맑은 고딕"/>
           <w:sz w:val="21"/>
         </w:rPr>
-        <w:t>Standby의 `SWITCHOVER_STATUS`가 `NOT ALLOWED`인 것이 정상인 이유를 설명하라.</w:t>
+        <w:t xml:space="preserve">Standby의 </w:t>
+      </w:r>
+      <w:r>
+        <w:rPr>
+          <w:rFonts w:ascii="Consolas" w:hAnsi="Consolas" w:eastAsia="맑은 고딕"/>
+          <w:sz w:val="21"/>
+        </w:rPr>
+        <w:t xml:space="preserve">SWITCHOVER_STATUS</w:t>
+      </w:r>
+      <w:r>
+        <w:rPr>
+          <w:rFonts w:ascii="맑은 고딕" w:hAnsi="맑은 고딕" w:eastAsia="맑은 고딕"/>
+          <w:sz w:val="21"/>
+        </w:rPr>
+        <w:t xml:space="preserve">가 </w:t>
+      </w:r>
+      <w:r>
+        <w:rPr>
+          <w:rFonts w:ascii="Consolas" w:hAnsi="Consolas" w:eastAsia="맑은 고딕"/>
+          <w:sz w:val="21"/>
+        </w:rPr>
+        <w:t xml:space="preserve">NOT ALLOWED</w:t>
+      </w:r>
+      <w:r>
+        <w:rPr>
+          <w:rFonts w:ascii="맑은 고딕" w:hAnsi="맑은 고딕" w:eastAsia="맑은 고딕"/>
+          <w:sz w:val="21"/>
+        </w:rPr>
+        <w:t xml:space="preserve">인 것이 정상인 이유를 설명하라.</w:t>
       </w:r>
     </w:p>
     <w:p>
@@ -9135,7 +13763,21 @@
           <w:rFonts w:ascii="맑은 고딕" w:hAnsi="맑은 고딕" w:eastAsia="맑은 고딕"/>
           <w:sz w:val="21"/>
         </w:rPr>
-        <w:t>전환 출력의 `Connected to an idle instance.`가 무엇을 뜻하며 어떤 사전 설정이 필요한지 답하라.</w:t>
+        <w:t xml:space="preserve">전환 출력의 </w:t>
+      </w:r>
+      <w:r>
+        <w:rPr>
+          <w:rFonts w:ascii="Consolas" w:hAnsi="Consolas" w:eastAsia="맑은 고딕"/>
+          <w:sz w:val="21"/>
+        </w:rPr>
+        <w:t xml:space="preserve">Connected to an idle instance.</w:t>
+      </w:r>
+      <w:r>
+        <w:rPr>
+          <w:rFonts w:ascii="맑은 고딕" w:hAnsi="맑은 고딕" w:eastAsia="맑은 고딕"/>
+          <w:sz w:val="21"/>
+        </w:rPr>
+        <w:t xml:space="preserve">가 무엇을 뜻하며 어떤 사전 설정이 필요한지 답하라.</w:t>
       </w:r>
     </w:p>
     <w:p>
@@ -9159,7 +13801,21 @@
           <w:rFonts w:ascii="맑은 고딕" w:hAnsi="맑은 고딕" w:eastAsia="맑은 고딕"/>
           <w:sz w:val="21"/>
         </w:rPr>
-        <w:t>Failover 후 `REINSTATE`가 가능하기 위한 전제와, 그것이 없을 때의 대안을 설명하라.</w:t>
+        <w:t xml:space="preserve">Failover 후 </w:t>
+      </w:r>
+      <w:r>
+        <w:rPr>
+          <w:rFonts w:ascii="Consolas" w:hAnsi="Consolas" w:eastAsia="맑은 고딕"/>
+          <w:sz w:val="21"/>
+        </w:rPr>
+        <w:t xml:space="preserve">REINSTATE</w:t>
+      </w:r>
+      <w:r>
+        <w:rPr>
+          <w:rFonts w:ascii="맑은 고딕" w:hAnsi="맑은 고딕" w:eastAsia="맑은 고딕"/>
+          <w:sz w:val="21"/>
+        </w:rPr>
+        <w:t xml:space="preserve">가 가능하기 위한 전제와, 그것이 없을 때의 대안을 설명하라.</w:t>
       </w:r>
     </w:p>
     <w:p>
@@ -9171,7 +13827,21 @@
           <w:rFonts w:ascii="맑은 고딕" w:hAnsi="맑은 고딕" w:eastAsia="맑은 고딕"/>
           <w:sz w:val="21"/>
         </w:rPr>
-        <w:t>Failover 직후 구성 상태가 `SUCCESS`인데도 위험한 이유를 설명하라.</w:t>
+        <w:t xml:space="preserve">Failover 직후 구성 상태가 </w:t>
+      </w:r>
+      <w:r>
+        <w:rPr>
+          <w:rFonts w:ascii="Consolas" w:hAnsi="Consolas" w:eastAsia="맑은 고딕"/>
+          <w:sz w:val="21"/>
+        </w:rPr>
+        <w:t xml:space="preserve">SUCCESS</w:t>
+      </w:r>
+      <w:r>
+        <w:rPr>
+          <w:rFonts w:ascii="맑은 고딕" w:hAnsi="맑은 고딕" w:eastAsia="맑은 고딕"/>
+          <w:sz w:val="21"/>
+        </w:rPr>
+        <w:t xml:space="preserve">인데도 위험한 이유를 설명하라.</w:t>
       </w:r>
     </w:p>
     <w:p>
@@ -9251,7 +13921,22 @@
           <w:rFonts w:ascii="맑은 고딕" w:hAnsi="맑은 고딕" w:eastAsia="맑은 고딕"/>
           <w:sz w:val="21"/>
         </w:rPr>
-        <w:t>실습 05 — **SQL 전환 사고 재현과 복구**: 구성이 어긋나는 것을 보고 되살린다.</w:t>
+        <w:t xml:space="preserve">실습 05 — </w:t>
+      </w:r>
+      <w:r>
+        <w:rPr>
+          <w:rFonts w:ascii="맑은 고딕" w:hAnsi="맑은 고딕" w:eastAsia="맑은 고딕"/>
+          <w:b/>
+          <w:sz w:val="21"/>
+        </w:rPr>
+        <w:t xml:space="preserve">SQL 전환 사고 재현과 복구</w:t>
+      </w:r>
+      <w:r>
+        <w:rPr>
+          <w:rFonts w:ascii="맑은 고딕" w:hAnsi="맑은 고딕" w:eastAsia="맑은 고딕"/>
+          <w:sz w:val="21"/>
+        </w:rPr>
+        <w:t xml:space="preserve">: 구성이 어긋나는 것을 보고 되살린다.</w:t>
       </w:r>
     </w:p>
     <w:p>
@@ -9275,7 +13960,22 @@
           <w:rFonts w:ascii="맑은 고딕" w:hAnsi="맑은 고딕" w:eastAsia="맑은 고딕"/>
           <w:sz w:val="21"/>
         </w:rPr>
-        <w:t>실습 08 — **관측자와 FSFO 실제 발동**: 제3 호스트에 관측자를 띄우고 자동 전환·자동 재편입을 관찰한다.</w:t>
+        <w:t xml:space="preserve">실습 08 — </w:t>
+      </w:r>
+      <w:r>
+        <w:rPr>
+          <w:rFonts w:ascii="맑은 고딕" w:hAnsi="맑은 고딕" w:eastAsia="맑은 고딕"/>
+          <w:b/>
+          <w:sz w:val="21"/>
+        </w:rPr>
+        <w:t xml:space="preserve">관측자와 FSFO 실제 발동</w:t>
+      </w:r>
+      <w:r>
+        <w:rPr>
+          <w:rFonts w:ascii="맑은 고딕" w:hAnsi="맑은 고딕" w:eastAsia="맑은 고딕"/>
+          <w:sz w:val="21"/>
+        </w:rPr>
+        <w:t xml:space="preserve">: 제3 호스트에 관측자를 띄우고 자동 전환·자동 재편입을 관찰한다.</w:t>
       </w:r>
     </w:p>
     <w:p>
@@ -9296,7 +13996,36 @@
           <w:rFonts w:ascii="맑은 고딕" w:hAnsi="맑은 고딕" w:eastAsia="맑은 고딕"/>
           <w:sz w:val="21"/>
         </w:rPr>
-        <w:t>실습 05와 07은 **실제로 구성을 망가뜨리고 되살린다.** 반드시 실습 환경에서만 하고, 시작 전에 꺼진 상태의 VM 스냅샷을 확보한다. 실습 07은 `OPEN RESETLOGS`를 수반하므로 이후 백업 계획이 바뀐다는 점을 기억한다.</w:t>
+        <w:t xml:space="preserve">실습 05와 07은 </w:t>
+      </w:r>
+      <w:r>
+        <w:rPr>
+          <w:rFonts w:ascii="맑은 고딕" w:hAnsi="맑은 고딕" w:eastAsia="맑은 고딕"/>
+          <w:b/>
+          <w:sz w:val="21"/>
+        </w:rPr>
+        <w:t xml:space="preserve">실제로 구성을 망가뜨리고 되살린다.</w:t>
+      </w:r>
+      <w:r>
+        <w:rPr>
+          <w:rFonts w:ascii="맑은 고딕" w:hAnsi="맑은 고딕" w:eastAsia="맑은 고딕"/>
+          <w:sz w:val="21"/>
+        </w:rPr>
+        <w:t xml:space="preserve"> 반드시 실습 환경에서만 하고, 시작 전에 꺼진 상태의 VM 스냅샷을 확보한다. 실습 07은 </w:t>
+      </w:r>
+      <w:r>
+        <w:rPr>
+          <w:rFonts w:ascii="Consolas" w:hAnsi="Consolas" w:eastAsia="맑은 고딕"/>
+          <w:sz w:val="21"/>
+        </w:rPr>
+        <w:t xml:space="preserve">OPEN RESETLOGS</w:t>
+      </w:r>
+      <w:r>
+        <w:rPr>
+          <w:rFonts w:ascii="맑은 고딕" w:hAnsi="맑은 고딕" w:eastAsia="맑은 고딕"/>
+          <w:sz w:val="21"/>
+        </w:rPr>
+        <w:t xml:space="preserve">를 수반하므로 이후 백업 계획이 바뀐다는 점을 기억한다.</w:t>
       </w:r>
     </w:p>
     <w:p>
@@ -9305,10 +14034,27 @@
           <w:rFonts w:ascii="맑은 고딕" w:hAnsi="맑은 고딕" w:eastAsia="맑은 고딕"/>
           <w:sz w:val="21"/>
         </w:rPr>
-        <w:t>모든 실습은 **chicago가 Primary인 상태로 끝낸다.** 되돌리는 것까지가 실습이다.</w:t>
+        <w:t xml:space="preserve">모든 실습은 </w:t>
+      </w:r>
+      <w:r>
+        <w:rPr>
+          <w:rFonts w:ascii="맑은 고딕" w:hAnsi="맑은 고딕" w:eastAsia="맑은 고딕"/>
+          <w:b/>
+          <w:sz w:val="21"/>
+        </w:rPr>
+        <w:t xml:space="preserve">chicago가 Primary인 상태로 끝낸다.</w:t>
+      </w:r>
+      <w:r>
+        <w:rPr>
+          <w:rFonts w:ascii="맑은 고딕" w:hAnsi="맑은 고딕" w:eastAsia="맑은 고딕"/>
+          <w:sz w:val="21"/>
+        </w:rPr>
+        <w:t xml:space="preserve"> 되돌리는 것까지가 실습이다.</w:t>
       </w:r>
     </w:p>
     <w:sectPr>
+      <w:headerReference w:type="default" r:id="rId9"/>
+      <w:footerReference w:type="default" r:id="rId10"/>
       <w:pgSz w:w="12240" w:h="15840"/>
       <w:pgMar w:top="1440" w:right="1800" w:bottom="1440" w:left="1800" w:header="720" w:footer="720" w:gutter="0"/>
       <w:cols w:space="720"/>
@@ -9316,6 +14062,26 @@
     </w:sectPr>
   </w:body>
 </w:document>
+</file>
+
+<file path=word/footer1.xml><?xml version="1.0" encoding="utf-8"?>
+<w:ftr xmlns:m="http://schemas.openxmlformats.org/officeDocument/2006/math" xmlns:mc="http://schemas.openxmlformats.org/markup-compatibility/2006" xmlns:mo="http://schemas.microsoft.com/office/mac/office/2008/main" xmlns:mv="urn:schemas-microsoft-com:mac:vml" xmlns:o="urn:schemas-microsoft-com:office:office" xmlns:r="http://schemas.openxmlformats.org/officeDocument/2006/relationships" xmlns:v="urn:schemas-microsoft-com:vml" xmlns:w10="urn:schemas-microsoft-com:office:word" xmlns:w14="http://schemas.microsoft.com/office/word/2010/wordml" xmlns:w="http://schemas.openxmlformats.org/wordprocessingml/2006/main" xmlns:wne="http://schemas.microsoft.com/office/word/2006/wordml" xmlns:wp14="http://schemas.microsoft.com/office/word/2010/wordprocessingDrawing" xmlns:wp="http://schemas.openxmlformats.org/drawingml/2006/wordprocessingDrawing" xmlns:wpc="http://schemas.microsoft.com/office/word/2010/wordprocessingCanvas" xmlns:wpg="http://schemas.microsoft.com/office/word/2010/wordprocessingGroup" xmlns:wpi="http://schemas.microsoft.com/office/word/2010/wordprocessingInk" xmlns:wps="http://schemas.microsoft.com/office/word/2010/wordprocessingShape" mc:Ignorable="w14 wp14">
+  <w:p>
+    <w:pPr>
+      <w:pStyle w:val="Footer"/>
+    </w:pPr>
+  </w:p>
+</w:ftr>
+</file>
+
+<file path=word/header1.xml><?xml version="1.0" encoding="utf-8"?>
+<w:hdr xmlns:m="http://schemas.openxmlformats.org/officeDocument/2006/math" xmlns:mc="http://schemas.openxmlformats.org/markup-compatibility/2006" xmlns:mo="http://schemas.microsoft.com/office/mac/office/2008/main" xmlns:mv="urn:schemas-microsoft-com:mac:vml" xmlns:o="urn:schemas-microsoft-com:office:office" xmlns:r="http://schemas.openxmlformats.org/officeDocument/2006/relationships" xmlns:v="urn:schemas-microsoft-com:vml" xmlns:w10="urn:schemas-microsoft-com:office:word" xmlns:w14="http://schemas.microsoft.com/office/word/2010/wordml" xmlns:w="http://schemas.openxmlformats.org/wordprocessingml/2006/main" xmlns:wne="http://schemas.microsoft.com/office/word/2006/wordml" xmlns:wp14="http://schemas.microsoft.com/office/word/2010/wordprocessingDrawing" xmlns:wp="http://schemas.openxmlformats.org/drawingml/2006/wordprocessingDrawing" xmlns:wpc="http://schemas.microsoft.com/office/word/2010/wordprocessingCanvas" xmlns:wpg="http://schemas.microsoft.com/office/word/2010/wordprocessingGroup" xmlns:wpi="http://schemas.microsoft.com/office/word/2010/wordprocessingInk" xmlns:wps="http://schemas.microsoft.com/office/word/2010/wordprocessingShape" mc:Ignorable="w14 wp14">
+  <w:p>
+    <w:pPr>
+      <w:pStyle w:val="Header"/>
+    </w:pPr>
+  </w:p>
+</w:hdr>
 </file>
 
 <file path=word/numbering.xml><?xml version="1.0" encoding="utf-8"?>
